--- a/inspection-rep-docx/album_template.docx
+++ b/inspection-rep-docx/album_template.docx
@@ -354,33 +354,7 @@
           <w:sz w:val="20"/>
           <w:szCs w:val="20"/>
         </w:rPr>
-        <w:t>{{ params.period_end | add_day_parser</w:t>
-      </w:r>
-      <w:r>
-        <w:rPr>
-          <w:rFonts w:ascii="PT Sans Caption" w:hAnsi="PT Sans Caption"/>
-          <w:b/>
-          <w:bCs/>
-          <w:i w:val="false"/>
-          <w:iCs w:val="false"/>
-          <w:color w:val="000000"/>
-          <w:sz w:val="20"/>
-          <w:szCs w:val="20"/>
-        </w:rPr>
-        <w:t>(1)</w:t>
-      </w:r>
-      <w:r>
-        <w:rPr>
-          <w:rFonts w:ascii="PT Sans Caption" w:hAnsi="PT Sans Caption"/>
-          <w:b/>
-          <w:bCs/>
-          <w:i w:val="false"/>
-          <w:iCs w:val="false"/>
-          <w:color w:val="000000"/>
-          <w:sz w:val="20"/>
-          <w:szCs w:val="20"/>
-        </w:rPr>
-        <w:t xml:space="preserve"> }}</w:t>
+        <w:t>{{ params.period_end | add_day_parser(1) }}</w:t>
       </w:r>
     </w:p>
     <w:p>
@@ -1999,7 +1973,24 @@
                 <w:szCs w:val="18"/>
                 <w:shd w:fill="auto" w:val="clear"/>
               </w:rPr>
-              <w:t xml:space="preserve">params.period_start </w:t>
+              <w:t>params.period_start | add_day_parser(0) }}</w:t>
+            </w:r>
+            <w:r>
+              <w:rPr>
+                <w:rStyle w:val="Style12"/>
+                <w:rFonts w:ascii="PT Sans Caption" w:hAnsi="PT Sans Caption"/>
+                <w:b w:val="false"/>
+                <w:bCs w:val="false"/>
+                <w:i w:val="false"/>
+                <w:caps w:val="false"/>
+                <w:smallCaps w:val="false"/>
+                <w:color w:val="000000"/>
+                <w:spacing w:val="0"/>
+                <w:sz w:val="18"/>
+                <w:szCs w:val="18"/>
+                <w:shd w:fill="auto" w:val="clear"/>
+              </w:rPr>
+              <w:t xml:space="preserve"> - {{ </w:t>
             </w:r>
             <w:r>
               <w:rPr>
@@ -2017,60 +2008,7 @@
                 <w:szCs w:val="18"/>
                 <w:shd w:fill="auto" w:val="clear"/>
               </w:rPr>
-              <w:t>| add_day_parser(0) }}</w:t>
-            </w:r>
-            <w:r>
-              <w:rPr>
-                <w:rStyle w:val="Style12"/>
-                <w:rFonts w:ascii="PT Sans Caption" w:hAnsi="PT Sans Caption"/>
-                <w:b w:val="false"/>
-                <w:bCs w:val="false"/>
-                <w:i w:val="false"/>
-                <w:caps w:val="false"/>
-                <w:smallCaps w:val="false"/>
-                <w:color w:val="000000"/>
-                <w:spacing w:val="0"/>
-                <w:sz w:val="18"/>
-                <w:szCs w:val="18"/>
-                <w:shd w:fill="auto" w:val="clear"/>
-              </w:rPr>
-              <w:t xml:space="preserve"> - {{ </w:t>
-            </w:r>
-            <w:r>
-              <w:rPr>
-                <w:rStyle w:val="Style12"/>
-                <w:rFonts w:ascii="PT Sans Caption" w:hAnsi="PT Sans Caption"/>
-                <w:b w:val="false"/>
-                <w:bCs w:val="false"/>
-                <w:i w:val="false"/>
-                <w:iCs w:val="false"/>
-                <w:caps w:val="false"/>
-                <w:smallCaps w:val="false"/>
-                <w:color w:val="000000"/>
-                <w:spacing w:val="0"/>
-                <w:sz w:val="18"/>
-                <w:szCs w:val="18"/>
-                <w:shd w:fill="auto" w:val="clear"/>
-              </w:rPr>
-              <w:t xml:space="preserve">params.period_end </w:t>
-            </w:r>
-            <w:r>
-              <w:rPr>
-                <w:rStyle w:val="Style12"/>
-                <w:rFonts w:ascii="PT Sans Caption" w:hAnsi="PT Sans Caption"/>
-                <w:b w:val="false"/>
-                <w:bCs w:val="false"/>
-                <w:i w:val="false"/>
-                <w:iCs w:val="false"/>
-                <w:caps w:val="false"/>
-                <w:smallCaps w:val="false"/>
-                <w:color w:val="000000"/>
-                <w:spacing w:val="0"/>
-                <w:sz w:val="18"/>
-                <w:szCs w:val="18"/>
-                <w:shd w:fill="auto" w:val="clear"/>
-              </w:rPr>
-              <w:t>| add_day_parser(0) }}</w:t>
+              <w:t>params.period_end | add_day_parser(0) }}</w:t>
             </w:r>
           </w:p>
         </w:tc>
@@ -3625,9 +3563,9 @@
     </w:p>
     <w:tbl>
       <w:tblPr>
-        <w:tblW w:w="15408" w:type="dxa"/>
+        <w:tblW w:w="5000" w:type="pct"/>
         <w:jc w:val="left"/>
-        <w:tblInd w:w="60" w:type="dxa"/>
+        <w:tblInd w:w="55" w:type="dxa"/>
         <w:tblLayout w:type="fixed"/>
         <w:tblCellMar>
           <w:top w:w="55" w:type="dxa"/>
@@ -3637,16 +3575,16 @@
         </w:tblCellMar>
       </w:tblPr>
       <w:tblGrid>
-        <w:gridCol w:w="858"/>
-        <w:gridCol w:w="3080"/>
-        <w:gridCol w:w="4308"/>
-        <w:gridCol w:w="7162"/>
+        <w:gridCol w:w="922"/>
+        <w:gridCol w:w="3042"/>
+        <w:gridCol w:w="4313"/>
+        <w:gridCol w:w="7120"/>
       </w:tblGrid>
       <w:tr>
         <w:trPr/>
         <w:tc>
           <w:tcPr>
-            <w:tcW w:w="858" w:type="dxa"/>
+            <w:tcW w:w="922" w:type="dxa"/>
             <w:tcBorders>
               <w:top w:val="single" w:sz="4" w:space="0" w:color="808080"/>
               <w:left w:val="single" w:sz="4" w:space="0" w:color="808080"/>
@@ -3681,7 +3619,7 @@
         </w:tc>
         <w:tc>
           <w:tcPr>
-            <w:tcW w:w="3080" w:type="dxa"/>
+            <w:tcW w:w="3042" w:type="dxa"/>
             <w:tcBorders>
               <w:top w:val="single" w:sz="4" w:space="0" w:color="808080"/>
               <w:left w:val="single" w:sz="4" w:space="0" w:color="808080"/>
@@ -3726,7 +3664,7 @@
         </w:tc>
         <w:tc>
           <w:tcPr>
-            <w:tcW w:w="4308" w:type="dxa"/>
+            <w:tcW w:w="4313" w:type="dxa"/>
             <w:tcBorders>
               <w:top w:val="single" w:sz="4" w:space="0" w:color="808080"/>
               <w:left w:val="single" w:sz="4" w:space="0" w:color="808080"/>
@@ -3771,7 +3709,7 @@
         </w:tc>
         <w:tc>
           <w:tcPr>
-            <w:tcW w:w="7162" w:type="dxa"/>
+            <w:tcW w:w="7120" w:type="dxa"/>
             <w:tcBorders>
               <w:top w:val="single" w:sz="4" w:space="0" w:color="808080"/>
               <w:left w:val="single" w:sz="4" w:space="0" w:color="808080"/>
@@ -3898,39 +3836,7 @@
           <w:szCs w:val="18"/>
           <w:shd w:fill="auto" w:val="clear"/>
         </w:rPr>
-        <w:t xml:space="preserve">if item | </w:t>
-      </w:r>
-      <w:r>
-        <w:rPr>
-          <w:rStyle w:val="Style12"/>
-          <w:rFonts w:ascii="PT Sans Caption" w:hAnsi="PT Sans Caption"/>
-          <w:b w:val="false"/>
-          <w:i w:val="false"/>
-          <w:caps w:val="false"/>
-          <w:smallCaps w:val="false"/>
-          <w:color w:val="CC0000"/>
-          <w:spacing w:val="0"/>
-          <w:sz w:val="18"/>
-          <w:szCs w:val="18"/>
-          <w:shd w:fill="auto" w:val="clear"/>
-        </w:rPr>
-        <w:t>group_label</w:t>
-      </w:r>
-      <w:r>
-        <w:rPr>
-          <w:rStyle w:val="Style12"/>
-          <w:rFonts w:ascii="PT Sans Caption" w:hAnsi="PT Sans Caption"/>
-          <w:b w:val="false"/>
-          <w:i w:val="false"/>
-          <w:caps w:val="false"/>
-          <w:smallCaps w:val="false"/>
-          <w:color w:val="CC0000"/>
-          <w:spacing w:val="0"/>
-          <w:sz w:val="18"/>
-          <w:szCs w:val="18"/>
-          <w:shd w:fill="FFFFFF" w:val="clear"/>
-        </w:rPr>
-        <w:t>_parser</w:t>
+        <w:t>if item.group_label | length &gt; 0</w:t>
       </w:r>
       <w:r>
         <w:rPr>
@@ -3983,9 +3889,9 @@
     </w:p>
     <w:tbl>
       <w:tblPr>
-        <w:tblW w:w="15406" w:type="dxa"/>
+        <w:tblW w:w="5000" w:type="pct"/>
         <w:jc w:val="left"/>
-        <w:tblInd w:w="64" w:type="dxa"/>
+        <w:tblInd w:w="55" w:type="dxa"/>
         <w:tblLayout w:type="fixed"/>
         <w:tblCellMar>
           <w:top w:w="55" w:type="dxa"/>
@@ -3995,7 +3901,7 @@
         </w:tblCellMar>
       </w:tblPr>
       <w:tblGrid>
-        <w:gridCol w:w="15406"/>
+        <w:gridCol w:w="15398"/>
       </w:tblGrid>
       <w:tr>
         <w:trPr>
@@ -4003,7 +3909,7 @@
         </w:trPr>
         <w:tc>
           <w:tcPr>
-            <w:tcW w:w="15406" w:type="dxa"/>
+            <w:tcW w:w="15398" w:type="dxa"/>
             <w:tcBorders>
               <w:top w:val="single" w:sz="4" w:space="0" w:color="808080"/>
               <w:left w:val="single" w:sz="4" w:space="0" w:color="808080"/>
@@ -4032,33 +3938,7 @@
                 <w:szCs w:val="18"/>
                 <w:shd w:fill="auto" w:val="clear"/>
               </w:rPr>
-              <w:t xml:space="preserve">{{ item | </w:t>
-            </w:r>
-            <w:r>
-              <w:rPr>
-                <w:rStyle w:val="Style12"/>
-                <w:rFonts w:ascii="PT Sans Caption" w:hAnsi="PT Sans Caption"/>
-                <w:b/>
-                <w:bCs/>
-                <w:color w:val="000000"/>
-                <w:sz w:val="18"/>
-                <w:szCs w:val="18"/>
-                <w:shd w:fill="auto" w:val="clear"/>
-              </w:rPr>
-              <w:t>group_label</w:t>
-            </w:r>
-            <w:r>
-              <w:rPr>
-                <w:rStyle w:val="Style12"/>
-                <w:rFonts w:ascii="PT Sans Caption" w:hAnsi="PT Sans Caption"/>
-                <w:b/>
-                <w:bCs/>
-                <w:color w:val="000000"/>
-                <w:sz w:val="18"/>
-                <w:szCs w:val="18"/>
-                <w:shd w:fill="auto" w:val="clear"/>
-              </w:rPr>
-              <w:t>_parser }}</w:t>
+              <w:t>{{ item.group_label }}</w:t>
             </w:r>
           </w:p>
         </w:tc>
@@ -4195,7 +4075,7 @@
     </w:p>
     <w:tbl>
       <w:tblPr>
-        <w:tblW w:w="15388" w:type="dxa"/>
+        <w:tblW w:w="5000" w:type="pct"/>
         <w:jc w:val="center"/>
         <w:tblInd w:w="0" w:type="dxa"/>
         <w:tblLayout w:type="fixed"/>
@@ -4207,16 +4087,16 @@
         </w:tblCellMar>
       </w:tblPr>
       <w:tblGrid>
-        <w:gridCol w:w="908"/>
-        <w:gridCol w:w="3084"/>
-        <w:gridCol w:w="4308"/>
-        <w:gridCol w:w="7088"/>
+        <w:gridCol w:w="923"/>
+        <w:gridCol w:w="3071"/>
+        <w:gridCol w:w="4311"/>
+        <w:gridCol w:w="7092"/>
       </w:tblGrid>
       <w:tr>
         <w:trPr/>
         <w:tc>
           <w:tcPr>
-            <w:tcW w:w="908" w:type="dxa"/>
+            <w:tcW w:w="923" w:type="dxa"/>
             <w:tcBorders>
               <w:top w:val="single" w:sz="4" w:space="0" w:color="808080"/>
               <w:left w:val="single" w:sz="4" w:space="0" w:color="808080"/>
@@ -4247,7 +4127,7 @@
         </w:tc>
         <w:tc>
           <w:tcPr>
-            <w:tcW w:w="3084" w:type="dxa"/>
+            <w:tcW w:w="3071" w:type="dxa"/>
             <w:tcBorders>
               <w:top w:val="single" w:sz="4" w:space="0" w:color="808080"/>
               <w:left w:val="single" w:sz="4" w:space="0" w:color="808080"/>
@@ -4296,7 +4176,7 @@
         </w:tc>
         <w:tc>
           <w:tcPr>
-            <w:tcW w:w="4308" w:type="dxa"/>
+            <w:tcW w:w="4311" w:type="dxa"/>
             <w:tcBorders>
               <w:top w:val="single" w:sz="4" w:space="0" w:color="808080"/>
               <w:left w:val="single" w:sz="4" w:space="0" w:color="808080"/>
@@ -4628,7 +4508,7 @@
         </w:tc>
         <w:tc>
           <w:tcPr>
-            <w:tcW w:w="7088" w:type="dxa"/>
+            <w:tcW w:w="7092" w:type="dxa"/>
             <w:tcBorders>
               <w:top w:val="single" w:sz="4" w:space="0" w:color="808080"/>
               <w:left w:val="single" w:sz="4" w:space="0" w:color="808080"/>
@@ -4828,7 +4708,7 @@
                 <w:i w:val="false"/>
                 <w:caps w:val="false"/>
                 <w:smallCaps w:val="false"/>
-                <w:color w:val="000000"/>
+                <w:color w:val="C9211E"/>
                 <w:spacing w:val="0"/>
                 <w:sz w:val="18"/>
                 <w:szCs w:val="18"/>
@@ -4858,7 +4738,7 @@
                 <w:i w:val="false"/>
                 <w:caps w:val="false"/>
                 <w:smallCaps w:val="false"/>
-                <w:color w:val="000000"/>
+                <w:color w:val="C9211E"/>
                 <w:spacing w:val="0"/>
                 <w:sz w:val="18"/>
                 <w:szCs w:val="18"/>
@@ -4877,7 +4757,7 @@
                 <w:szCs w:val="18"/>
                 <w:shd w:fill="auto" w:val="clear"/>
               </w:rPr>
-              <w:t xml:space="preserve"> in item</w:t>
+              <w:t xml:space="preserve"> in item and item.t_sticker_min</w:t>
             </w:r>
             <w:r>
               <w:rPr>
@@ -14945,7 +14825,7 @@
                 <w:rStyle w:val="Style12"/>
                 <w:rFonts w:ascii="PT Sans Caption" w:hAnsi="PT Sans Caption"/>
                 <w:bCs/>
-                <w:color w:val="080808"/>
+                <w:color w:val="FF8000"/>
                 <w:sz w:val="18"/>
                 <w:szCs w:val="18"/>
                 <w:shd w:fill="auto" w:val="clear"/>
@@ -14957,7 +14837,7 @@
                 <w:rStyle w:val="Style12"/>
                 <w:rFonts w:ascii="PT Sans Caption" w:hAnsi="PT Sans Caption"/>
                 <w:bCs/>
-                <w:color w:val="00622F"/>
+                <w:color w:val="FF8000"/>
                 <w:sz w:val="18"/>
                 <w:szCs w:val="18"/>
                 <w:shd w:fill="auto" w:val="clear"/>
@@ -14969,7 +14849,7 @@
                 <w:rStyle w:val="Style12"/>
                 <w:rFonts w:ascii="PT Sans Caption" w:hAnsi="PT Sans Caption"/>
                 <w:bCs/>
-                <w:color w:val="080808"/>
+                <w:color w:val="FF8000"/>
                 <w:sz w:val="18"/>
                 <w:szCs w:val="18"/>
                 <w:shd w:fill="auto" w:val="clear"/>
@@ -14981,7 +14861,7 @@
                 <w:rStyle w:val="Style12"/>
                 <w:rFonts w:ascii="PT Sans Caption" w:hAnsi="PT Sans Caption"/>
                 <w:bCs/>
-                <w:color w:val="222832"/>
+                <w:color w:val="FF8000"/>
                 <w:sz w:val="18"/>
                 <w:szCs w:val="18"/>
                 <w:shd w:fill="auto" w:val="clear"/>
@@ -14993,7 +14873,7 @@
                 <w:rStyle w:val="Style12"/>
                 <w:rFonts w:ascii="PT Sans Caption" w:hAnsi="PT Sans Caption"/>
                 <w:bCs/>
-                <w:color w:val="C9211E"/>
+                <w:color w:val="FF8000"/>
                 <w:sz w:val="18"/>
                 <w:szCs w:val="18"/>
                 <w:shd w:fill="auto" w:val="clear"/>
@@ -15005,7 +14885,7 @@
                 <w:rStyle w:val="Style12"/>
                 <w:rFonts w:ascii="PT Sans Caption" w:hAnsi="PT Sans Caption"/>
                 <w:bCs w:val="false"/>
-                <w:color w:val="C9211E"/>
+                <w:color w:val="FF8000"/>
                 <w:sz w:val="18"/>
                 <w:szCs w:val="18"/>
                 <w:shd w:fill="auto" w:val="clear"/>
@@ -15017,7 +14897,7 @@
                 <w:rStyle w:val="Style12"/>
                 <w:rFonts w:ascii="PT Sans Caption" w:hAnsi="PT Sans Caption"/>
                 <w:bCs/>
-                <w:color w:val="CC0000"/>
+                <w:color w:val="FF8000"/>
                 <w:sz w:val="18"/>
                 <w:szCs w:val="18"/>
               </w:rPr>
@@ -15028,7 +14908,7 @@
                 <w:rStyle w:val="Style12"/>
                 <w:rFonts w:ascii="PT Sans Caption" w:hAnsi="PT Sans Caption"/>
                 <w:bCs/>
-                <w:color w:val="00622F"/>
+                <w:color w:val="FF8000"/>
                 <w:sz w:val="18"/>
                 <w:szCs w:val="18"/>
                 <w:shd w:fill="auto" w:val="clear"/>
@@ -15040,7 +14920,7 @@
                 <w:rStyle w:val="Style12"/>
                 <w:rFonts w:ascii="PT Sans Caption" w:hAnsi="PT Sans Caption"/>
                 <w:bCs/>
-                <w:color w:val="080808"/>
+                <w:color w:val="FF8000"/>
                 <w:sz w:val="18"/>
                 <w:szCs w:val="18"/>
                 <w:shd w:fill="auto" w:val="clear"/>
@@ -15062,7 +14942,7 @@
                 <w:rFonts w:ascii="PT Sans Caption" w:hAnsi="PT Sans Caption"/>
                 <w:b w:val="false"/>
                 <w:bCs w:val="false"/>
-                <w:color w:val="158466"/>
+                <w:color w:val="FF8000"/>
                 <w:sz w:val="18"/>
                 <w:szCs w:val="18"/>
                 <w:shd w:fill="FFFFFF" w:val="clear"/>
@@ -15075,7 +14955,7 @@
                 <w:rFonts w:ascii="PT Sans Caption" w:hAnsi="PT Sans Caption"/>
                 <w:b w:val="false"/>
                 <w:bCs w:val="false"/>
-                <w:color w:val="158466"/>
+                <w:color w:val="FF8000"/>
                 <w:sz w:val="18"/>
                 <w:szCs w:val="18"/>
                 <w:shd w:fill="auto" w:val="clear"/>
@@ -15087,7 +14967,7 @@
                 <w:rFonts w:ascii="PT Sans Caption" w:hAnsi="PT Sans Caption"/>
                 <w:b w:val="false"/>
                 <w:bCs w:val="false"/>
-                <w:color w:val="158466"/>
+                <w:color w:val="FF8000"/>
                 <w:sz w:val="18"/>
                 <w:szCs w:val="18"/>
                 <w:shd w:fill="FFFFFF" w:val="clear"/>
@@ -15100,7 +14980,7 @@
                 <w:rFonts w:ascii="PT Sans Caption" w:hAnsi="PT Sans Caption"/>
                 <w:b w:val="false"/>
                 <w:bCs w:val="false"/>
-                <w:color w:val="158466"/>
+                <w:color w:val="FF8000"/>
                 <w:sz w:val="18"/>
                 <w:szCs w:val="18"/>
                 <w:shd w:fill="auto" w:val="clear"/>
@@ -15113,7 +14993,7 @@
                 <w:rFonts w:ascii="PT Sans Caption" w:hAnsi="PT Sans Caption"/>
                 <w:b w:val="false"/>
                 <w:bCs w:val="false"/>
-                <w:color w:val="158466"/>
+                <w:color w:val="FF8000"/>
                 <w:sz w:val="18"/>
                 <w:szCs w:val="18"/>
                 <w:shd w:fill="FFFFFF" w:val="clear"/>
@@ -15125,7 +15005,7 @@
                 <w:rFonts w:ascii="PT Sans Caption" w:hAnsi="PT Sans Caption"/>
                 <w:b w:val="false"/>
                 <w:bCs w:val="false"/>
-                <w:color w:val="158466"/>
+                <w:color w:val="FF8000"/>
                 <w:sz w:val="18"/>
                 <w:szCs w:val="18"/>
                 <w:shd w:fill="FFFFFF" w:val="clear"/>
@@ -15138,7 +15018,7 @@
                 <w:rFonts w:ascii="PT Sans Caption" w:hAnsi="PT Sans Caption"/>
                 <w:b w:val="false"/>
                 <w:bCs w:val="false"/>
-                <w:color w:val="158466"/>
+                <w:color w:val="FF8000"/>
                 <w:sz w:val="18"/>
                 <w:szCs w:val="18"/>
                 <w:shd w:fill="auto" w:val="clear"/>
@@ -15151,7 +15031,7 @@
                 <w:rFonts w:ascii="PT Sans Caption" w:hAnsi="PT Sans Caption"/>
                 <w:b w:val="false"/>
                 <w:bCs w:val="false"/>
-                <w:color w:val="158466"/>
+                <w:color w:val="FF8000"/>
                 <w:sz w:val="18"/>
                 <w:szCs w:val="18"/>
                 <w:shd w:fill="FFFFFF" w:val="clear"/>
@@ -15164,12 +15044,12 @@
                 <w:rFonts w:ascii="PT Sans Caption" w:hAnsi="PT Sans Caption"/>
                 <w:b w:val="false"/>
                 <w:bCs w:val="false"/>
-                <w:color w:val="158466"/>
-                <w:sz w:val="18"/>
-                <w:szCs w:val="18"/>
-                <w:shd w:fill="auto" w:val="clear"/>
-              </w:rPr>
-              <w:t>item.t_max }},  delta_t: {{ delta_t }}, criticality_sort: {{ item.criticality_sort }}, is_panel: {{ item.is_panel }}</w:t>
+                <w:color w:val="FF8000"/>
+                <w:sz w:val="18"/>
+                <w:szCs w:val="18"/>
+                <w:shd w:fill="auto" w:val="clear"/>
+              </w:rPr>
+              <w:t>item.t_max }},  delta_t: {{ delta_t }},  is_panel: {{ item.is_panel }}</w:t>
             </w:r>
           </w:p>
           <w:p>
@@ -15187,7 +15067,7 @@
                 <w:rFonts w:ascii="PT Sans Caption" w:hAnsi="PT Sans Caption"/>
                 <w:b w:val="false"/>
                 <w:bCs/>
-                <w:color w:val="080808"/>
+                <w:color w:val="FF8000"/>
                 <w:sz w:val="18"/>
                 <w:szCs w:val="18"/>
                 <w:shd w:fill="auto" w:val="clear"/>
@@ -15200,7 +15080,7 @@
                 <w:rFonts w:ascii="PT Sans Caption" w:hAnsi="PT Sans Caption"/>
                 <w:b w:val="false"/>
                 <w:bCs/>
-                <w:color w:val="00622F"/>
+                <w:color w:val="FF8000"/>
                 <w:sz w:val="18"/>
                 <w:szCs w:val="18"/>
                 <w:shd w:fill="auto" w:val="clear"/>
@@ -15213,7 +15093,7 @@
                 <w:rFonts w:ascii="PT Sans Caption" w:hAnsi="PT Sans Caption"/>
                 <w:b w:val="false"/>
                 <w:bCs/>
-                <w:color w:val="080808"/>
+                <w:color w:val="FF8000"/>
                 <w:sz w:val="18"/>
                 <w:szCs w:val="18"/>
                 <w:shd w:fill="auto" w:val="clear"/>
@@ -15226,7 +15106,7 @@
                 <w:rFonts w:ascii="PT Sans Caption" w:hAnsi="PT Sans Caption"/>
                 <w:b w:val="false"/>
                 <w:bCs/>
-                <w:color w:val="222832"/>
+                <w:color w:val="FF8000"/>
                 <w:sz w:val="18"/>
                 <w:szCs w:val="18"/>
                 <w:shd w:fill="auto" w:val="clear"/>
@@ -15239,7 +15119,7 @@
                 <w:rFonts w:ascii="PT Sans Caption" w:hAnsi="PT Sans Caption"/>
                 <w:b w:val="false"/>
                 <w:bCs/>
-                <w:color w:val="C9211E"/>
+                <w:color w:val="FF8000"/>
                 <w:sz w:val="18"/>
                 <w:szCs w:val="18"/>
                 <w:shd w:fill="auto" w:val="clear"/>
@@ -15252,7 +15132,7 @@
                 <w:rFonts w:ascii="PT Sans Caption" w:hAnsi="PT Sans Caption"/>
                 <w:b w:val="false"/>
                 <w:bCs/>
-                <w:color w:val="222832"/>
+                <w:color w:val="FF8000"/>
                 <w:sz w:val="18"/>
                 <w:szCs w:val="18"/>
                 <w:shd w:fill="auto" w:val="clear"/>
@@ -15265,7 +15145,7 @@
                 <w:rFonts w:ascii="PT Sans Caption" w:hAnsi="PT Sans Caption"/>
                 <w:b w:val="false"/>
                 <w:bCs/>
-                <w:color w:val="00622F"/>
+                <w:color w:val="FF8000"/>
                 <w:sz w:val="18"/>
                 <w:szCs w:val="18"/>
                 <w:shd w:fill="auto" w:val="clear"/>
@@ -15278,7 +15158,7 @@
                 <w:rFonts w:ascii="PT Sans Caption" w:hAnsi="PT Sans Caption"/>
                 <w:b w:val="false"/>
                 <w:bCs/>
-                <w:color w:val="080808"/>
+                <w:color w:val="FF8000"/>
                 <w:sz w:val="18"/>
                 <w:szCs w:val="18"/>
                 <w:shd w:fill="auto" w:val="clear"/>
@@ -15611,7 +15491,7 @@
                 <w:rFonts w:ascii="PT Sans Caption" w:hAnsi="PT Sans Caption"/>
                 <w:b w:val="false"/>
                 <w:bCs/>
-                <w:color w:val="080808"/>
+                <w:color w:val="FF8000"/>
                 <w:sz w:val="18"/>
                 <w:szCs w:val="18"/>
                 <w:shd w:fill="auto" w:val="clear"/>
@@ -15624,7 +15504,7 @@
                 <w:rFonts w:ascii="PT Sans Caption" w:hAnsi="PT Sans Caption"/>
                 <w:b w:val="false"/>
                 <w:bCs/>
-                <w:color w:val="00622F"/>
+                <w:color w:val="FF8000"/>
                 <w:sz w:val="18"/>
                 <w:szCs w:val="18"/>
                 <w:shd w:fill="auto" w:val="clear"/>
@@ -15637,7 +15517,7 @@
                 <w:rFonts w:ascii="PT Sans Caption" w:hAnsi="PT Sans Caption"/>
                 <w:b w:val="false"/>
                 <w:bCs/>
-                <w:color w:val="080808"/>
+                <w:color w:val="FF8000"/>
                 <w:sz w:val="18"/>
                 <w:szCs w:val="18"/>
                 <w:shd w:fill="auto" w:val="clear"/>
@@ -15650,7 +15530,7 @@
                 <w:rFonts w:ascii="PT Sans Caption" w:hAnsi="PT Sans Caption"/>
                 <w:b w:val="false"/>
                 <w:bCs/>
-                <w:color w:val="222832"/>
+                <w:color w:val="FF8000"/>
                 <w:sz w:val="18"/>
                 <w:szCs w:val="18"/>
                 <w:shd w:fill="auto" w:val="clear"/>
@@ -15663,7 +15543,7 @@
                 <w:rFonts w:ascii="PT Sans Caption" w:hAnsi="PT Sans Caption"/>
                 <w:b w:val="false"/>
                 <w:bCs/>
-                <w:color w:val="C9211E"/>
+                <w:color w:val="FF8000"/>
                 <w:sz w:val="18"/>
                 <w:szCs w:val="18"/>
                 <w:shd w:fill="auto" w:val="clear"/>
@@ -15676,7 +15556,7 @@
                 <w:rFonts w:ascii="PT Sans Caption" w:hAnsi="PT Sans Caption"/>
                 <w:b w:val="false"/>
                 <w:bCs w:val="false"/>
-                <w:color w:val="C9211E"/>
+                <w:color w:val="FF8000"/>
                 <w:sz w:val="18"/>
                 <w:szCs w:val="18"/>
                 <w:shd w:fill="auto" w:val="clear"/>
@@ -15689,7 +15569,7 @@
                 <w:rFonts w:ascii="PT Sans Caption" w:hAnsi="PT Sans Caption"/>
                 <w:b w:val="false"/>
                 <w:bCs/>
-                <w:color w:val="CC0000"/>
+                <w:color w:val="FF8000"/>
                 <w:sz w:val="18"/>
                 <w:szCs w:val="18"/>
                 <w:shd w:fill="auto" w:val="clear"/>
@@ -15702,7 +15582,7 @@
                 <w:rFonts w:ascii="PT Sans Caption" w:hAnsi="PT Sans Caption"/>
                 <w:b w:val="false"/>
                 <w:bCs/>
-                <w:color w:val="00622F"/>
+                <w:color w:val="FF8000"/>
                 <w:sz w:val="18"/>
                 <w:szCs w:val="18"/>
                 <w:shd w:fill="auto" w:val="clear"/>
@@ -15715,7 +15595,7 @@
                 <w:rFonts w:ascii="PT Sans Caption" w:hAnsi="PT Sans Caption"/>
                 <w:b w:val="false"/>
                 <w:bCs/>
-                <w:color w:val="080808"/>
+                <w:color w:val="FF8000"/>
                 <w:sz w:val="18"/>
                 <w:szCs w:val="18"/>
                 <w:shd w:fill="auto" w:val="clear"/>
@@ -15738,7 +15618,7 @@
                 <w:rFonts w:ascii="PT Sans Caption" w:hAnsi="PT Sans Caption"/>
                 <w:b w:val="false"/>
                 <w:bCs w:val="false"/>
-                <w:color w:val="158466"/>
+                <w:color w:val="FF8000"/>
                 <w:sz w:val="18"/>
                 <w:szCs w:val="18"/>
                 <w:shd w:fill="FFFFFF" w:val="clear"/>
@@ -15761,7 +15641,7 @@
                 <w:rFonts w:ascii="PT Sans Caption" w:hAnsi="PT Sans Caption"/>
                 <w:b w:val="false"/>
                 <w:bCs/>
-                <w:color w:val="080808"/>
+                <w:color w:val="FF8000"/>
                 <w:sz w:val="18"/>
                 <w:szCs w:val="18"/>
                 <w:shd w:fill="auto" w:val="clear"/>
@@ -15774,7 +15654,7 @@
                 <w:rFonts w:ascii="PT Sans Caption" w:hAnsi="PT Sans Caption"/>
                 <w:b w:val="false"/>
                 <w:bCs/>
-                <w:color w:val="00622F"/>
+                <w:color w:val="FF8000"/>
                 <w:sz w:val="18"/>
                 <w:szCs w:val="18"/>
                 <w:shd w:fill="auto" w:val="clear"/>
@@ -15787,7 +15667,7 @@
                 <w:rFonts w:ascii="PT Sans Caption" w:hAnsi="PT Sans Caption"/>
                 <w:b w:val="false"/>
                 <w:bCs/>
-                <w:color w:val="080808"/>
+                <w:color w:val="FF8000"/>
                 <w:sz w:val="18"/>
                 <w:szCs w:val="18"/>
                 <w:shd w:fill="auto" w:val="clear"/>
@@ -15800,7 +15680,7 @@
                 <w:rFonts w:ascii="PT Sans Caption" w:hAnsi="PT Sans Caption"/>
                 <w:b w:val="false"/>
                 <w:bCs/>
-                <w:color w:val="222832"/>
+                <w:color w:val="FF8000"/>
                 <w:sz w:val="18"/>
                 <w:szCs w:val="18"/>
                 <w:shd w:fill="auto" w:val="clear"/>
@@ -15813,7 +15693,7 @@
                 <w:rFonts w:ascii="PT Sans Caption" w:hAnsi="PT Sans Caption"/>
                 <w:b w:val="false"/>
                 <w:bCs/>
-                <w:color w:val="C9211E"/>
+                <w:color w:val="FF8000"/>
                 <w:sz w:val="18"/>
                 <w:szCs w:val="18"/>
                 <w:shd w:fill="auto" w:val="clear"/>
@@ -15826,7 +15706,7 @@
                 <w:rFonts w:ascii="PT Sans Caption" w:hAnsi="PT Sans Caption"/>
                 <w:b w:val="false"/>
                 <w:bCs/>
-                <w:color w:val="222832"/>
+                <w:color w:val="FF8000"/>
                 <w:sz w:val="18"/>
                 <w:szCs w:val="18"/>
                 <w:shd w:fill="auto" w:val="clear"/>
@@ -15839,7 +15719,7 @@
                 <w:rFonts w:ascii="PT Sans Caption" w:hAnsi="PT Sans Caption"/>
                 <w:b w:val="false"/>
                 <w:bCs/>
-                <w:color w:val="00622F"/>
+                <w:color w:val="FF8000"/>
                 <w:sz w:val="18"/>
                 <w:szCs w:val="18"/>
                 <w:shd w:fill="auto" w:val="clear"/>
@@ -15852,7 +15732,7 @@
                 <w:rFonts w:ascii="PT Sans Caption" w:hAnsi="PT Sans Caption"/>
                 <w:b w:val="false"/>
                 <w:bCs/>
-                <w:color w:val="080808"/>
+                <w:color w:val="FF8000"/>
                 <w:sz w:val="18"/>
                 <w:szCs w:val="18"/>
                 <w:shd w:fill="auto" w:val="clear"/>
@@ -16183,22 +16063,24 @@
           <w:p>
             <w:pPr>
               <w:pStyle w:val="Normal"/>
-              <w:widowControl/>
               <w:bidi w:val="0"/>
-              <w:ind w:hanging="0" w:left="0" w:right="0"/>
               <w:jc w:val="left"/>
               <w:rPr/>
             </w:pPr>
             <w:r>
               <w:rPr>
-                <w:rStyle w:val="Style12"/>
-                <w:rFonts w:ascii="PT Sans Caption" w:hAnsi="PT Sans Caption"/>
-                <w:b w:val="false"/>
-                <w:bCs/>
-                <w:color w:val="080808"/>
-                <w:sz w:val="18"/>
-                <w:szCs w:val="18"/>
-                <w:shd w:fill="auto" w:val="clear"/>
+                <w:rFonts w:ascii="PT Sans Caption" w:hAnsi="PT Sans Caption"/>
+                <w:b w:val="false"/>
+                <w:i w:val="false"/>
+                <w:strike w:val="false"/>
+                <w:dstrike w:val="false"/>
+                <w:outline w:val="false"/>
+                <w:shadow w:val="false"/>
+                <w:color w:val="000000"/>
+                <w:sz w:val="18"/>
+                <w:szCs w:val="18"/>
+                <w:u w:val="none"/>
+                <w:em w:val="none"/>
               </w:rPr>
               <w:t xml:space="preserve">          </w:t>
             </w:r>
@@ -16208,116 +16090,145 @@
                 <w:rFonts w:ascii="PT Sans Caption" w:hAnsi="PT Sans Caption"/>
                 <w:b w:val="false"/>
                 <w:bCs/>
-                <w:color w:val="080808"/>
-                <w:sz w:val="18"/>
-                <w:szCs w:val="18"/>
-                <w:shd w:fill="auto" w:val="clear"/>
-              </w:rPr>
-              <w:t>{</w:t>
-            </w:r>
-            <w:r>
-              <w:rPr>
-                <w:rStyle w:val="Style12"/>
-                <w:rFonts w:ascii="PT Sans Caption" w:hAnsi="PT Sans Caption"/>
-                <w:b w:val="false"/>
-                <w:bCs/>
-                <w:color w:val="00622F"/>
-                <w:sz w:val="18"/>
-                <w:szCs w:val="18"/>
-                <w:shd w:fill="auto" w:val="clear"/>
-              </w:rPr>
-              <w:t>%</w:t>
-            </w:r>
-            <w:r>
-              <w:rPr>
-                <w:rStyle w:val="Style12"/>
-                <w:rFonts w:ascii="PT Sans Caption" w:hAnsi="PT Sans Caption"/>
-                <w:b w:val="false"/>
-                <w:bCs/>
-                <w:color w:val="080808"/>
-                <w:sz w:val="18"/>
-                <w:szCs w:val="18"/>
-                <w:shd w:fill="auto" w:val="clear"/>
-              </w:rPr>
-              <w:t>p</w:t>
-            </w:r>
-            <w:r>
-              <w:rPr>
-                <w:rStyle w:val="Style12"/>
-                <w:rFonts w:ascii="PT Sans Caption" w:hAnsi="PT Sans Caption"/>
-                <w:b w:val="false"/>
-                <w:bCs/>
-                <w:color w:val="222832"/>
-                <w:sz w:val="18"/>
-                <w:szCs w:val="18"/>
-                <w:shd w:fill="auto" w:val="clear"/>
-              </w:rPr>
-              <w:t xml:space="preserve"> </w:t>
-            </w:r>
-            <w:r>
-              <w:rPr>
-                <w:rStyle w:val="Style12"/>
-                <w:rFonts w:ascii="PT Sans Caption" w:hAnsi="PT Sans Caption"/>
-                <w:b w:val="false"/>
-                <w:bCs/>
+                <w:i w:val="false"/>
+                <w:strike w:val="false"/>
+                <w:dstrike w:val="false"/>
+                <w:outline w:val="false"/>
+                <w:shadow w:val="false"/>
+                <w:color w:val="FF8000"/>
+                <w:sz w:val="18"/>
+                <w:szCs w:val="18"/>
+                <w:u w:val="none"/>
+                <w:shd w:fill="FFFFFF" w:val="clear"/>
+                <w:em w:val="none"/>
+              </w:rPr>
+              <w:t xml:space="preserve">{%p </w:t>
+            </w:r>
+            <w:r>
+              <w:rPr>
+                <w:rStyle w:val="Style12"/>
+                <w:rFonts w:ascii="PT Sans Caption" w:hAnsi="PT Sans Caption"/>
+                <w:b w:val="false"/>
+                <w:bCs w:val="false"/>
+                <w:i w:val="false"/>
+                <w:strike w:val="false"/>
+                <w:dstrike w:val="false"/>
+                <w:outline w:val="false"/>
+                <w:shadow w:val="false"/>
+                <w:color w:val="FF8000"/>
+                <w:sz w:val="18"/>
+                <w:szCs w:val="18"/>
+                <w:u w:val="none"/>
+                <w:shd w:fill="FFFFFF" w:val="clear"/>
+                <w:em w:val="none"/>
+              </w:rPr>
+              <w:t xml:space="preserve">set </w:t>
+            </w:r>
+            <w:r>
+              <w:rPr>
+                <w:rStyle w:val="Style12"/>
+                <w:rFonts w:ascii="PT Sans Caption" w:hAnsi="PT Sans Caption"/>
+                <w:b w:val="false"/>
+                <w:bCs w:val="false"/>
+                <w:i w:val="false"/>
+                <w:strike w:val="false"/>
+                <w:dstrike w:val="false"/>
+                <w:outline w:val="false"/>
+                <w:shadow w:val="false"/>
+                <w:color w:val="FF8000"/>
+                <w:sz w:val="18"/>
+                <w:szCs w:val="18"/>
+                <w:u w:val="none"/>
+                <w:shd w:fill="FFFFFF" w:val="clear"/>
+                <w:em w:val="none"/>
+              </w:rPr>
+              <w:t xml:space="preserve">debug_condition = </w:t>
+            </w:r>
+            <w:r>
+              <w:rPr>
+                <w:rStyle w:val="Style12"/>
+                <w:rFonts w:ascii="PT Sans Caption" w:hAnsi="PT Sans Caption"/>
+                <w:b w:val="false"/>
+                <w:bCs w:val="false"/>
+                <w:i w:val="false"/>
+                <w:caps w:val="false"/>
+                <w:smallCaps w:val="false"/>
+                <w:strike w:val="false"/>
+                <w:dstrike w:val="false"/>
+                <w:outline w:val="false"/>
+                <w:shadow w:val="false"/>
                 <w:color w:val="C9211E"/>
-                <w:sz w:val="18"/>
-                <w:szCs w:val="18"/>
-                <w:shd w:fill="auto" w:val="clear"/>
-              </w:rPr>
-              <w:t xml:space="preserve">elif </w:t>
-            </w:r>
-            <w:r>
-              <w:rPr>
-                <w:rStyle w:val="Style12"/>
-                <w:rFonts w:ascii="PT Sans Caption" w:hAnsi="PT Sans Caption"/>
-                <w:b w:val="false"/>
-                <w:bCs w:val="false"/>
+                <w:spacing w:val="0"/>
+                <w:sz w:val="18"/>
+                <w:szCs w:val="18"/>
+                <w:u w:val="none"/>
+                <w:shd w:fill="FFFFFF" w:val="clear"/>
+                <w:em w:val="none"/>
+              </w:rPr>
+              <w:t>'</w:t>
+            </w:r>
+            <w:r>
+              <w:rPr>
+                <w:rStyle w:val="Style12"/>
+                <w:rFonts w:ascii="PT Sans Caption" w:hAnsi="PT Sans Caption"/>
+                <w:b w:val="false"/>
+                <w:bCs w:val="false"/>
+                <w:i w:val="false"/>
+                <w:strike w:val="false"/>
+                <w:dstrike w:val="false"/>
+                <w:outline w:val="false"/>
+                <w:shadow w:val="false"/>
+                <w:color w:val="FF8000"/>
+                <w:sz w:val="18"/>
+                <w:szCs w:val="18"/>
+                <w:u w:val="none"/>
+                <w:shd w:fill="FFFFFF" w:val="clear"/>
+                <w:em w:val="none"/>
+              </w:rPr>
+              <w:t>1_1</w:t>
+            </w:r>
+            <w:r>
+              <w:rPr>
+                <w:rStyle w:val="Style12"/>
+                <w:rFonts w:ascii="PT Sans Caption" w:hAnsi="PT Sans Caption"/>
+                <w:b w:val="false"/>
+                <w:bCs w:val="false"/>
+                <w:i w:val="false"/>
+                <w:caps w:val="false"/>
+                <w:smallCaps w:val="false"/>
+                <w:strike w:val="false"/>
+                <w:dstrike w:val="false"/>
+                <w:outline w:val="false"/>
+                <w:shadow w:val="false"/>
                 <w:color w:val="C9211E"/>
-                <w:sz w:val="18"/>
-                <w:szCs w:val="18"/>
-                <w:shd w:fill="FFFFFF" w:val="clear"/>
-              </w:rPr>
-              <w:t>delta_t_a &gt;= 0 and delta_t_b &lt; 0</w:t>
-            </w:r>
-            <w:r>
-              <w:rPr>
-                <w:rStyle w:val="Style12"/>
-                <w:rFonts w:ascii="PT Sans Caption" w:hAnsi="PT Sans Caption"/>
-                <w:b w:val="false"/>
-                <w:bCs/>
-                <w:color w:val="CC0000"/>
-                <w:sz w:val="18"/>
-                <w:szCs w:val="18"/>
-                <w:shd w:fill="FFFFFF" w:val="clear"/>
-              </w:rPr>
-              <w:t xml:space="preserve"> </w:t>
-            </w:r>
-            <w:r>
-              <w:rPr>
-                <w:rStyle w:val="Style12"/>
-                <w:rFonts w:ascii="PT Sans Caption" w:hAnsi="PT Sans Caption"/>
-                <w:b w:val="false"/>
-                <w:bCs/>
-                <w:color w:val="00622F"/>
-                <w:sz w:val="18"/>
-                <w:szCs w:val="18"/>
-                <w:shd w:fill="auto" w:val="clear"/>
-              </w:rPr>
-              <w:t>%</w:t>
-            </w:r>
-            <w:r>
-              <w:rPr>
-                <w:rStyle w:val="Style12"/>
-                <w:rFonts w:ascii="PT Sans Caption" w:hAnsi="PT Sans Caption"/>
-                <w:b w:val="false"/>
-                <w:bCs/>
-                <w:color w:val="080808"/>
-                <w:sz w:val="18"/>
-                <w:szCs w:val="18"/>
-                <w:shd w:fill="auto" w:val="clear"/>
-              </w:rPr>
-              <w:t>}</w:t>
+                <w:spacing w:val="0"/>
+                <w:sz w:val="18"/>
+                <w:szCs w:val="18"/>
+                <w:u w:val="none"/>
+                <w:shd w:fill="FFFFFF" w:val="clear"/>
+                <w:em w:val="none"/>
+              </w:rPr>
+              <w:t>'</w:t>
+            </w:r>
+            <w:r>
+              <w:rPr>
+                <w:rStyle w:val="Style12"/>
+                <w:rFonts w:ascii="PT Sans Caption" w:hAnsi="PT Sans Caption"/>
+                <w:b w:val="false"/>
+                <w:bCs/>
+                <w:i w:val="false"/>
+                <w:strike w:val="false"/>
+                <w:dstrike w:val="false"/>
+                <w:outline w:val="false"/>
+                <w:shadow w:val="false"/>
+                <w:color w:val="FF8000"/>
+                <w:sz w:val="18"/>
+                <w:szCs w:val="18"/>
+                <w:u w:val="none"/>
+                <w:shd w:fill="FFFFFF" w:val="clear"/>
+                <w:em w:val="none"/>
+              </w:rPr>
+              <w:t xml:space="preserve"> %}</w:t>
             </w:r>
           </w:p>
           <w:p>
@@ -16335,10 +16246,10 @@
                 <w:rFonts w:ascii="PT Sans Caption" w:hAnsi="PT Sans Caption"/>
                 <w:b w:val="false"/>
                 <w:bCs/>
-                <w:color w:val="000000"/>
-                <w:sz w:val="18"/>
-                <w:szCs w:val="18"/>
-                <w:shd w:fill="FFFFFF" w:val="clear"/>
+                <w:color w:val="080808"/>
+                <w:sz w:val="18"/>
+                <w:szCs w:val="18"/>
+                <w:shd w:fill="auto" w:val="clear"/>
               </w:rPr>
               <w:t xml:space="preserve">          </w:t>
             </w:r>
@@ -16348,139 +16259,116 @@
                 <w:rFonts w:ascii="PT Sans Caption" w:hAnsi="PT Sans Caption"/>
                 <w:b w:val="false"/>
                 <w:bCs/>
-                <w:color w:val="000000"/>
-                <w:sz w:val="18"/>
-                <w:szCs w:val="18"/>
-                <w:shd w:fill="FFFFFF" w:val="clear"/>
-              </w:rPr>
-              <w:t xml:space="preserve">{%p </w:t>
-            </w:r>
-            <w:r>
-              <w:rPr>
-                <w:rStyle w:val="Style12"/>
-                <w:rFonts w:ascii="PT Sans Caption" w:hAnsi="PT Sans Caption"/>
-                <w:b w:val="false"/>
-                <w:bCs w:val="false"/>
-                <w:color w:val="55308D"/>
-                <w:sz w:val="18"/>
-                <w:szCs w:val="18"/>
-                <w:shd w:fill="FFFFFF" w:val="clear"/>
-              </w:rPr>
-              <w:t>set pre_final_2 = delta_t_a</w:t>
-            </w:r>
-            <w:r>
-              <w:rPr>
-                <w:rStyle w:val="Style12"/>
-                <w:rFonts w:ascii="PT Sans Caption" w:hAnsi="PT Sans Caption"/>
-                <w:b w:val="false"/>
-                <w:bCs/>
-                <w:color w:val="000000"/>
-                <w:sz w:val="18"/>
-                <w:szCs w:val="18"/>
-                <w:shd w:fill="FFFFFF" w:val="clear"/>
-              </w:rPr>
-              <w:t xml:space="preserve"> %}</w:t>
-            </w:r>
-          </w:p>
-          <w:p>
-            <w:pPr>
-              <w:pStyle w:val="Normal"/>
-              <w:bidi w:val="0"/>
-              <w:jc w:val="left"/>
-              <w:rPr/>
-            </w:pPr>
-            <w:r>
-              <w:rPr>
-                <w:rStyle w:val="Style12"/>
-                <w:rFonts w:ascii="PT Sans Caption" w:hAnsi="PT Sans Caption"/>
-                <w:b w:val="false"/>
-                <w:bCs/>
-                <w:i w:val="false"/>
-                <w:strike w:val="false"/>
-                <w:dstrike w:val="false"/>
-                <w:outline w:val="false"/>
-                <w:shadow w:val="false"/>
-                <w:color w:val="000000"/>
-                <w:sz w:val="18"/>
-                <w:szCs w:val="18"/>
-                <w:u w:val="none"/>
-                <w:shd w:fill="FFFFFF" w:val="clear"/>
-                <w:em w:val="none"/>
-              </w:rPr>
-              <w:t>П</w:t>
-            </w:r>
-            <w:r>
-              <w:rPr>
-                <w:rFonts w:ascii="PT Sans Caption" w:hAnsi="PT Sans Caption"/>
-                <w:b w:val="false"/>
-                <w:i w:val="false"/>
-                <w:strike w:val="false"/>
-                <w:dstrike w:val="false"/>
-                <w:outline w:val="false"/>
-                <w:shadow w:val="false"/>
-                <w:color w:val="000000"/>
-                <w:sz w:val="18"/>
-                <w:szCs w:val="18"/>
-                <w:u w:val="none"/>
-                <w:em w:val="none"/>
-              </w:rPr>
-              <w:t>ревышение установленного абсолютного значения наибольшей допустимой температуры</w:t>
-            </w:r>
-            <w:r>
-              <w:rPr>
-                <w:rFonts w:ascii="PT Sans Caption" w:hAnsi="PT Sans Caption"/>
-                <w:b w:val="false"/>
-                <w:bCs w:val="false"/>
-                <w:i w:val="false"/>
-                <w:strike w:val="false"/>
-                <w:dstrike w:val="false"/>
-                <w:outline w:val="false"/>
-                <w:shadow w:val="false"/>
-                <w:color w:val="000000"/>
-                <w:sz w:val="18"/>
-                <w:szCs w:val="18"/>
-                <w:u w:val="none"/>
-                <w:em w:val="none"/>
-              </w:rPr>
-              <w:t>{{</w:t>
-            </w:r>
-            <w:r>
-              <w:rPr>
-                <w:rStyle w:val="Style12"/>
-                <w:rFonts w:ascii="PT Sans Caption" w:hAnsi="PT Sans Caption"/>
-                <w:b w:val="false"/>
-                <w:bCs w:val="false"/>
-                <w:i w:val="false"/>
-                <w:strike w:val="false"/>
-                <w:dstrike w:val="false"/>
-                <w:outline w:val="false"/>
-                <w:shadow w:val="false"/>
-                <w:color w:val="000000"/>
-                <w:sz w:val="18"/>
-                <w:szCs w:val="18"/>
-                <w:u w:val="none"/>
-                <w:shd w:fill="FFFFFF" w:val="clear"/>
-                <w:em w:val="none"/>
-              </w:rPr>
-              <w:t xml:space="preserve"> pre_final_2 | output_parser</w:t>
-            </w:r>
-            <w:r>
-              <w:rPr>
-                <w:rFonts w:ascii="PT Sans Caption" w:hAnsi="PT Sans Caption"/>
-                <w:b w:val="false"/>
-                <w:bCs w:val="false"/>
-                <w:i w:val="false"/>
-                <w:strike w:val="false"/>
-                <w:dstrike w:val="false"/>
-                <w:outline w:val="false"/>
-                <w:shadow w:val="false"/>
-                <w:color w:val="000000"/>
-                <w:sz w:val="18"/>
-                <w:szCs w:val="18"/>
-                <w:u w:val="none"/>
-                <w:em w:val="none"/>
-              </w:rPr>
-              <w:t xml:space="preserve"> }}.</w:t>
+                <w:color w:val="080808"/>
+                <w:sz w:val="18"/>
+                <w:szCs w:val="18"/>
+                <w:shd w:fill="auto" w:val="clear"/>
+              </w:rPr>
+              <w:t>{</w:t>
+            </w:r>
+            <w:r>
+              <w:rPr>
+                <w:rStyle w:val="Style12"/>
+                <w:rFonts w:ascii="PT Sans Caption" w:hAnsi="PT Sans Caption"/>
+                <w:b w:val="false"/>
+                <w:bCs/>
+                <w:color w:val="00622F"/>
+                <w:sz w:val="18"/>
+                <w:szCs w:val="18"/>
+                <w:shd w:fill="auto" w:val="clear"/>
+              </w:rPr>
+              <w:t>%</w:t>
+            </w:r>
+            <w:r>
+              <w:rPr>
+                <w:rStyle w:val="Style12"/>
+                <w:rFonts w:ascii="PT Sans Caption" w:hAnsi="PT Sans Caption"/>
+                <w:b w:val="false"/>
+                <w:bCs/>
+                <w:color w:val="080808"/>
+                <w:sz w:val="18"/>
+                <w:szCs w:val="18"/>
+                <w:shd w:fill="auto" w:val="clear"/>
+              </w:rPr>
+              <w:t>p</w:t>
+            </w:r>
+            <w:r>
+              <w:rPr>
+                <w:rStyle w:val="Style12"/>
+                <w:rFonts w:ascii="PT Sans Caption" w:hAnsi="PT Sans Caption"/>
+                <w:b w:val="false"/>
+                <w:bCs/>
+                <w:color w:val="222832"/>
+                <w:sz w:val="18"/>
+                <w:szCs w:val="18"/>
+                <w:shd w:fill="auto" w:val="clear"/>
+              </w:rPr>
+              <w:t xml:space="preserve"> </w:t>
+            </w:r>
+            <w:r>
+              <w:rPr>
+                <w:rStyle w:val="Style12"/>
+                <w:rFonts w:ascii="PT Sans Caption" w:hAnsi="PT Sans Caption"/>
+                <w:b w:val="false"/>
+                <w:bCs/>
+                <w:color w:val="C9211E"/>
+                <w:sz w:val="18"/>
+                <w:szCs w:val="18"/>
+                <w:shd w:fill="auto" w:val="clear"/>
+              </w:rPr>
+              <w:t xml:space="preserve">elif </w:t>
+            </w:r>
+            <w:r>
+              <w:rPr>
+                <w:rStyle w:val="Style12"/>
+                <w:rFonts w:ascii="PT Sans Caption" w:hAnsi="PT Sans Caption"/>
+                <w:b w:val="false"/>
+                <w:bCs w:val="false"/>
+                <w:color w:val="C9211E"/>
+                <w:sz w:val="18"/>
+                <w:szCs w:val="18"/>
+                <w:shd w:fill="FFFFFF" w:val="clear"/>
+              </w:rPr>
+              <w:t>delta_t_a &gt;= 0 and delta_t_b &lt; 0</w:t>
+            </w:r>
+            <w:r>
+              <w:rPr>
+                <w:rStyle w:val="Style12"/>
+                <w:rFonts w:ascii="PT Sans Caption" w:hAnsi="PT Sans Caption"/>
+                <w:b w:val="false"/>
+                <w:bCs/>
+                <w:color w:val="CC0000"/>
+                <w:sz w:val="18"/>
+                <w:szCs w:val="18"/>
+                <w:shd w:fill="FFFFFF" w:val="clear"/>
+              </w:rPr>
+              <w:t xml:space="preserve"> </w:t>
+            </w:r>
+            <w:r>
+              <w:rPr>
+                <w:rStyle w:val="Style12"/>
+                <w:rFonts w:ascii="PT Sans Caption" w:hAnsi="PT Sans Caption"/>
+                <w:b w:val="false"/>
+                <w:bCs/>
+                <w:color w:val="00622F"/>
+                <w:sz w:val="18"/>
+                <w:szCs w:val="18"/>
+                <w:shd w:fill="auto" w:val="clear"/>
+              </w:rPr>
+              <w:t>%</w:t>
+            </w:r>
+            <w:r>
+              <w:rPr>
+                <w:rStyle w:val="Style12"/>
+                <w:rFonts w:ascii="PT Sans Caption" w:hAnsi="PT Sans Caption"/>
+                <w:b w:val="false"/>
+                <w:bCs/>
+                <w:color w:val="080808"/>
+                <w:sz w:val="18"/>
+                <w:szCs w:val="18"/>
+                <w:shd w:fill="auto" w:val="clear"/>
+              </w:rPr>
+              <w:t>}</w:t>
             </w:r>
           </w:p>
           <w:p>
@@ -16498,10 +16386,10 @@
                 <w:rFonts w:ascii="PT Sans Caption" w:hAnsi="PT Sans Caption"/>
                 <w:b w:val="false"/>
                 <w:bCs/>
-                <w:color w:val="080808"/>
-                <w:sz w:val="18"/>
-                <w:szCs w:val="18"/>
-                <w:shd w:fill="auto" w:val="clear"/>
+                <w:color w:val="000000"/>
+                <w:sz w:val="18"/>
+                <w:szCs w:val="18"/>
+                <w:shd w:fill="FFFFFF" w:val="clear"/>
               </w:rPr>
               <w:t xml:space="preserve">          </w:t>
             </w:r>
@@ -16511,116 +16399,311 @@
                 <w:rFonts w:ascii="PT Sans Caption" w:hAnsi="PT Sans Caption"/>
                 <w:b w:val="false"/>
                 <w:bCs/>
-                <w:color w:val="080808"/>
-                <w:sz w:val="18"/>
-                <w:szCs w:val="18"/>
-                <w:shd w:fill="auto" w:val="clear"/>
-              </w:rPr>
-              <w:t>{</w:t>
-            </w:r>
-            <w:r>
-              <w:rPr>
-                <w:rStyle w:val="Style12"/>
-                <w:rFonts w:ascii="PT Sans Caption" w:hAnsi="PT Sans Caption"/>
-                <w:b w:val="false"/>
-                <w:bCs/>
-                <w:color w:val="00622F"/>
-                <w:sz w:val="18"/>
-                <w:szCs w:val="18"/>
-                <w:shd w:fill="auto" w:val="clear"/>
-              </w:rPr>
-              <w:t>%</w:t>
-            </w:r>
-            <w:r>
-              <w:rPr>
-                <w:rStyle w:val="Style12"/>
-                <w:rFonts w:ascii="PT Sans Caption" w:hAnsi="PT Sans Caption"/>
-                <w:b w:val="false"/>
-                <w:bCs/>
-                <w:color w:val="080808"/>
-                <w:sz w:val="18"/>
-                <w:szCs w:val="18"/>
-                <w:shd w:fill="auto" w:val="clear"/>
-              </w:rPr>
-              <w:t>p</w:t>
-            </w:r>
-            <w:r>
-              <w:rPr>
-                <w:rStyle w:val="Style12"/>
-                <w:rFonts w:ascii="PT Sans Caption" w:hAnsi="PT Sans Caption"/>
-                <w:b w:val="false"/>
-                <w:bCs/>
-                <w:color w:val="222832"/>
-                <w:sz w:val="18"/>
-                <w:szCs w:val="18"/>
-                <w:shd w:fill="auto" w:val="clear"/>
-              </w:rPr>
-              <w:t xml:space="preserve"> </w:t>
-            </w:r>
-            <w:r>
-              <w:rPr>
-                <w:rStyle w:val="Style12"/>
-                <w:rFonts w:ascii="PT Sans Caption" w:hAnsi="PT Sans Caption"/>
-                <w:b w:val="false"/>
-                <w:bCs/>
+                <w:color w:val="000000"/>
+                <w:sz w:val="18"/>
+                <w:szCs w:val="18"/>
+                <w:shd w:fill="FFFFFF" w:val="clear"/>
+              </w:rPr>
+              <w:t xml:space="preserve">{%p </w:t>
+            </w:r>
+            <w:r>
+              <w:rPr>
+                <w:rStyle w:val="Style12"/>
+                <w:rFonts w:ascii="PT Sans Caption" w:hAnsi="PT Sans Caption"/>
+                <w:b w:val="false"/>
+                <w:bCs w:val="false"/>
+                <w:color w:val="55308D"/>
+                <w:sz w:val="18"/>
+                <w:szCs w:val="18"/>
+                <w:shd w:fill="FFFFFF" w:val="clear"/>
+              </w:rPr>
+              <w:t>set pre_final_2 = delta_t_a</w:t>
+            </w:r>
+            <w:r>
+              <w:rPr>
+                <w:rStyle w:val="Style12"/>
+                <w:rFonts w:ascii="PT Sans Caption" w:hAnsi="PT Sans Caption"/>
+                <w:b w:val="false"/>
+                <w:bCs/>
+                <w:color w:val="000000"/>
+                <w:sz w:val="18"/>
+                <w:szCs w:val="18"/>
+                <w:shd w:fill="FFFFFF" w:val="clear"/>
+              </w:rPr>
+              <w:t xml:space="preserve"> %}</w:t>
+            </w:r>
+          </w:p>
+          <w:p>
+            <w:pPr>
+              <w:pStyle w:val="Normal"/>
+              <w:bidi w:val="0"/>
+              <w:jc w:val="left"/>
+              <w:rPr/>
+            </w:pPr>
+            <w:r>
+              <w:rPr>
+                <w:rStyle w:val="Style12"/>
+                <w:rFonts w:ascii="PT Sans Caption" w:hAnsi="PT Sans Caption"/>
+                <w:b w:val="false"/>
+                <w:bCs/>
+                <w:i w:val="false"/>
+                <w:strike w:val="false"/>
+                <w:dstrike w:val="false"/>
+                <w:outline w:val="false"/>
+                <w:shadow w:val="false"/>
+                <w:color w:val="000000"/>
+                <w:sz w:val="18"/>
+                <w:szCs w:val="18"/>
+                <w:u w:val="none"/>
+                <w:shd w:fill="FFFFFF" w:val="clear"/>
+                <w:em w:val="none"/>
+              </w:rPr>
+              <w:t>П</w:t>
+            </w:r>
+            <w:r>
+              <w:rPr>
+                <w:rFonts w:ascii="PT Sans Caption" w:hAnsi="PT Sans Caption"/>
+                <w:b w:val="false"/>
+                <w:i w:val="false"/>
+                <w:strike w:val="false"/>
+                <w:dstrike w:val="false"/>
+                <w:outline w:val="false"/>
+                <w:shadow w:val="false"/>
+                <w:color w:val="000000"/>
+                <w:sz w:val="18"/>
+                <w:szCs w:val="18"/>
+                <w:u w:val="none"/>
+                <w:em w:val="none"/>
+              </w:rPr>
+              <w:t>ревышение установленного абсолютного значения наибольшей допустимой температуры</w:t>
+            </w:r>
+            <w:r>
+              <w:rPr>
+                <w:rFonts w:ascii="PT Sans Caption" w:hAnsi="PT Sans Caption"/>
+                <w:b w:val="false"/>
+                <w:bCs w:val="false"/>
+                <w:i w:val="false"/>
+                <w:strike w:val="false"/>
+                <w:dstrike w:val="false"/>
+                <w:outline w:val="false"/>
+                <w:shadow w:val="false"/>
+                <w:color w:val="000000"/>
+                <w:sz w:val="18"/>
+                <w:szCs w:val="18"/>
+                <w:u w:val="none"/>
+                <w:em w:val="none"/>
+              </w:rPr>
+              <w:t>{{</w:t>
+            </w:r>
+            <w:r>
+              <w:rPr>
+                <w:rStyle w:val="Style12"/>
+                <w:rFonts w:ascii="PT Sans Caption" w:hAnsi="PT Sans Caption"/>
+                <w:b w:val="false"/>
+                <w:bCs w:val="false"/>
+                <w:i w:val="false"/>
+                <w:strike w:val="false"/>
+                <w:dstrike w:val="false"/>
+                <w:outline w:val="false"/>
+                <w:shadow w:val="false"/>
+                <w:color w:val="000000"/>
+                <w:sz w:val="18"/>
+                <w:szCs w:val="18"/>
+                <w:u w:val="none"/>
+                <w:shd w:fill="FFFFFF" w:val="clear"/>
+                <w:em w:val="none"/>
+              </w:rPr>
+              <w:t xml:space="preserve"> pre_final_2 | output_parser</w:t>
+            </w:r>
+            <w:r>
+              <w:rPr>
+                <w:rFonts w:ascii="PT Sans Caption" w:hAnsi="PT Sans Caption"/>
+                <w:b w:val="false"/>
+                <w:bCs w:val="false"/>
+                <w:i w:val="false"/>
+                <w:strike w:val="false"/>
+                <w:dstrike w:val="false"/>
+                <w:outline w:val="false"/>
+                <w:shadow w:val="false"/>
+                <w:color w:val="000000"/>
+                <w:sz w:val="18"/>
+                <w:szCs w:val="18"/>
+                <w:u w:val="none"/>
+                <w:em w:val="none"/>
+              </w:rPr>
+              <w:t xml:space="preserve"> }}.</w:t>
+            </w:r>
+          </w:p>
+          <w:p>
+            <w:pPr>
+              <w:pStyle w:val="Normal"/>
+              <w:bidi w:val="0"/>
+              <w:jc w:val="left"/>
+              <w:rPr/>
+            </w:pPr>
+            <w:r>
+              <w:rPr>
+                <w:rFonts w:ascii="PT Sans Caption" w:hAnsi="PT Sans Caption"/>
+                <w:b w:val="false"/>
+                <w:bCs w:val="false"/>
+                <w:i w:val="false"/>
+                <w:strike w:val="false"/>
+                <w:dstrike w:val="false"/>
+                <w:outline w:val="false"/>
+                <w:shadow w:val="false"/>
+                <w:color w:val="000000"/>
+                <w:sz w:val="18"/>
+                <w:szCs w:val="18"/>
+                <w:u w:val="none"/>
+                <w:em w:val="none"/>
+              </w:rPr>
+              <w:t xml:space="preserve">          </w:t>
+            </w:r>
+            <w:r>
+              <w:rPr>
+                <w:rStyle w:val="Style12"/>
+                <w:rFonts w:ascii="PT Sans Caption" w:hAnsi="PT Sans Caption"/>
+                <w:b w:val="false"/>
+                <w:bCs/>
+                <w:i w:val="false"/>
+                <w:strike w:val="false"/>
+                <w:dstrike w:val="false"/>
+                <w:outline w:val="false"/>
+                <w:shadow w:val="false"/>
+                <w:color w:val="FF8000"/>
+                <w:sz w:val="18"/>
+                <w:szCs w:val="18"/>
+                <w:u w:val="none"/>
+                <w:shd w:fill="FFFFFF" w:val="clear"/>
+                <w:em w:val="none"/>
+              </w:rPr>
+              <w:t xml:space="preserve">{%p </w:t>
+            </w:r>
+            <w:r>
+              <w:rPr>
+                <w:rStyle w:val="Style12"/>
+                <w:rFonts w:ascii="PT Sans Caption" w:hAnsi="PT Sans Caption"/>
+                <w:b w:val="false"/>
+                <w:bCs w:val="false"/>
+                <w:i w:val="false"/>
+                <w:strike w:val="false"/>
+                <w:dstrike w:val="false"/>
+                <w:outline w:val="false"/>
+                <w:shadow w:val="false"/>
+                <w:color w:val="FF8000"/>
+                <w:sz w:val="18"/>
+                <w:szCs w:val="18"/>
+                <w:u w:val="none"/>
+                <w:shd w:fill="FFFFFF" w:val="clear"/>
+                <w:em w:val="none"/>
+              </w:rPr>
+              <w:t xml:space="preserve">set </w:t>
+            </w:r>
+            <w:r>
+              <w:rPr>
+                <w:rStyle w:val="Style12"/>
+                <w:rFonts w:ascii="PT Sans Caption" w:hAnsi="PT Sans Caption"/>
+                <w:b w:val="false"/>
+                <w:bCs w:val="false"/>
+                <w:i w:val="false"/>
+                <w:strike w:val="false"/>
+                <w:dstrike w:val="false"/>
+                <w:outline w:val="false"/>
+                <w:shadow w:val="false"/>
+                <w:color w:val="FF8000"/>
+                <w:sz w:val="18"/>
+                <w:szCs w:val="18"/>
+                <w:u w:val="none"/>
+                <w:shd w:fill="FFFFFF" w:val="clear"/>
+                <w:em w:val="none"/>
+              </w:rPr>
+              <w:t xml:space="preserve">debug_condition = </w:t>
+            </w:r>
+            <w:r>
+              <w:rPr>
+                <w:rStyle w:val="Style12"/>
+                <w:rFonts w:ascii="PT Sans Caption" w:hAnsi="PT Sans Caption"/>
+                <w:b w:val="false"/>
+                <w:bCs w:val="false"/>
+                <w:i w:val="false"/>
+                <w:caps w:val="false"/>
+                <w:smallCaps w:val="false"/>
+                <w:strike w:val="false"/>
+                <w:dstrike w:val="false"/>
+                <w:outline w:val="false"/>
+                <w:shadow w:val="false"/>
                 <w:color w:val="C9211E"/>
-                <w:sz w:val="18"/>
-                <w:szCs w:val="18"/>
-                <w:shd w:fill="auto" w:val="clear"/>
-              </w:rPr>
-              <w:t xml:space="preserve">elif </w:t>
-            </w:r>
-            <w:r>
-              <w:rPr>
-                <w:rStyle w:val="Style12"/>
-                <w:rFonts w:ascii="PT Sans Caption" w:hAnsi="PT Sans Caption"/>
-                <w:b w:val="false"/>
-                <w:bCs w:val="false"/>
+                <w:spacing w:val="0"/>
+                <w:sz w:val="18"/>
+                <w:szCs w:val="18"/>
+                <w:u w:val="none"/>
+                <w:shd w:fill="FFFFFF" w:val="clear"/>
+                <w:em w:val="none"/>
+              </w:rPr>
+              <w:t>'</w:t>
+            </w:r>
+            <w:r>
+              <w:rPr>
+                <w:rStyle w:val="Style12"/>
+                <w:rFonts w:ascii="PT Sans Caption" w:hAnsi="PT Sans Caption"/>
+                <w:b w:val="false"/>
+                <w:bCs w:val="false"/>
+                <w:i w:val="false"/>
+                <w:strike w:val="false"/>
+                <w:dstrike w:val="false"/>
+                <w:outline w:val="false"/>
+                <w:shadow w:val="false"/>
+                <w:color w:val="FF8000"/>
+                <w:sz w:val="18"/>
+                <w:szCs w:val="18"/>
+                <w:u w:val="none"/>
+                <w:shd w:fill="FFFFFF" w:val="clear"/>
+                <w:em w:val="none"/>
+              </w:rPr>
+              <w:t>1_2</w:t>
+            </w:r>
+            <w:r>
+              <w:rPr>
+                <w:rStyle w:val="Style12"/>
+                <w:rFonts w:ascii="PT Sans Caption" w:hAnsi="PT Sans Caption"/>
+                <w:b w:val="false"/>
+                <w:bCs w:val="false"/>
+                <w:i w:val="false"/>
+                <w:caps w:val="false"/>
+                <w:smallCaps w:val="false"/>
+                <w:strike w:val="false"/>
+                <w:dstrike w:val="false"/>
+                <w:outline w:val="false"/>
+                <w:shadow w:val="false"/>
                 <w:color w:val="C9211E"/>
-                <w:sz w:val="18"/>
-                <w:szCs w:val="18"/>
-                <w:shd w:fill="FFFFFF" w:val="clear"/>
-              </w:rPr>
-              <w:t>delta_t_a &lt; 0 and delta_t_b &gt;= 0</w:t>
-            </w:r>
-            <w:r>
-              <w:rPr>
-                <w:rStyle w:val="Style12"/>
-                <w:rFonts w:ascii="PT Sans Caption" w:hAnsi="PT Sans Caption"/>
-                <w:b w:val="false"/>
-                <w:bCs/>
-                <w:color w:val="CC0000"/>
-                <w:sz w:val="18"/>
-                <w:szCs w:val="18"/>
-                <w:shd w:fill="FFFFFF" w:val="clear"/>
-              </w:rPr>
-              <w:t xml:space="preserve"> </w:t>
-            </w:r>
-            <w:r>
-              <w:rPr>
-                <w:rStyle w:val="Style12"/>
-                <w:rFonts w:ascii="PT Sans Caption" w:hAnsi="PT Sans Caption"/>
-                <w:b w:val="false"/>
-                <w:bCs/>
-                <w:color w:val="00622F"/>
-                <w:sz w:val="18"/>
-                <w:szCs w:val="18"/>
-                <w:shd w:fill="auto" w:val="clear"/>
-              </w:rPr>
-              <w:t>%</w:t>
-            </w:r>
-            <w:r>
-              <w:rPr>
-                <w:rStyle w:val="Style12"/>
-                <w:rFonts w:ascii="PT Sans Caption" w:hAnsi="PT Sans Caption"/>
-                <w:b w:val="false"/>
-                <w:bCs/>
-                <w:color w:val="080808"/>
-                <w:sz w:val="18"/>
-                <w:szCs w:val="18"/>
-                <w:shd w:fill="auto" w:val="clear"/>
-              </w:rPr>
-              <w:t>}</w:t>
+                <w:spacing w:val="0"/>
+                <w:sz w:val="18"/>
+                <w:szCs w:val="18"/>
+                <w:u w:val="none"/>
+                <w:shd w:fill="FFFFFF" w:val="clear"/>
+                <w:em w:val="none"/>
+              </w:rPr>
+              <w:t>'</w:t>
+            </w:r>
+            <w:r>
+              <w:rPr>
+                <w:rStyle w:val="Style12"/>
+                <w:rFonts w:ascii="PT Sans Caption" w:hAnsi="PT Sans Caption"/>
+                <w:b w:val="false"/>
+                <w:bCs/>
+                <w:i w:val="false"/>
+                <w:strike w:val="false"/>
+                <w:dstrike w:val="false"/>
+                <w:outline w:val="false"/>
+                <w:shadow w:val="false"/>
+                <w:color w:val="FF8000"/>
+                <w:sz w:val="18"/>
+                <w:szCs w:val="18"/>
+                <w:u w:val="none"/>
+                <w:shd w:fill="FFFFFF" w:val="clear"/>
+                <w:em w:val="none"/>
+              </w:rPr>
+              <w:t xml:space="preserve"> %}</w:t>
             </w:r>
           </w:p>
           <w:p>
@@ -16651,120 +16734,116 @@
                 <w:rFonts w:ascii="PT Sans Caption" w:hAnsi="PT Sans Caption"/>
                 <w:b w:val="false"/>
                 <w:bCs/>
-                <w:color w:val="000000"/>
-                <w:sz w:val="18"/>
-                <w:szCs w:val="18"/>
-                <w:shd w:fill="FFFFFF" w:val="clear"/>
-              </w:rPr>
-              <w:t xml:space="preserve">{%p </w:t>
-            </w:r>
-            <w:r>
-              <w:rPr>
-                <w:rStyle w:val="Style12"/>
-                <w:rFonts w:ascii="PT Sans Caption" w:hAnsi="PT Sans Caption"/>
-                <w:b w:val="false"/>
-                <w:bCs w:val="false"/>
-                <w:color w:val="55308D"/>
-                <w:sz w:val="18"/>
-                <w:szCs w:val="18"/>
-                <w:shd w:fill="FFFFFF" w:val="clear"/>
-              </w:rPr>
-              <w:t>set pre_final_3 = delta_t_b</w:t>
-            </w:r>
-            <w:r>
-              <w:rPr>
-                <w:rStyle w:val="Style12"/>
-                <w:rFonts w:ascii="PT Sans Caption" w:hAnsi="PT Sans Caption"/>
-                <w:b w:val="false"/>
-                <w:bCs/>
-                <w:color w:val="000000"/>
-                <w:sz w:val="18"/>
-                <w:szCs w:val="18"/>
-                <w:shd w:fill="FFFFFF" w:val="clear"/>
-              </w:rPr>
-              <w:t xml:space="preserve"> %}</w:t>
-            </w:r>
-          </w:p>
-          <w:p>
-            <w:pPr>
-              <w:pStyle w:val="Normal"/>
-              <w:bidi w:val="0"/>
-              <w:jc w:val="left"/>
-              <w:rPr/>
-            </w:pPr>
-            <w:r>
-              <w:rPr>
-                <w:rStyle w:val="Style12"/>
-                <w:rFonts w:ascii="PT Sans Caption" w:hAnsi="PT Sans Caption"/>
-                <w:b w:val="false"/>
-                <w:bCs/>
-                <w:i w:val="false"/>
-                <w:strike w:val="false"/>
-                <w:dstrike w:val="false"/>
-                <w:outline w:val="false"/>
-                <w:shadow w:val="false"/>
-                <w:color w:val="000000"/>
-                <w:sz w:val="18"/>
-                <w:szCs w:val="18"/>
-                <w:u w:val="none"/>
-                <w:shd w:fill="FFFFFF" w:val="clear"/>
-                <w:em w:val="none"/>
-              </w:rPr>
-              <w:t>П</w:t>
-            </w:r>
-            <w:r>
-              <w:rPr>
-                <w:rFonts w:ascii="PT Sans Caption" w:hAnsi="PT Sans Caption"/>
-                <w:b w:val="false"/>
-                <w:i w:val="false"/>
-                <w:strike w:val="false"/>
-                <w:dstrike w:val="false"/>
-                <w:outline w:val="false"/>
-                <w:shadow w:val="false"/>
-                <w:color w:val="000000"/>
-                <w:sz w:val="18"/>
-                <w:szCs w:val="18"/>
-                <w:u w:val="none"/>
-                <w:em w:val="none"/>
-              </w:rPr>
-              <w:t xml:space="preserve">ревышение установленного абсолютного значения наибольшей допустимой температуры{{ </w:t>
-            </w:r>
-            <w:r>
-              <w:rPr>
-                <w:rStyle w:val="Style12"/>
-                <w:rFonts w:ascii="PT Sans Caption" w:hAnsi="PT Sans Caption"/>
-                <w:b w:val="false"/>
-                <w:bCs w:val="false"/>
-                <w:i w:val="false"/>
-                <w:strike w:val="false"/>
-                <w:dstrike w:val="false"/>
-                <w:outline w:val="false"/>
-                <w:shadow w:val="false"/>
-                <w:color w:val="000000"/>
-                <w:sz w:val="18"/>
-                <w:szCs w:val="18"/>
-                <w:u w:val="none"/>
-                <w:shd w:fill="FFFFFF" w:val="clear"/>
-                <w:em w:val="none"/>
-              </w:rPr>
-              <w:t>pre_final_3 | output_parser }}</w:t>
-            </w:r>
-            <w:r>
-              <w:rPr>
-                <w:rFonts w:ascii="PT Sans Caption" w:hAnsi="PT Sans Caption"/>
-                <w:b w:val="false"/>
-                <w:i w:val="false"/>
-                <w:strike w:val="false"/>
-                <w:dstrike w:val="false"/>
-                <w:outline w:val="false"/>
-                <w:shadow w:val="false"/>
-                <w:color w:val="000000"/>
-                <w:sz w:val="18"/>
-                <w:szCs w:val="18"/>
-                <w:u w:val="none"/>
-                <w:em w:val="none"/>
-              </w:rPr>
-              <w:t>.</w:t>
+                <w:color w:val="080808"/>
+                <w:sz w:val="18"/>
+                <w:szCs w:val="18"/>
+                <w:shd w:fill="auto" w:val="clear"/>
+              </w:rPr>
+              <w:t>{</w:t>
+            </w:r>
+            <w:r>
+              <w:rPr>
+                <w:rStyle w:val="Style12"/>
+                <w:rFonts w:ascii="PT Sans Caption" w:hAnsi="PT Sans Caption"/>
+                <w:b w:val="false"/>
+                <w:bCs/>
+                <w:color w:val="00622F"/>
+                <w:sz w:val="18"/>
+                <w:szCs w:val="18"/>
+                <w:shd w:fill="auto" w:val="clear"/>
+              </w:rPr>
+              <w:t>%</w:t>
+            </w:r>
+            <w:r>
+              <w:rPr>
+                <w:rStyle w:val="Style12"/>
+                <w:rFonts w:ascii="PT Sans Caption" w:hAnsi="PT Sans Caption"/>
+                <w:b w:val="false"/>
+                <w:bCs/>
+                <w:color w:val="080808"/>
+                <w:sz w:val="18"/>
+                <w:szCs w:val="18"/>
+                <w:shd w:fill="auto" w:val="clear"/>
+              </w:rPr>
+              <w:t>p</w:t>
+            </w:r>
+            <w:r>
+              <w:rPr>
+                <w:rStyle w:val="Style12"/>
+                <w:rFonts w:ascii="PT Sans Caption" w:hAnsi="PT Sans Caption"/>
+                <w:b w:val="false"/>
+                <w:bCs/>
+                <w:color w:val="222832"/>
+                <w:sz w:val="18"/>
+                <w:szCs w:val="18"/>
+                <w:shd w:fill="auto" w:val="clear"/>
+              </w:rPr>
+              <w:t xml:space="preserve"> </w:t>
+            </w:r>
+            <w:r>
+              <w:rPr>
+                <w:rStyle w:val="Style12"/>
+                <w:rFonts w:ascii="PT Sans Caption" w:hAnsi="PT Sans Caption"/>
+                <w:b w:val="false"/>
+                <w:bCs/>
+                <w:color w:val="C9211E"/>
+                <w:sz w:val="18"/>
+                <w:szCs w:val="18"/>
+                <w:shd w:fill="auto" w:val="clear"/>
+              </w:rPr>
+              <w:t xml:space="preserve">elif </w:t>
+            </w:r>
+            <w:r>
+              <w:rPr>
+                <w:rStyle w:val="Style12"/>
+                <w:rFonts w:ascii="PT Sans Caption" w:hAnsi="PT Sans Caption"/>
+                <w:b w:val="false"/>
+                <w:bCs w:val="false"/>
+                <w:color w:val="C9211E"/>
+                <w:sz w:val="18"/>
+                <w:szCs w:val="18"/>
+                <w:shd w:fill="FFFFFF" w:val="clear"/>
+              </w:rPr>
+              <w:t>delta_t_a &lt; 0 and delta_t_b &gt;= 0</w:t>
+            </w:r>
+            <w:r>
+              <w:rPr>
+                <w:rStyle w:val="Style12"/>
+                <w:rFonts w:ascii="PT Sans Caption" w:hAnsi="PT Sans Caption"/>
+                <w:b w:val="false"/>
+                <w:bCs/>
+                <w:color w:val="CC0000"/>
+                <w:sz w:val="18"/>
+                <w:szCs w:val="18"/>
+                <w:shd w:fill="FFFFFF" w:val="clear"/>
+              </w:rPr>
+              <w:t xml:space="preserve"> </w:t>
+            </w:r>
+            <w:r>
+              <w:rPr>
+                <w:rStyle w:val="Style12"/>
+                <w:rFonts w:ascii="PT Sans Caption" w:hAnsi="PT Sans Caption"/>
+                <w:b w:val="false"/>
+                <w:bCs/>
+                <w:color w:val="00622F"/>
+                <w:sz w:val="18"/>
+                <w:szCs w:val="18"/>
+                <w:shd w:fill="auto" w:val="clear"/>
+              </w:rPr>
+              <w:t>%</w:t>
+            </w:r>
+            <w:r>
+              <w:rPr>
+                <w:rStyle w:val="Style12"/>
+                <w:rFonts w:ascii="PT Sans Caption" w:hAnsi="PT Sans Caption"/>
+                <w:b w:val="false"/>
+                <w:bCs/>
+                <w:color w:val="080808"/>
+                <w:sz w:val="18"/>
+                <w:szCs w:val="18"/>
+                <w:shd w:fill="auto" w:val="clear"/>
+              </w:rPr>
+              <w:t>}</w:t>
             </w:r>
           </w:p>
           <w:p>
@@ -16795,103 +16874,294 @@
                 <w:rFonts w:ascii="PT Sans Caption" w:hAnsi="PT Sans Caption"/>
                 <w:b w:val="false"/>
                 <w:bCs/>
-                <w:color w:val="080808"/>
-                <w:sz w:val="18"/>
-                <w:szCs w:val="18"/>
-                <w:shd w:fill="auto" w:val="clear"/>
-              </w:rPr>
-              <w:t>{</w:t>
-            </w:r>
-            <w:r>
-              <w:rPr>
-                <w:rStyle w:val="Style12"/>
-                <w:rFonts w:ascii="PT Sans Caption" w:hAnsi="PT Sans Caption"/>
-                <w:b w:val="false"/>
-                <w:bCs/>
-                <w:color w:val="00622F"/>
-                <w:sz w:val="18"/>
-                <w:szCs w:val="18"/>
-                <w:shd w:fill="auto" w:val="clear"/>
-              </w:rPr>
-              <w:t>%</w:t>
-            </w:r>
-            <w:r>
-              <w:rPr>
-                <w:rStyle w:val="Style12"/>
-                <w:rFonts w:ascii="PT Sans Caption" w:hAnsi="PT Sans Caption"/>
-                <w:b w:val="false"/>
-                <w:bCs/>
-                <w:color w:val="080808"/>
-                <w:sz w:val="18"/>
-                <w:szCs w:val="18"/>
-                <w:shd w:fill="auto" w:val="clear"/>
-              </w:rPr>
-              <w:t>p</w:t>
-            </w:r>
-            <w:r>
-              <w:rPr>
-                <w:rStyle w:val="Style12"/>
-                <w:rFonts w:ascii="PT Sans Caption" w:hAnsi="PT Sans Caption"/>
-                <w:b w:val="false"/>
-                <w:bCs/>
-                <w:color w:val="222832"/>
-                <w:sz w:val="18"/>
-                <w:szCs w:val="18"/>
-                <w:shd w:fill="auto" w:val="clear"/>
-              </w:rPr>
-              <w:t xml:space="preserve"> </w:t>
-            </w:r>
-            <w:r>
-              <w:rPr>
-                <w:rStyle w:val="Style12"/>
-                <w:rFonts w:ascii="PT Sans Caption" w:hAnsi="PT Sans Caption"/>
-                <w:b w:val="false"/>
-                <w:bCs/>
+                <w:color w:val="000000"/>
+                <w:sz w:val="18"/>
+                <w:szCs w:val="18"/>
+                <w:shd w:fill="FFFFFF" w:val="clear"/>
+              </w:rPr>
+              <w:t xml:space="preserve">{%p </w:t>
+            </w:r>
+            <w:r>
+              <w:rPr>
+                <w:rStyle w:val="Style12"/>
+                <w:rFonts w:ascii="PT Sans Caption" w:hAnsi="PT Sans Caption"/>
+                <w:b w:val="false"/>
+                <w:bCs w:val="false"/>
+                <w:color w:val="55308D"/>
+                <w:sz w:val="18"/>
+                <w:szCs w:val="18"/>
+                <w:shd w:fill="FFFFFF" w:val="clear"/>
+              </w:rPr>
+              <w:t>set pre_final_3 = delta_t_b</w:t>
+            </w:r>
+            <w:r>
+              <w:rPr>
+                <w:rStyle w:val="Style12"/>
+                <w:rFonts w:ascii="PT Sans Caption" w:hAnsi="PT Sans Caption"/>
+                <w:b w:val="false"/>
+                <w:bCs/>
+                <w:color w:val="000000"/>
+                <w:sz w:val="18"/>
+                <w:szCs w:val="18"/>
+                <w:shd w:fill="FFFFFF" w:val="clear"/>
+              </w:rPr>
+              <w:t xml:space="preserve"> %}</w:t>
+            </w:r>
+          </w:p>
+          <w:p>
+            <w:pPr>
+              <w:pStyle w:val="Normal"/>
+              <w:bidi w:val="0"/>
+              <w:jc w:val="left"/>
+              <w:rPr/>
+            </w:pPr>
+            <w:r>
+              <w:rPr>
+                <w:rStyle w:val="Style12"/>
+                <w:rFonts w:ascii="PT Sans Caption" w:hAnsi="PT Sans Caption"/>
+                <w:b w:val="false"/>
+                <w:bCs/>
+                <w:i w:val="false"/>
+                <w:strike w:val="false"/>
+                <w:dstrike w:val="false"/>
+                <w:outline w:val="false"/>
+                <w:shadow w:val="false"/>
+                <w:color w:val="000000"/>
+                <w:sz w:val="18"/>
+                <w:szCs w:val="18"/>
+                <w:u w:val="none"/>
+                <w:shd w:fill="FFFFFF" w:val="clear"/>
+                <w:em w:val="none"/>
+              </w:rPr>
+              <w:t>П</w:t>
+            </w:r>
+            <w:r>
+              <w:rPr>
+                <w:rFonts w:ascii="PT Sans Caption" w:hAnsi="PT Sans Caption"/>
+                <w:b w:val="false"/>
+                <w:i w:val="false"/>
+                <w:strike w:val="false"/>
+                <w:dstrike w:val="false"/>
+                <w:outline w:val="false"/>
+                <w:shadow w:val="false"/>
+                <w:color w:val="000000"/>
+                <w:sz w:val="18"/>
+                <w:szCs w:val="18"/>
+                <w:u w:val="none"/>
+                <w:em w:val="none"/>
+              </w:rPr>
+              <w:t xml:space="preserve">ревышение установленного абсолютного значения наибольшей допустимой температуры{{ </w:t>
+            </w:r>
+            <w:r>
+              <w:rPr>
+                <w:rStyle w:val="Style12"/>
+                <w:rFonts w:ascii="PT Sans Caption" w:hAnsi="PT Sans Caption"/>
+                <w:b w:val="false"/>
+                <w:bCs w:val="false"/>
+                <w:i w:val="false"/>
+                <w:strike w:val="false"/>
+                <w:dstrike w:val="false"/>
+                <w:outline w:val="false"/>
+                <w:shadow w:val="false"/>
+                <w:color w:val="000000"/>
+                <w:sz w:val="18"/>
+                <w:szCs w:val="18"/>
+                <w:u w:val="none"/>
+                <w:shd w:fill="FFFFFF" w:val="clear"/>
+                <w:em w:val="none"/>
+              </w:rPr>
+              <w:t>pre_final_3 | output_parser }}</w:t>
+            </w:r>
+            <w:r>
+              <w:rPr>
+                <w:rFonts w:ascii="PT Sans Caption" w:hAnsi="PT Sans Caption"/>
+                <w:b w:val="false"/>
+                <w:i w:val="false"/>
+                <w:strike w:val="false"/>
+                <w:dstrike w:val="false"/>
+                <w:outline w:val="false"/>
+                <w:shadow w:val="false"/>
+                <w:color w:val="000000"/>
+                <w:sz w:val="18"/>
+                <w:szCs w:val="18"/>
+                <w:u w:val="none"/>
+                <w:em w:val="none"/>
+              </w:rPr>
+              <w:t>.</w:t>
+            </w:r>
+          </w:p>
+          <w:p>
+            <w:pPr>
+              <w:pStyle w:val="Normal"/>
+              <w:bidi w:val="0"/>
+              <w:jc w:val="left"/>
+              <w:rPr/>
+            </w:pPr>
+            <w:r>
+              <w:rPr>
+                <w:rStyle w:val="Style12"/>
+                <w:rFonts w:ascii="PT Sans Caption" w:hAnsi="PT Sans Caption"/>
+                <w:b w:val="false"/>
+                <w:bCs/>
+                <w:i w:val="false"/>
+                <w:strike w:val="false"/>
+                <w:dstrike w:val="false"/>
+                <w:outline w:val="false"/>
+                <w:shadow w:val="false"/>
+                <w:color w:val="000000"/>
+                <w:sz w:val="18"/>
+                <w:szCs w:val="18"/>
+                <w:u w:val="none"/>
+                <w:shd w:fill="FFFFFF" w:val="clear"/>
+                <w:em w:val="none"/>
+              </w:rPr>
+              <w:t xml:space="preserve">          </w:t>
+            </w:r>
+            <w:r>
+              <w:rPr>
+                <w:rStyle w:val="Style12"/>
+                <w:rFonts w:ascii="PT Sans Caption" w:hAnsi="PT Sans Caption"/>
+                <w:b w:val="false"/>
+                <w:bCs/>
+                <w:i w:val="false"/>
+                <w:strike w:val="false"/>
+                <w:dstrike w:val="false"/>
+                <w:outline w:val="false"/>
+                <w:shadow w:val="false"/>
+                <w:color w:val="FF8000"/>
+                <w:sz w:val="18"/>
+                <w:szCs w:val="18"/>
+                <w:u w:val="none"/>
+                <w:shd w:fill="FFFFFF" w:val="clear"/>
+                <w:em w:val="none"/>
+              </w:rPr>
+              <w:t xml:space="preserve">{%p </w:t>
+            </w:r>
+            <w:r>
+              <w:rPr>
+                <w:rStyle w:val="Style12"/>
+                <w:rFonts w:ascii="PT Sans Caption" w:hAnsi="PT Sans Caption"/>
+                <w:b w:val="false"/>
+                <w:bCs w:val="false"/>
+                <w:i w:val="false"/>
+                <w:strike w:val="false"/>
+                <w:dstrike w:val="false"/>
+                <w:outline w:val="false"/>
+                <w:shadow w:val="false"/>
+                <w:color w:val="FF8000"/>
+                <w:sz w:val="18"/>
+                <w:szCs w:val="18"/>
+                <w:u w:val="none"/>
+                <w:shd w:fill="FFFFFF" w:val="clear"/>
+                <w:em w:val="none"/>
+              </w:rPr>
+              <w:t xml:space="preserve">set </w:t>
+            </w:r>
+            <w:r>
+              <w:rPr>
+                <w:rStyle w:val="Style12"/>
+                <w:rFonts w:ascii="PT Sans Caption" w:hAnsi="PT Sans Caption"/>
+                <w:b w:val="false"/>
+                <w:bCs w:val="false"/>
+                <w:i w:val="false"/>
+                <w:strike w:val="false"/>
+                <w:dstrike w:val="false"/>
+                <w:outline w:val="false"/>
+                <w:shadow w:val="false"/>
+                <w:color w:val="FF8000"/>
+                <w:sz w:val="18"/>
+                <w:szCs w:val="18"/>
+                <w:u w:val="none"/>
+                <w:shd w:fill="FFFFFF" w:val="clear"/>
+                <w:em w:val="none"/>
+              </w:rPr>
+              <w:t xml:space="preserve">debug_condition = </w:t>
+            </w:r>
+            <w:r>
+              <w:rPr>
+                <w:rStyle w:val="Style12"/>
+                <w:rFonts w:ascii="PT Sans Caption" w:hAnsi="PT Sans Caption"/>
+                <w:b w:val="false"/>
+                <w:bCs w:val="false"/>
+                <w:i w:val="false"/>
+                <w:caps w:val="false"/>
+                <w:smallCaps w:val="false"/>
+                <w:strike w:val="false"/>
+                <w:dstrike w:val="false"/>
+                <w:outline w:val="false"/>
+                <w:shadow w:val="false"/>
                 <w:color w:val="C9211E"/>
-                <w:sz w:val="18"/>
-                <w:szCs w:val="18"/>
-                <w:shd w:fill="auto" w:val="clear"/>
-              </w:rPr>
-              <w:t>endif</w:t>
-            </w:r>
-            <w:r>
-              <w:rPr>
-                <w:rStyle w:val="Style12"/>
-                <w:rFonts w:ascii="PT Sans Caption" w:hAnsi="PT Sans Caption"/>
-                <w:b w:val="false"/>
-                <w:bCs/>
-                <w:color w:val="222832"/>
-                <w:sz w:val="18"/>
-                <w:szCs w:val="18"/>
-                <w:shd w:fill="auto" w:val="clear"/>
-              </w:rPr>
-              <w:t xml:space="preserve"> </w:t>
-            </w:r>
-            <w:r>
-              <w:rPr>
-                <w:rStyle w:val="Style12"/>
-                <w:rFonts w:ascii="PT Sans Caption" w:hAnsi="PT Sans Caption"/>
-                <w:b w:val="false"/>
-                <w:bCs/>
-                <w:color w:val="00622F"/>
-                <w:sz w:val="18"/>
-                <w:szCs w:val="18"/>
-                <w:shd w:fill="auto" w:val="clear"/>
-              </w:rPr>
-              <w:t>%</w:t>
-            </w:r>
-            <w:r>
-              <w:rPr>
-                <w:rStyle w:val="Style12"/>
-                <w:rFonts w:ascii="PT Sans Caption" w:hAnsi="PT Sans Caption"/>
-                <w:b w:val="false"/>
-                <w:bCs/>
-                <w:color w:val="080808"/>
-                <w:sz w:val="18"/>
-                <w:szCs w:val="18"/>
-                <w:shd w:fill="auto" w:val="clear"/>
-              </w:rPr>
-              <w:t>}</w:t>
+                <w:spacing w:val="0"/>
+                <w:sz w:val="18"/>
+                <w:szCs w:val="18"/>
+                <w:u w:val="none"/>
+                <w:shd w:fill="FFFFFF" w:val="clear"/>
+                <w:em w:val="none"/>
+              </w:rPr>
+              <w:t>'</w:t>
+            </w:r>
+            <w:r>
+              <w:rPr>
+                <w:rStyle w:val="Style12"/>
+                <w:rFonts w:ascii="PT Sans Caption" w:hAnsi="PT Sans Caption"/>
+                <w:b w:val="false"/>
+                <w:bCs w:val="false"/>
+                <w:i w:val="false"/>
+                <w:strike w:val="false"/>
+                <w:dstrike w:val="false"/>
+                <w:outline w:val="false"/>
+                <w:shadow w:val="false"/>
+                <w:color w:val="FF8000"/>
+                <w:sz w:val="18"/>
+                <w:szCs w:val="18"/>
+                <w:u w:val="none"/>
+                <w:shd w:fill="FFFFFF" w:val="clear"/>
+                <w:em w:val="none"/>
+              </w:rPr>
+              <w:t>1_3</w:t>
+            </w:r>
+            <w:r>
+              <w:rPr>
+                <w:rStyle w:val="Style12"/>
+                <w:rFonts w:ascii="PT Sans Caption" w:hAnsi="PT Sans Caption"/>
+                <w:b w:val="false"/>
+                <w:bCs w:val="false"/>
+                <w:i w:val="false"/>
+                <w:caps w:val="false"/>
+                <w:smallCaps w:val="false"/>
+                <w:strike w:val="false"/>
+                <w:dstrike w:val="false"/>
+                <w:outline w:val="false"/>
+                <w:shadow w:val="false"/>
+                <w:color w:val="C9211E"/>
+                <w:spacing w:val="0"/>
+                <w:sz w:val="18"/>
+                <w:szCs w:val="18"/>
+                <w:u w:val="none"/>
+                <w:shd w:fill="FFFFFF" w:val="clear"/>
+                <w:em w:val="none"/>
+              </w:rPr>
+              <w:t>'</w:t>
+            </w:r>
+            <w:r>
+              <w:rPr>
+                <w:rStyle w:val="Style12"/>
+                <w:rFonts w:ascii="PT Sans Caption" w:hAnsi="PT Sans Caption"/>
+                <w:b w:val="false"/>
+                <w:bCs/>
+                <w:i w:val="false"/>
+                <w:strike w:val="false"/>
+                <w:dstrike w:val="false"/>
+                <w:outline w:val="false"/>
+                <w:shadow w:val="false"/>
+                <w:color w:val="FF8000"/>
+                <w:sz w:val="18"/>
+                <w:szCs w:val="18"/>
+                <w:u w:val="none"/>
+                <w:shd w:fill="FFFFFF" w:val="clear"/>
+                <w:em w:val="none"/>
+              </w:rPr>
+              <w:t xml:space="preserve"> %}</w:t>
             </w:r>
           </w:p>
           <w:p>
@@ -16909,6 +17179,133 @@
                 <w:rFonts w:ascii="PT Sans Caption" w:hAnsi="PT Sans Caption"/>
                 <w:b w:val="false"/>
                 <w:bCs/>
+                <w:color w:val="080808"/>
+                <w:sz w:val="18"/>
+                <w:szCs w:val="18"/>
+                <w:shd w:fill="auto" w:val="clear"/>
+              </w:rPr>
+              <w:t xml:space="preserve">          </w:t>
+            </w:r>
+            <w:r>
+              <w:rPr>
+                <w:rStyle w:val="Style12"/>
+                <w:rFonts w:ascii="PT Sans Caption" w:hAnsi="PT Sans Caption"/>
+                <w:b w:val="false"/>
+                <w:bCs/>
+                <w:color w:val="080808"/>
+                <w:sz w:val="18"/>
+                <w:szCs w:val="18"/>
+                <w:shd w:fill="auto" w:val="clear"/>
+              </w:rPr>
+              <w:t>{</w:t>
+            </w:r>
+            <w:r>
+              <w:rPr>
+                <w:rStyle w:val="Style12"/>
+                <w:rFonts w:ascii="PT Sans Caption" w:hAnsi="PT Sans Caption"/>
+                <w:b w:val="false"/>
+                <w:bCs/>
+                <w:color w:val="00622F"/>
+                <w:sz w:val="18"/>
+                <w:szCs w:val="18"/>
+                <w:shd w:fill="auto" w:val="clear"/>
+              </w:rPr>
+              <w:t>%</w:t>
+            </w:r>
+            <w:r>
+              <w:rPr>
+                <w:rStyle w:val="Style12"/>
+                <w:rFonts w:ascii="PT Sans Caption" w:hAnsi="PT Sans Caption"/>
+                <w:b w:val="false"/>
+                <w:bCs/>
+                <w:color w:val="080808"/>
+                <w:sz w:val="18"/>
+                <w:szCs w:val="18"/>
+                <w:shd w:fill="auto" w:val="clear"/>
+              </w:rPr>
+              <w:t>p</w:t>
+            </w:r>
+            <w:r>
+              <w:rPr>
+                <w:rStyle w:val="Style12"/>
+                <w:rFonts w:ascii="PT Sans Caption" w:hAnsi="PT Sans Caption"/>
+                <w:b w:val="false"/>
+                <w:bCs/>
+                <w:color w:val="222832"/>
+                <w:sz w:val="18"/>
+                <w:szCs w:val="18"/>
+                <w:shd w:fill="auto" w:val="clear"/>
+              </w:rPr>
+              <w:t xml:space="preserve"> </w:t>
+            </w:r>
+            <w:r>
+              <w:rPr>
+                <w:rStyle w:val="Style12"/>
+                <w:rFonts w:ascii="PT Sans Caption" w:hAnsi="PT Sans Caption"/>
+                <w:b w:val="false"/>
+                <w:bCs/>
+                <w:color w:val="C9211E"/>
+                <w:sz w:val="18"/>
+                <w:szCs w:val="18"/>
+                <w:shd w:fill="auto" w:val="clear"/>
+              </w:rPr>
+              <w:t>endif</w:t>
+            </w:r>
+            <w:r>
+              <w:rPr>
+                <w:rStyle w:val="Style12"/>
+                <w:rFonts w:ascii="PT Sans Caption" w:hAnsi="PT Sans Caption"/>
+                <w:b w:val="false"/>
+                <w:bCs/>
+                <w:color w:val="222832"/>
+                <w:sz w:val="18"/>
+                <w:szCs w:val="18"/>
+                <w:shd w:fill="auto" w:val="clear"/>
+              </w:rPr>
+              <w:t xml:space="preserve"> </w:t>
+            </w:r>
+            <w:r>
+              <w:rPr>
+                <w:rStyle w:val="Style12"/>
+                <w:rFonts w:ascii="PT Sans Caption" w:hAnsi="PT Sans Caption"/>
+                <w:b w:val="false"/>
+                <w:bCs/>
+                <w:color w:val="00622F"/>
+                <w:sz w:val="18"/>
+                <w:szCs w:val="18"/>
+                <w:shd w:fill="auto" w:val="clear"/>
+              </w:rPr>
+              <w:t>%</w:t>
+            </w:r>
+            <w:r>
+              <w:rPr>
+                <w:rStyle w:val="Style12"/>
+                <w:rFonts w:ascii="PT Sans Caption" w:hAnsi="PT Sans Caption"/>
+                <w:b w:val="false"/>
+                <w:bCs/>
+                <w:color w:val="080808"/>
+                <w:sz w:val="18"/>
+                <w:szCs w:val="18"/>
+                <w:shd w:fill="auto" w:val="clear"/>
+              </w:rPr>
+              <w:t>}</w:t>
+            </w:r>
+          </w:p>
+          <w:p>
+            <w:pPr>
+              <w:pStyle w:val="Normal"/>
+              <w:widowControl/>
+              <w:bidi w:val="0"/>
+              <w:ind w:hanging="0" w:left="0" w:right="0"/>
+              <w:jc w:val="left"/>
+              <w:rPr/>
+            </w:pPr>
+            <w:r>
+              <w:rPr>
+                <w:rStyle w:val="Style12"/>
+                <w:rFonts w:ascii="PT Sans Caption" w:hAnsi="PT Sans Caption"/>
+                <w:b w:val="false"/>
+                <w:bCs/>
                 <w:i w:val="false"/>
                 <w:strike w:val="false"/>
                 <w:dstrike w:val="false"/>
@@ -17134,6 +17531,184 @@
                 <w:em w:val="none"/>
               </w:rPr>
               <w:t>Высокий риск отгорания контакта с ростом тока нагрузки.</w:t>
+            </w:r>
+          </w:p>
+          <w:p>
+            <w:pPr>
+              <w:pStyle w:val="Normal"/>
+              <w:bidi w:val="0"/>
+              <w:jc w:val="left"/>
+              <w:rPr>
+                <w:rFonts w:ascii="PT Sans Caption" w:hAnsi="PT Sans Caption"/>
+                <w:b w:val="false"/>
+                <w:bCs w:val="false"/>
+                <w:sz w:val="18"/>
+                <w:szCs w:val="18"/>
+              </w:rPr>
+            </w:pPr>
+            <w:r>
+              <w:rPr>
+                <w:rFonts w:ascii="PT Sans Caption" w:hAnsi="PT Sans Caption"/>
+                <w:b w:val="false"/>
+                <w:bCs w:val="false"/>
+                <w:i w:val="false"/>
+                <w:strike w:val="false"/>
+                <w:dstrike w:val="false"/>
+                <w:outline w:val="false"/>
+                <w:shadow w:val="false"/>
+                <w:color w:val="000000"/>
+                <w:sz w:val="18"/>
+                <w:szCs w:val="18"/>
+                <w:u w:val="none"/>
+                <w:em w:val="none"/>
+              </w:rPr>
+              <w:t xml:space="preserve">          </w:t>
+            </w:r>
+            <w:r>
+              <w:rPr>
+                <w:rStyle w:val="Style12"/>
+                <w:rFonts w:ascii="PT Sans Caption" w:hAnsi="PT Sans Caption"/>
+                <w:b w:val="false"/>
+                <w:bCs/>
+                <w:i w:val="false"/>
+                <w:strike w:val="false"/>
+                <w:dstrike w:val="false"/>
+                <w:outline w:val="false"/>
+                <w:shadow w:val="false"/>
+                <w:color w:val="FF8000"/>
+                <w:sz w:val="18"/>
+                <w:szCs w:val="18"/>
+                <w:u w:val="none"/>
+                <w:shd w:fill="FFFFFF" w:val="clear"/>
+                <w:em w:val="none"/>
+              </w:rPr>
+              <w:t xml:space="preserve">{%p </w:t>
+            </w:r>
+            <w:r>
+              <w:rPr>
+                <w:rStyle w:val="Style12"/>
+                <w:rFonts w:ascii="PT Sans Caption" w:hAnsi="PT Sans Caption"/>
+                <w:b w:val="false"/>
+                <w:bCs w:val="false"/>
+                <w:i w:val="false"/>
+                <w:strike w:val="false"/>
+                <w:dstrike w:val="false"/>
+                <w:outline w:val="false"/>
+                <w:shadow w:val="false"/>
+                <w:color w:val="FF8000"/>
+                <w:sz w:val="18"/>
+                <w:szCs w:val="18"/>
+                <w:u w:val="none"/>
+                <w:shd w:fill="FFFFFF" w:val="clear"/>
+                <w:em w:val="none"/>
+              </w:rPr>
+              <w:t xml:space="preserve">set </w:t>
+            </w:r>
+            <w:r>
+              <w:rPr>
+                <w:rStyle w:val="Style12"/>
+                <w:rFonts w:ascii="PT Sans Caption" w:hAnsi="PT Sans Caption"/>
+                <w:b w:val="false"/>
+                <w:bCs w:val="false"/>
+                <w:i w:val="false"/>
+                <w:strike w:val="false"/>
+                <w:dstrike w:val="false"/>
+                <w:outline w:val="false"/>
+                <w:shadow w:val="false"/>
+                <w:color w:val="FF8000"/>
+                <w:sz w:val="18"/>
+                <w:szCs w:val="18"/>
+                <w:u w:val="none"/>
+                <w:shd w:fill="FFFFFF" w:val="clear"/>
+                <w:em w:val="none"/>
+              </w:rPr>
+              <w:t xml:space="preserve">debug_condition = </w:t>
+            </w:r>
+            <w:r>
+              <w:rPr>
+                <w:rStyle w:val="Style12"/>
+                <w:rFonts w:ascii="PT Sans Caption" w:hAnsi="PT Sans Caption"/>
+                <w:b w:val="false"/>
+                <w:bCs w:val="false"/>
+                <w:i w:val="false"/>
+                <w:caps w:val="false"/>
+                <w:smallCaps w:val="false"/>
+                <w:strike w:val="false"/>
+                <w:dstrike w:val="false"/>
+                <w:outline w:val="false"/>
+                <w:shadow w:val="false"/>
+                <w:color w:val="C9211E"/>
+                <w:spacing w:val="0"/>
+                <w:sz w:val="18"/>
+                <w:szCs w:val="18"/>
+                <w:u w:val="none"/>
+                <w:shd w:fill="FFFFFF" w:val="clear"/>
+                <w:em w:val="none"/>
+              </w:rPr>
+              <w:t>'</w:t>
+            </w:r>
+            <w:r>
+              <w:rPr>
+                <w:rStyle w:val="Style12"/>
+                <w:rFonts w:ascii="PT Sans Caption" w:hAnsi="PT Sans Caption"/>
+                <w:b w:val="false"/>
+                <w:bCs w:val="false"/>
+                <w:i w:val="false"/>
+                <w:strike w:val="false"/>
+                <w:dstrike w:val="false"/>
+                <w:outline w:val="false"/>
+                <w:shadow w:val="false"/>
+                <w:color w:val="FF8000"/>
+                <w:sz w:val="18"/>
+                <w:szCs w:val="18"/>
+                <w:u w:val="none"/>
+                <w:shd w:fill="FFFFFF" w:val="clear"/>
+                <w:em w:val="none"/>
+              </w:rPr>
+              <w:t>1_3(hight)</w:t>
+            </w:r>
+            <w:r>
+              <w:rPr>
+                <w:rStyle w:val="Style12"/>
+                <w:rFonts w:ascii="PT Sans Caption" w:hAnsi="PT Sans Caption"/>
+                <w:b w:val="false"/>
+                <w:bCs w:val="false"/>
+                <w:i w:val="false"/>
+                <w:caps w:val="false"/>
+                <w:smallCaps w:val="false"/>
+                <w:strike w:val="false"/>
+                <w:dstrike w:val="false"/>
+                <w:outline w:val="false"/>
+                <w:shadow w:val="false"/>
+                <w:color w:val="C9211E"/>
+                <w:spacing w:val="0"/>
+                <w:sz w:val="18"/>
+                <w:szCs w:val="18"/>
+                <w:u w:val="none"/>
+                <w:shd w:fill="FFFFFF" w:val="clear"/>
+                <w:em w:val="none"/>
+              </w:rPr>
+              <w:t>'</w:t>
+            </w:r>
+            <w:r>
+              <w:rPr>
+                <w:rStyle w:val="Style12"/>
+                <w:rFonts w:ascii="PT Sans Caption" w:hAnsi="PT Sans Caption"/>
+                <w:b w:val="false"/>
+                <w:bCs/>
+                <w:i w:val="false"/>
+                <w:strike w:val="false"/>
+                <w:dstrike w:val="false"/>
+                <w:outline w:val="false"/>
+                <w:shadow w:val="false"/>
+                <w:color w:val="FF8000"/>
+                <w:sz w:val="18"/>
+                <w:szCs w:val="18"/>
+                <w:u w:val="none"/>
+                <w:shd w:fill="FFFFFF" w:val="clear"/>
+                <w:em w:val="none"/>
+              </w:rPr>
+              <w:t xml:space="preserve"> %}</w:t>
             </w:r>
           </w:p>
           <w:p>
@@ -17527,7 +18102,7 @@
                 <w:rFonts w:ascii="PT Sans Caption" w:hAnsi="PT Sans Caption"/>
                 <w:b w:val="false"/>
                 <w:bCs/>
-                <w:color w:val="080808"/>
+                <w:color w:val="FF8000"/>
                 <w:sz w:val="18"/>
                 <w:szCs w:val="18"/>
                 <w:shd w:fill="auto" w:val="clear"/>
@@ -17540,7 +18115,7 @@
                 <w:rFonts w:ascii="PT Sans Caption" w:hAnsi="PT Sans Caption"/>
                 <w:b w:val="false"/>
                 <w:bCs/>
-                <w:color w:val="00622F"/>
+                <w:color w:val="FF8000"/>
                 <w:sz w:val="18"/>
                 <w:szCs w:val="18"/>
                 <w:shd w:fill="auto" w:val="clear"/>
@@ -17553,7 +18128,7 @@
                 <w:rFonts w:ascii="PT Sans Caption" w:hAnsi="PT Sans Caption"/>
                 <w:b w:val="false"/>
                 <w:bCs/>
-                <w:color w:val="080808"/>
+                <w:color w:val="FF8000"/>
                 <w:sz w:val="18"/>
                 <w:szCs w:val="18"/>
                 <w:shd w:fill="auto" w:val="clear"/>
@@ -17566,7 +18141,7 @@
                 <w:rFonts w:ascii="PT Sans Caption" w:hAnsi="PT Sans Caption"/>
                 <w:b w:val="false"/>
                 <w:bCs/>
-                <w:color w:val="222832"/>
+                <w:color w:val="FF8000"/>
                 <w:sz w:val="18"/>
                 <w:szCs w:val="18"/>
                 <w:shd w:fill="auto" w:val="clear"/>
@@ -17579,7 +18154,7 @@
                 <w:rFonts w:ascii="PT Sans Caption" w:hAnsi="PT Sans Caption"/>
                 <w:b w:val="false"/>
                 <w:bCs/>
-                <w:color w:val="C9211E"/>
+                <w:color w:val="FF8000"/>
                 <w:sz w:val="18"/>
                 <w:szCs w:val="18"/>
                 <w:shd w:fill="auto" w:val="clear"/>
@@ -17592,7 +18167,7 @@
                 <w:rFonts w:ascii="PT Sans Caption" w:hAnsi="PT Sans Caption"/>
                 <w:b w:val="false"/>
                 <w:bCs w:val="false"/>
-                <w:color w:val="C9211E"/>
+                <w:color w:val="FF8000"/>
                 <w:sz w:val="18"/>
                 <w:szCs w:val="18"/>
                 <w:shd w:fill="auto" w:val="clear"/>
@@ -17605,7 +18180,7 @@
                 <w:rFonts w:ascii="PT Sans Caption" w:hAnsi="PT Sans Caption"/>
                 <w:b w:val="false"/>
                 <w:bCs/>
-                <w:color w:val="CC0000"/>
+                <w:color w:val="FF8000"/>
                 <w:sz w:val="18"/>
                 <w:szCs w:val="18"/>
                 <w:shd w:fill="auto" w:val="clear"/>
@@ -17618,7 +18193,7 @@
                 <w:rFonts w:ascii="PT Sans Caption" w:hAnsi="PT Sans Caption"/>
                 <w:b w:val="false"/>
                 <w:bCs/>
-                <w:color w:val="00622F"/>
+                <w:color w:val="FF8000"/>
                 <w:sz w:val="18"/>
                 <w:szCs w:val="18"/>
                 <w:shd w:fill="auto" w:val="clear"/>
@@ -17631,7 +18206,7 @@
                 <w:rFonts w:ascii="PT Sans Caption" w:hAnsi="PT Sans Caption"/>
                 <w:b w:val="false"/>
                 <w:bCs/>
-                <w:color w:val="080808"/>
+                <w:color w:val="FF8000"/>
                 <w:sz w:val="18"/>
                 <w:szCs w:val="18"/>
                 <w:shd w:fill="auto" w:val="clear"/>
@@ -17654,12 +18229,12 @@
                 <w:rFonts w:ascii="PT Sans Caption" w:hAnsi="PT Sans Caption"/>
                 <w:b w:val="false"/>
                 <w:bCs w:val="false"/>
-                <w:color w:val="158466"/>
-                <w:sz w:val="18"/>
-                <w:szCs w:val="18"/>
-                <w:shd w:fill="FFFFFF" w:val="clear"/>
-              </w:rPr>
-              <w:t>DEBUG: we are in condition 2…</w:t>
+                <w:color w:val="FF8000"/>
+                <w:sz w:val="18"/>
+                <w:szCs w:val="18"/>
+                <w:shd w:fill="FFFFFF" w:val="clear"/>
+              </w:rPr>
+              <w:t xml:space="preserve">DEBUG: we are in condition 2… </w:t>
             </w:r>
           </w:p>
           <w:p>
@@ -17667,13 +18242,7 @@
               <w:pStyle w:val="Normal"/>
               <w:bidi w:val="0"/>
               <w:jc w:val="left"/>
-              <w:rPr>
-                <w:rFonts w:ascii="PT Sans Caption" w:hAnsi="PT Sans Caption"/>
-                <w:b w:val="false"/>
-                <w:bCs w:val="false"/>
-                <w:sz w:val="18"/>
-                <w:szCs w:val="18"/>
-              </w:rPr>
+              <w:rPr/>
             </w:pPr>
             <w:r>
               <w:rPr>
@@ -17686,7 +18255,7 @@
                 <w:dstrike w:val="false"/>
                 <w:outline w:val="false"/>
                 <w:shadow w:val="false"/>
-                <w:color w:val="080808"/>
+                <w:color w:val="FF8000"/>
                 <w:sz w:val="18"/>
                 <w:szCs w:val="18"/>
                 <w:u w:val="none"/>
@@ -17706,7 +18275,7 @@
                 <w:dstrike w:val="false"/>
                 <w:outline w:val="false"/>
                 <w:shadow w:val="false"/>
-                <w:color w:val="00622F"/>
+                <w:color w:val="FF8000"/>
                 <w:sz w:val="18"/>
                 <w:szCs w:val="18"/>
                 <w:u w:val="none"/>
@@ -17726,7 +18295,7 @@
                 <w:dstrike w:val="false"/>
                 <w:outline w:val="false"/>
                 <w:shadow w:val="false"/>
-                <w:color w:val="080808"/>
+                <w:color w:val="FF8000"/>
                 <w:sz w:val="18"/>
                 <w:szCs w:val="18"/>
                 <w:u w:val="none"/>
@@ -17746,7 +18315,7 @@
                 <w:dstrike w:val="false"/>
                 <w:outline w:val="false"/>
                 <w:shadow w:val="false"/>
-                <w:color w:val="222832"/>
+                <w:color w:val="FF8000"/>
                 <w:sz w:val="18"/>
                 <w:szCs w:val="18"/>
                 <w:u w:val="none"/>
@@ -17766,7 +18335,7 @@
                 <w:dstrike w:val="false"/>
                 <w:outline w:val="false"/>
                 <w:shadow w:val="false"/>
-                <w:color w:val="C9211E"/>
+                <w:color w:val="FF8000"/>
                 <w:sz w:val="18"/>
                 <w:szCs w:val="18"/>
                 <w:u w:val="none"/>
@@ -17786,7 +18355,7 @@
                 <w:dstrike w:val="false"/>
                 <w:outline w:val="false"/>
                 <w:shadow w:val="false"/>
-                <w:color w:val="222832"/>
+                <w:color w:val="FF8000"/>
                 <w:sz w:val="18"/>
                 <w:szCs w:val="18"/>
                 <w:u w:val="none"/>
@@ -17806,7 +18375,7 @@
                 <w:dstrike w:val="false"/>
                 <w:outline w:val="false"/>
                 <w:shadow w:val="false"/>
-                <w:color w:val="00622F"/>
+                <w:color w:val="FF8000"/>
                 <w:sz w:val="18"/>
                 <w:szCs w:val="18"/>
                 <w:u w:val="none"/>
@@ -17826,7 +18395,7 @@
                 <w:dstrike w:val="false"/>
                 <w:outline w:val="false"/>
                 <w:shadow w:val="false"/>
-                <w:color w:val="080808"/>
+                <w:color w:val="FF8000"/>
                 <w:sz w:val="18"/>
                 <w:szCs w:val="18"/>
                 <w:u w:val="none"/>
@@ -18390,6 +18959,182 @@
           </w:p>
           <w:p>
             <w:pPr>
+              <w:pStyle w:val="Normal"/>
+              <w:bidi w:val="0"/>
+              <w:jc w:val="left"/>
+              <w:rPr>
+                <w:rFonts w:ascii="PT Sans Caption" w:hAnsi="PT Sans Caption"/>
+                <w:color w:val="000000"/>
+                <w:sz w:val="18"/>
+                <w:szCs w:val="18"/>
+              </w:rPr>
+            </w:pPr>
+            <w:r>
+              <w:rPr>
+                <w:rFonts w:ascii="PT Sans Caption" w:hAnsi="PT Sans Caption"/>
+                <w:b w:val="false"/>
+                <w:i w:val="false"/>
+                <w:strike w:val="false"/>
+                <w:dstrike w:val="false"/>
+                <w:outline w:val="false"/>
+                <w:shadow w:val="false"/>
+                <w:color w:val="000000"/>
+                <w:sz w:val="18"/>
+                <w:szCs w:val="18"/>
+                <w:u w:val="none"/>
+                <w:em w:val="none"/>
+              </w:rPr>
+              <w:t xml:space="preserve">               </w:t>
+            </w:r>
+            <w:r>
+              <w:rPr>
+                <w:rStyle w:val="Style12"/>
+                <w:rFonts w:ascii="PT Sans Caption" w:hAnsi="PT Sans Caption"/>
+                <w:b w:val="false"/>
+                <w:bCs/>
+                <w:i w:val="false"/>
+                <w:strike w:val="false"/>
+                <w:dstrike w:val="false"/>
+                <w:outline w:val="false"/>
+                <w:shadow w:val="false"/>
+                <w:color w:val="FF8000"/>
+                <w:sz w:val="18"/>
+                <w:szCs w:val="18"/>
+                <w:u w:val="none"/>
+                <w:shd w:fill="FFFFFF" w:val="clear"/>
+                <w:em w:val="none"/>
+              </w:rPr>
+              <w:t xml:space="preserve">{%p </w:t>
+            </w:r>
+            <w:r>
+              <w:rPr>
+                <w:rStyle w:val="Style12"/>
+                <w:rFonts w:ascii="PT Sans Caption" w:hAnsi="PT Sans Caption"/>
+                <w:b w:val="false"/>
+                <w:bCs w:val="false"/>
+                <w:i w:val="false"/>
+                <w:strike w:val="false"/>
+                <w:dstrike w:val="false"/>
+                <w:outline w:val="false"/>
+                <w:shadow w:val="false"/>
+                <w:color w:val="FF8000"/>
+                <w:sz w:val="18"/>
+                <w:szCs w:val="18"/>
+                <w:u w:val="none"/>
+                <w:shd w:fill="FFFFFF" w:val="clear"/>
+                <w:em w:val="none"/>
+              </w:rPr>
+              <w:t xml:space="preserve">set </w:t>
+            </w:r>
+            <w:r>
+              <w:rPr>
+                <w:rStyle w:val="Style12"/>
+                <w:rFonts w:ascii="PT Sans Caption" w:hAnsi="PT Sans Caption"/>
+                <w:b w:val="false"/>
+                <w:bCs w:val="false"/>
+                <w:i w:val="false"/>
+                <w:strike w:val="false"/>
+                <w:dstrike w:val="false"/>
+                <w:outline w:val="false"/>
+                <w:shadow w:val="false"/>
+                <w:color w:val="FF8000"/>
+                <w:sz w:val="18"/>
+                <w:szCs w:val="18"/>
+                <w:u w:val="none"/>
+                <w:shd w:fill="FFFFFF" w:val="clear"/>
+                <w:em w:val="none"/>
+              </w:rPr>
+              <w:t xml:space="preserve">debug_condition = </w:t>
+            </w:r>
+            <w:r>
+              <w:rPr>
+                <w:rStyle w:val="Style12"/>
+                <w:rFonts w:ascii="PT Sans Caption" w:hAnsi="PT Sans Caption"/>
+                <w:b w:val="false"/>
+                <w:bCs w:val="false"/>
+                <w:i w:val="false"/>
+                <w:caps w:val="false"/>
+                <w:smallCaps w:val="false"/>
+                <w:strike w:val="false"/>
+                <w:dstrike w:val="false"/>
+                <w:outline w:val="false"/>
+                <w:shadow w:val="false"/>
+                <w:color w:val="C9211E"/>
+                <w:spacing w:val="0"/>
+                <w:sz w:val="18"/>
+                <w:szCs w:val="18"/>
+                <w:u w:val="none"/>
+                <w:shd w:fill="FFFFFF" w:val="clear"/>
+                <w:em w:val="none"/>
+              </w:rPr>
+              <w:t>'</w:t>
+            </w:r>
+            <w:r>
+              <w:rPr>
+                <w:rStyle w:val="Style12"/>
+                <w:rFonts w:ascii="PT Sans Caption" w:hAnsi="PT Sans Caption"/>
+                <w:b w:val="false"/>
+                <w:bCs w:val="false"/>
+                <w:i w:val="false"/>
+                <w:strike w:val="false"/>
+                <w:dstrike w:val="false"/>
+                <w:outline w:val="false"/>
+                <w:shadow w:val="false"/>
+                <w:color w:val="FF8000"/>
+                <w:sz w:val="18"/>
+                <w:szCs w:val="18"/>
+                <w:u w:val="none"/>
+                <w:shd w:fill="FFFFFF" w:val="clear"/>
+                <w:em w:val="none"/>
+              </w:rPr>
+              <w:t>2_1</w:t>
+            </w:r>
+            <w:r>
+              <w:rPr>
+                <w:rStyle w:val="Style12"/>
+                <w:rFonts w:ascii="PT Sans Caption" w:hAnsi="PT Sans Caption"/>
+                <w:b w:val="false"/>
+                <w:bCs w:val="false"/>
+                <w:i w:val="false"/>
+                <w:caps w:val="false"/>
+                <w:smallCaps w:val="false"/>
+                <w:strike w:val="false"/>
+                <w:dstrike w:val="false"/>
+                <w:outline w:val="false"/>
+                <w:shadow w:val="false"/>
+                <w:color w:val="C9211E"/>
+                <w:spacing w:val="0"/>
+                <w:sz w:val="18"/>
+                <w:szCs w:val="18"/>
+                <w:u w:val="none"/>
+                <w:shd w:fill="FFFFFF" w:val="clear"/>
+                <w:em w:val="none"/>
+              </w:rPr>
+              <w:t>'</w:t>
+            </w:r>
+            <w:r>
+              <w:rPr>
+                <w:rStyle w:val="Style12"/>
+                <w:rFonts w:ascii="PT Sans Caption" w:hAnsi="PT Sans Caption"/>
+                <w:b w:val="false"/>
+                <w:bCs/>
+                <w:i w:val="false"/>
+                <w:strike w:val="false"/>
+                <w:dstrike w:val="false"/>
+                <w:outline w:val="false"/>
+                <w:shadow w:val="false"/>
+                <w:color w:val="FF8000"/>
+                <w:sz w:val="18"/>
+                <w:szCs w:val="18"/>
+                <w:u w:val="none"/>
+                <w:shd w:fill="FFFFFF" w:val="clear"/>
+                <w:em w:val="none"/>
+              </w:rPr>
+              <w:t xml:space="preserve"> %}</w:t>
+            </w:r>
+          </w:p>
+          <w:p>
+            <w:pPr>
               <w:pStyle w:val="Style20"/>
               <w:widowControl/>
               <w:bidi w:val="0"/>
@@ -18915,214 +19660,140 @@
                 <w:dstrike w:val="false"/>
                 <w:outline w:val="false"/>
                 <w:shadow w:val="false"/>
-                <w:color w:val="080808"/>
-                <w:sz w:val="18"/>
-                <w:szCs w:val="18"/>
-                <w:u w:val="none"/>
-                <w:shd w:fill="auto" w:val="clear"/>
-                <w:em w:val="none"/>
-              </w:rPr>
-              <w:t>{</w:t>
-            </w:r>
-            <w:r>
-              <w:rPr>
-                <w:rStyle w:val="Style12"/>
-                <w:rFonts w:ascii="PT Sans Caption" w:hAnsi="PT Sans Caption"/>
-                <w:b w:val="false"/>
-                <w:bCs/>
-                <w:i w:val="false"/>
-                <w:strike w:val="false"/>
-                <w:dstrike w:val="false"/>
-                <w:outline w:val="false"/>
-                <w:shadow w:val="false"/>
-                <w:color w:val="00622F"/>
-                <w:sz w:val="18"/>
-                <w:szCs w:val="18"/>
-                <w:u w:val="none"/>
-                <w:shd w:fill="auto" w:val="clear"/>
-                <w:em w:val="none"/>
-              </w:rPr>
-              <w:t>%</w:t>
-            </w:r>
-            <w:r>
-              <w:rPr>
-                <w:rStyle w:val="Style12"/>
-                <w:rFonts w:ascii="PT Sans Caption" w:hAnsi="PT Sans Caption"/>
-                <w:b w:val="false"/>
-                <w:bCs/>
-                <w:i w:val="false"/>
-                <w:strike w:val="false"/>
-                <w:dstrike w:val="false"/>
-                <w:outline w:val="false"/>
-                <w:shadow w:val="false"/>
-                <w:color w:val="080808"/>
-                <w:sz w:val="18"/>
-                <w:szCs w:val="18"/>
-                <w:u w:val="none"/>
-                <w:shd w:fill="auto" w:val="clear"/>
-                <w:em w:val="none"/>
-              </w:rPr>
-              <w:t>p</w:t>
-            </w:r>
-            <w:r>
-              <w:rPr>
-                <w:rStyle w:val="Style12"/>
-                <w:rFonts w:ascii="PT Sans Caption" w:hAnsi="PT Sans Caption"/>
-                <w:b w:val="false"/>
-                <w:bCs/>
-                <w:i w:val="false"/>
-                <w:strike w:val="false"/>
-                <w:dstrike w:val="false"/>
-                <w:outline w:val="false"/>
-                <w:shadow w:val="false"/>
-                <w:color w:val="222832"/>
-                <w:sz w:val="18"/>
-                <w:szCs w:val="18"/>
-                <w:u w:val="none"/>
-                <w:shd w:fill="auto" w:val="clear"/>
-                <w:em w:val="none"/>
-              </w:rPr>
-              <w:t xml:space="preserve"> </w:t>
-            </w:r>
-            <w:r>
-              <w:rPr>
-                <w:rStyle w:val="Style12"/>
-                <w:rFonts w:ascii="PT Sans Caption" w:hAnsi="PT Sans Caption"/>
-                <w:b w:val="false"/>
-                <w:bCs/>
-                <w:i w:val="false"/>
+                <w:color w:val="FF8000"/>
+                <w:sz w:val="18"/>
+                <w:szCs w:val="18"/>
+                <w:u w:val="none"/>
+                <w:shd w:fill="FFFFFF" w:val="clear"/>
+                <w:em w:val="none"/>
+              </w:rPr>
+              <w:t xml:space="preserve">{%p </w:t>
+            </w:r>
+            <w:r>
+              <w:rPr>
+                <w:rStyle w:val="Style12"/>
+                <w:rFonts w:ascii="PT Sans Caption" w:hAnsi="PT Sans Caption"/>
+                <w:b w:val="false"/>
+                <w:bCs w:val="false"/>
+                <w:i w:val="false"/>
+                <w:strike w:val="false"/>
+                <w:dstrike w:val="false"/>
+                <w:outline w:val="false"/>
+                <w:shadow w:val="false"/>
+                <w:color w:val="FF8000"/>
+                <w:sz w:val="18"/>
+                <w:szCs w:val="18"/>
+                <w:u w:val="none"/>
+                <w:shd w:fill="FFFFFF" w:val="clear"/>
+                <w:em w:val="none"/>
+              </w:rPr>
+              <w:t xml:space="preserve">set </w:t>
+            </w:r>
+            <w:r>
+              <w:rPr>
+                <w:rStyle w:val="Style12"/>
+                <w:rFonts w:ascii="PT Sans Caption" w:hAnsi="PT Sans Caption"/>
+                <w:b w:val="false"/>
+                <w:bCs w:val="false"/>
+                <w:i w:val="false"/>
+                <w:strike w:val="false"/>
+                <w:dstrike w:val="false"/>
+                <w:outline w:val="false"/>
+                <w:shadow w:val="false"/>
+                <w:color w:val="FF8000"/>
+                <w:sz w:val="18"/>
+                <w:szCs w:val="18"/>
+                <w:u w:val="none"/>
+                <w:shd w:fill="FFFFFF" w:val="clear"/>
+                <w:em w:val="none"/>
+              </w:rPr>
+              <w:t xml:space="preserve">debug_condition = </w:t>
+            </w:r>
+            <w:r>
+              <w:rPr>
+                <w:rStyle w:val="Style12"/>
+                <w:rFonts w:ascii="PT Sans Caption" w:hAnsi="PT Sans Caption"/>
+                <w:b w:val="false"/>
+                <w:bCs w:val="false"/>
+                <w:i w:val="false"/>
+                <w:caps w:val="false"/>
+                <w:smallCaps w:val="false"/>
                 <w:strike w:val="false"/>
                 <w:dstrike w:val="false"/>
                 <w:outline w:val="false"/>
                 <w:shadow w:val="false"/>
                 <w:color w:val="C9211E"/>
-                <w:sz w:val="18"/>
-                <w:szCs w:val="18"/>
-                <w:u w:val="none"/>
-                <w:shd w:fill="auto" w:val="clear"/>
-                <w:em w:val="none"/>
-              </w:rPr>
-              <w:t xml:space="preserve">elif </w:t>
-            </w:r>
-            <w:r>
-              <w:rPr>
-                <w:rStyle w:val="Style12"/>
-                <w:rFonts w:ascii="PT Sans Caption" w:hAnsi="PT Sans Caption"/>
-                <w:b w:val="false"/>
-                <w:bCs/>
-                <w:i w:val="false"/>
+                <w:spacing w:val="0"/>
+                <w:sz w:val="18"/>
+                <w:szCs w:val="18"/>
+                <w:u w:val="none"/>
+                <w:shd w:fill="FFFFFF" w:val="clear"/>
+                <w:em w:val="none"/>
+              </w:rPr>
+              <w:t>'</w:t>
+            </w:r>
+            <w:r>
+              <w:rPr>
+                <w:rStyle w:val="Style12"/>
+                <w:rFonts w:ascii="PT Sans Caption" w:hAnsi="PT Sans Caption"/>
+                <w:b w:val="false"/>
+                <w:bCs w:val="false"/>
+                <w:i w:val="false"/>
+                <w:strike w:val="false"/>
+                <w:dstrike w:val="false"/>
+                <w:outline w:val="false"/>
+                <w:shadow w:val="false"/>
+                <w:color w:val="FF8000"/>
+                <w:sz w:val="18"/>
+                <w:szCs w:val="18"/>
+                <w:u w:val="none"/>
+                <w:shd w:fill="FFFFFF" w:val="clear"/>
+                <w:em w:val="none"/>
+              </w:rPr>
+              <w:t>2_2</w:t>
+            </w:r>
+            <w:r>
+              <w:rPr>
+                <w:rStyle w:val="Style12"/>
+                <w:rFonts w:ascii="PT Sans Caption" w:hAnsi="PT Sans Caption"/>
+                <w:b w:val="false"/>
+                <w:bCs w:val="false"/>
+                <w:i w:val="false"/>
+                <w:caps w:val="false"/>
+                <w:smallCaps w:val="false"/>
                 <w:strike w:val="false"/>
                 <w:dstrike w:val="false"/>
                 <w:outline w:val="false"/>
                 <w:shadow w:val="false"/>
                 <w:color w:val="C9211E"/>
-                <w:sz w:val="18"/>
-                <w:szCs w:val="18"/>
-                <w:u w:val="none"/>
-                <w:shd w:fill="FFFFFF" w:val="clear"/>
-                <w:em w:val="none"/>
-              </w:rPr>
-              <w:t xml:space="preserve">delta_t </w:t>
-            </w:r>
-            <w:r>
-              <w:rPr>
-                <w:rStyle w:val="Style12"/>
-                <w:rFonts w:ascii="PT Sans Caption" w:hAnsi="PT Sans Caption"/>
-                <w:b w:val="false"/>
-                <w:bCs w:val="false"/>
-                <w:i w:val="false"/>
-                <w:strike w:val="false"/>
-                <w:dstrike w:val="false"/>
-                <w:outline w:val="false"/>
-                <w:shadow w:val="false"/>
-                <w:color w:val="C9211E"/>
-                <w:sz w:val="18"/>
-                <w:szCs w:val="18"/>
-                <w:u w:val="none"/>
-                <w:shd w:fill="auto" w:val="clear"/>
-                <w:em w:val="none"/>
-              </w:rPr>
-              <w:t>&gt; 1</w:t>
-            </w:r>
-            <w:r>
-              <w:rPr>
-                <w:rStyle w:val="Style12"/>
-                <w:rFonts w:ascii="PT Sans Caption" w:hAnsi="PT Sans Caption"/>
-                <w:b w:val="false"/>
-                <w:bCs w:val="false"/>
-                <w:i w:val="false"/>
-                <w:strike w:val="false"/>
-                <w:dstrike w:val="false"/>
-                <w:outline w:val="false"/>
-                <w:shadow w:val="false"/>
-                <w:color w:val="C9211E"/>
-                <w:sz w:val="18"/>
-                <w:szCs w:val="18"/>
-                <w:u w:val="none"/>
-                <w:shd w:fill="FFFFFF" w:val="clear"/>
-                <w:em w:val="none"/>
-              </w:rPr>
-              <w:t>0</w:t>
-            </w:r>
-            <w:r>
-              <w:rPr>
-                <w:rStyle w:val="Style12"/>
-                <w:rFonts w:ascii="PT Sans Caption" w:hAnsi="PT Sans Caption"/>
-                <w:b w:val="false"/>
-                <w:bCs/>
-                <w:i w:val="false"/>
-                <w:strike w:val="false"/>
-                <w:dstrike w:val="false"/>
-                <w:outline w:val="false"/>
-                <w:shadow w:val="false"/>
-                <w:color w:val="CC0000"/>
-                <w:sz w:val="18"/>
-                <w:szCs w:val="18"/>
-                <w:u w:val="none"/>
-                <w:shd w:fill="FFFFFF" w:val="clear"/>
-                <w:em w:val="none"/>
-              </w:rPr>
-              <w:t xml:space="preserve"> </w:t>
-            </w:r>
-            <w:r>
-              <w:rPr>
-                <w:rStyle w:val="Style12"/>
-                <w:rFonts w:ascii="PT Sans Caption" w:hAnsi="PT Sans Caption"/>
-                <w:b w:val="false"/>
-                <w:bCs/>
-                <w:i w:val="false"/>
-                <w:strike w:val="false"/>
-                <w:dstrike w:val="false"/>
-                <w:outline w:val="false"/>
-                <w:shadow w:val="false"/>
-                <w:color w:val="00622F"/>
-                <w:sz w:val="18"/>
-                <w:szCs w:val="18"/>
-                <w:u w:val="none"/>
-                <w:shd w:fill="auto" w:val="clear"/>
-                <w:em w:val="none"/>
-              </w:rPr>
-              <w:t>%</w:t>
-            </w:r>
-            <w:r>
-              <w:rPr>
-                <w:rStyle w:val="Style12"/>
-                <w:rFonts w:ascii="PT Sans Caption" w:hAnsi="PT Sans Caption"/>
-                <w:b w:val="false"/>
-                <w:bCs/>
-                <w:i w:val="false"/>
-                <w:strike w:val="false"/>
-                <w:dstrike w:val="false"/>
-                <w:outline w:val="false"/>
-                <w:shadow w:val="false"/>
-                <w:color w:val="080808"/>
-                <w:sz w:val="18"/>
-                <w:szCs w:val="18"/>
-                <w:u w:val="none"/>
-                <w:shd w:fill="auto" w:val="clear"/>
-                <w:em w:val="none"/>
-              </w:rPr>
-              <w:t>}</w:t>
+                <w:spacing w:val="0"/>
+                <w:sz w:val="18"/>
+                <w:szCs w:val="18"/>
+                <w:u w:val="none"/>
+                <w:shd w:fill="FFFFFF" w:val="clear"/>
+                <w:em w:val="none"/>
+              </w:rPr>
+              <w:t>'</w:t>
+            </w:r>
+            <w:r>
+              <w:rPr>
+                <w:rStyle w:val="Style12"/>
+                <w:rFonts w:ascii="PT Sans Caption" w:hAnsi="PT Sans Caption"/>
+                <w:b w:val="false"/>
+                <w:bCs/>
+                <w:i w:val="false"/>
+                <w:strike w:val="false"/>
+                <w:dstrike w:val="false"/>
+                <w:outline w:val="false"/>
+                <w:shadow w:val="false"/>
+                <w:color w:val="FF8000"/>
+                <w:sz w:val="18"/>
+                <w:szCs w:val="18"/>
+                <w:u w:val="none"/>
+                <w:shd w:fill="FFFFFF" w:val="clear"/>
+                <w:em w:val="none"/>
+              </w:rPr>
+              <w:t xml:space="preserve"> %}</w:t>
             </w:r>
           </w:p>
           <w:p>
@@ -19134,6 +19805,23 @@
             </w:pPr>
             <w:r>
               <w:rPr>
+                <w:rFonts w:ascii="PT Sans Caption" w:hAnsi="PT Sans Caption"/>
+                <w:b w:val="false"/>
+                <w:i w:val="false"/>
+                <w:strike w:val="false"/>
+                <w:dstrike w:val="false"/>
+                <w:outline w:val="false"/>
+                <w:shadow w:val="false"/>
+                <w:color w:val="000000"/>
+                <w:sz w:val="18"/>
+                <w:szCs w:val="18"/>
+                <w:u w:val="none"/>
+                <w:em w:val="none"/>
+              </w:rPr>
+              <w:t xml:space="preserve">               </w:t>
+            </w:r>
+            <w:r>
+              <w:rPr>
                 <w:rStyle w:val="Style12"/>
                 <w:rFonts w:ascii="PT Sans Caption" w:hAnsi="PT Sans Caption"/>
                 <w:b w:val="false"/>
@@ -19150,7 +19838,207 @@
                 <w:shd w:fill="auto" w:val="clear"/>
                 <w:em w:val="none"/>
               </w:rPr>
-              <w:t>Начальная стадия развития дефекта.</w:t>
+              <w:t>{</w:t>
+            </w:r>
+            <w:r>
+              <w:rPr>
+                <w:rStyle w:val="Style12"/>
+                <w:rFonts w:ascii="PT Sans Caption" w:hAnsi="PT Sans Caption"/>
+                <w:b w:val="false"/>
+                <w:bCs/>
+                <w:i w:val="false"/>
+                <w:strike w:val="false"/>
+                <w:dstrike w:val="false"/>
+                <w:outline w:val="false"/>
+                <w:shadow w:val="false"/>
+                <w:color w:val="00622F"/>
+                <w:sz w:val="18"/>
+                <w:szCs w:val="18"/>
+                <w:u w:val="none"/>
+                <w:shd w:fill="auto" w:val="clear"/>
+                <w:em w:val="none"/>
+              </w:rPr>
+              <w:t>%</w:t>
+            </w:r>
+            <w:r>
+              <w:rPr>
+                <w:rStyle w:val="Style12"/>
+                <w:rFonts w:ascii="PT Sans Caption" w:hAnsi="PT Sans Caption"/>
+                <w:b w:val="false"/>
+                <w:bCs/>
+                <w:i w:val="false"/>
+                <w:strike w:val="false"/>
+                <w:dstrike w:val="false"/>
+                <w:outline w:val="false"/>
+                <w:shadow w:val="false"/>
+                <w:color w:val="080808"/>
+                <w:sz w:val="18"/>
+                <w:szCs w:val="18"/>
+                <w:u w:val="none"/>
+                <w:shd w:fill="auto" w:val="clear"/>
+                <w:em w:val="none"/>
+              </w:rPr>
+              <w:t>p</w:t>
+            </w:r>
+            <w:r>
+              <w:rPr>
+                <w:rStyle w:val="Style12"/>
+                <w:rFonts w:ascii="PT Sans Caption" w:hAnsi="PT Sans Caption"/>
+                <w:b w:val="false"/>
+                <w:bCs/>
+                <w:i w:val="false"/>
+                <w:strike w:val="false"/>
+                <w:dstrike w:val="false"/>
+                <w:outline w:val="false"/>
+                <w:shadow w:val="false"/>
+                <w:color w:val="222832"/>
+                <w:sz w:val="18"/>
+                <w:szCs w:val="18"/>
+                <w:u w:val="none"/>
+                <w:shd w:fill="auto" w:val="clear"/>
+                <w:em w:val="none"/>
+              </w:rPr>
+              <w:t xml:space="preserve"> </w:t>
+            </w:r>
+            <w:r>
+              <w:rPr>
+                <w:rStyle w:val="Style12"/>
+                <w:rFonts w:ascii="PT Sans Caption" w:hAnsi="PT Sans Caption"/>
+                <w:b w:val="false"/>
+                <w:bCs/>
+                <w:i w:val="false"/>
+                <w:strike w:val="false"/>
+                <w:dstrike w:val="false"/>
+                <w:outline w:val="false"/>
+                <w:shadow w:val="false"/>
+                <w:color w:val="C9211E"/>
+                <w:sz w:val="18"/>
+                <w:szCs w:val="18"/>
+                <w:u w:val="none"/>
+                <w:shd w:fill="auto" w:val="clear"/>
+                <w:em w:val="none"/>
+              </w:rPr>
+              <w:t xml:space="preserve">elif </w:t>
+            </w:r>
+            <w:r>
+              <w:rPr>
+                <w:rStyle w:val="Style12"/>
+                <w:rFonts w:ascii="PT Sans Caption" w:hAnsi="PT Sans Caption"/>
+                <w:b w:val="false"/>
+                <w:bCs/>
+                <w:i w:val="false"/>
+                <w:strike w:val="false"/>
+                <w:dstrike w:val="false"/>
+                <w:outline w:val="false"/>
+                <w:shadow w:val="false"/>
+                <w:color w:val="C9211E"/>
+                <w:sz w:val="18"/>
+                <w:szCs w:val="18"/>
+                <w:u w:val="none"/>
+                <w:shd w:fill="FFFFFF" w:val="clear"/>
+                <w:em w:val="none"/>
+              </w:rPr>
+              <w:t xml:space="preserve">delta_t </w:t>
+            </w:r>
+            <w:r>
+              <w:rPr>
+                <w:rStyle w:val="Style12"/>
+                <w:rFonts w:ascii="PT Sans Caption" w:hAnsi="PT Sans Caption"/>
+                <w:b w:val="false"/>
+                <w:bCs w:val="false"/>
+                <w:i w:val="false"/>
+                <w:strike w:val="false"/>
+                <w:dstrike w:val="false"/>
+                <w:outline w:val="false"/>
+                <w:shadow w:val="false"/>
+                <w:color w:val="C9211E"/>
+                <w:sz w:val="18"/>
+                <w:szCs w:val="18"/>
+                <w:u w:val="none"/>
+                <w:shd w:fill="auto" w:val="clear"/>
+                <w:em w:val="none"/>
+              </w:rPr>
+              <w:t xml:space="preserve">&gt; </w:t>
+            </w:r>
+            <w:r>
+              <w:rPr>
+                <w:rStyle w:val="Style12"/>
+                <w:rFonts w:ascii="PT Sans Caption" w:hAnsi="PT Sans Caption"/>
+                <w:b w:val="false"/>
+                <w:bCs w:val="false"/>
+                <w:i w:val="false"/>
+                <w:strike w:val="false"/>
+                <w:dstrike w:val="false"/>
+                <w:outline w:val="false"/>
+                <w:shadow w:val="false"/>
+                <w:color w:val="C9211E"/>
+                <w:sz w:val="18"/>
+                <w:szCs w:val="18"/>
+                <w:u w:val="none"/>
+                <w:shd w:fill="FFFFFF" w:val="clear"/>
+                <w:em w:val="none"/>
+              </w:rPr>
+              <w:t>0</w:t>
+            </w:r>
+            <w:r>
+              <w:rPr>
+                <w:rStyle w:val="Style12"/>
+                <w:rFonts w:ascii="PT Sans Caption" w:hAnsi="PT Sans Caption"/>
+                <w:b w:val="false"/>
+                <w:bCs/>
+                <w:i w:val="false"/>
+                <w:strike w:val="false"/>
+                <w:dstrike w:val="false"/>
+                <w:outline w:val="false"/>
+                <w:shadow w:val="false"/>
+                <w:color w:val="CC0000"/>
+                <w:sz w:val="18"/>
+                <w:szCs w:val="18"/>
+                <w:u w:val="none"/>
+                <w:shd w:fill="FFFFFF" w:val="clear"/>
+                <w:em w:val="none"/>
+              </w:rPr>
+              <w:t xml:space="preserve"> </w:t>
+            </w:r>
+            <w:r>
+              <w:rPr>
+                <w:rStyle w:val="Style12"/>
+                <w:rFonts w:ascii="PT Sans Caption" w:hAnsi="PT Sans Caption"/>
+                <w:b w:val="false"/>
+                <w:bCs/>
+                <w:i w:val="false"/>
+                <w:strike w:val="false"/>
+                <w:dstrike w:val="false"/>
+                <w:outline w:val="false"/>
+                <w:shadow w:val="false"/>
+                <w:color w:val="00622F"/>
+                <w:sz w:val="18"/>
+                <w:szCs w:val="18"/>
+                <w:u w:val="none"/>
+                <w:shd w:fill="auto" w:val="clear"/>
+                <w:em w:val="none"/>
+              </w:rPr>
+              <w:t>%</w:t>
+            </w:r>
+            <w:r>
+              <w:rPr>
+                <w:rStyle w:val="Style12"/>
+                <w:rFonts w:ascii="PT Sans Caption" w:hAnsi="PT Sans Caption"/>
+                <w:b w:val="false"/>
+                <w:bCs/>
+                <w:i w:val="false"/>
+                <w:strike w:val="false"/>
+                <w:dstrike w:val="false"/>
+                <w:outline w:val="false"/>
+                <w:shadow w:val="false"/>
+                <w:color w:val="080808"/>
+                <w:sz w:val="18"/>
+                <w:szCs w:val="18"/>
+                <w:u w:val="none"/>
+                <w:shd w:fill="auto" w:val="clear"/>
+                <w:em w:val="none"/>
+              </w:rPr>
+              <w:t>}</w:t>
             </w:r>
           </w:p>
           <w:p>
@@ -19168,116 +20056,39 @@
                 <w:rFonts w:ascii="PT Sans Caption" w:hAnsi="PT Sans Caption"/>
                 <w:b w:val="false"/>
                 <w:bCs/>
-                <w:color w:val="080808"/>
-                <w:sz w:val="18"/>
-                <w:szCs w:val="18"/>
-                <w:shd w:fill="auto" w:val="clear"/>
-              </w:rPr>
-              <w:t xml:space="preserve">               </w:t>
-            </w:r>
-            <w:r>
-              <w:rPr>
-                <w:rStyle w:val="Style12"/>
-                <w:rFonts w:ascii="PT Sans Caption" w:hAnsi="PT Sans Caption"/>
-                <w:b w:val="false"/>
-                <w:bCs/>
-                <w:color w:val="080808"/>
-                <w:sz w:val="18"/>
-                <w:szCs w:val="18"/>
-                <w:shd w:fill="auto" w:val="clear"/>
-              </w:rPr>
-              <w:t>{</w:t>
-            </w:r>
-            <w:r>
-              <w:rPr>
-                <w:rStyle w:val="Style12"/>
-                <w:rFonts w:ascii="PT Sans Caption" w:hAnsi="PT Sans Caption"/>
-                <w:b w:val="false"/>
-                <w:bCs/>
-                <w:color w:val="00622F"/>
-                <w:sz w:val="18"/>
-                <w:szCs w:val="18"/>
-                <w:shd w:fill="auto" w:val="clear"/>
-              </w:rPr>
-              <w:t>%</w:t>
-            </w:r>
-            <w:r>
-              <w:rPr>
-                <w:rStyle w:val="Style12"/>
-                <w:rFonts w:ascii="PT Sans Caption" w:hAnsi="PT Sans Caption"/>
-                <w:b w:val="false"/>
-                <w:bCs/>
-                <w:color w:val="080808"/>
-                <w:sz w:val="18"/>
-                <w:szCs w:val="18"/>
-                <w:shd w:fill="auto" w:val="clear"/>
-              </w:rPr>
-              <w:t>p</w:t>
-            </w:r>
-            <w:r>
-              <w:rPr>
-                <w:rStyle w:val="Style12"/>
-                <w:rFonts w:ascii="PT Sans Caption" w:hAnsi="PT Sans Caption"/>
-                <w:b w:val="false"/>
-                <w:bCs/>
-                <w:color w:val="222832"/>
-                <w:sz w:val="18"/>
-                <w:szCs w:val="18"/>
-                <w:shd w:fill="auto" w:val="clear"/>
-              </w:rPr>
-              <w:t xml:space="preserve"> </w:t>
-            </w:r>
-            <w:r>
-              <w:rPr>
-                <w:rStyle w:val="Style12"/>
-                <w:rFonts w:ascii="PT Sans Caption" w:hAnsi="PT Sans Caption"/>
-                <w:b w:val="false"/>
-                <w:bCs/>
-                <w:color w:val="C9211E"/>
-                <w:sz w:val="18"/>
-                <w:szCs w:val="18"/>
-                <w:shd w:fill="auto" w:val="clear"/>
-              </w:rPr>
-              <w:t>endif</w:t>
-            </w:r>
-            <w:r>
-              <w:rPr>
-                <w:rStyle w:val="Style12"/>
-                <w:rFonts w:ascii="PT Sans Caption" w:hAnsi="PT Sans Caption"/>
-                <w:b w:val="false"/>
-                <w:bCs/>
-                <w:color w:val="222832"/>
-                <w:sz w:val="18"/>
-                <w:szCs w:val="18"/>
-                <w:shd w:fill="auto" w:val="clear"/>
-              </w:rPr>
-              <w:t xml:space="preserve"> </w:t>
-            </w:r>
-            <w:r>
-              <w:rPr>
-                <w:rStyle w:val="Style12"/>
-                <w:rFonts w:ascii="PT Sans Caption" w:hAnsi="PT Sans Caption"/>
-                <w:b w:val="false"/>
-                <w:bCs/>
-                <w:color w:val="00622F"/>
-                <w:sz w:val="18"/>
-                <w:szCs w:val="18"/>
-                <w:shd w:fill="auto" w:val="clear"/>
-              </w:rPr>
-              <w:t>%</w:t>
-            </w:r>
-            <w:r>
-              <w:rPr>
-                <w:rStyle w:val="Style12"/>
-                <w:rFonts w:ascii="PT Sans Caption" w:hAnsi="PT Sans Caption"/>
-                <w:b w:val="false"/>
-                <w:bCs/>
-                <w:color w:val="080808"/>
-                <w:sz w:val="18"/>
-                <w:szCs w:val="18"/>
-                <w:shd w:fill="auto" w:val="clear"/>
-              </w:rPr>
-              <w:t>}</w:t>
+                <w:i w:val="false"/>
+                <w:strike w:val="false"/>
+                <w:dstrike w:val="false"/>
+                <w:outline w:val="false"/>
+                <w:shadow w:val="false"/>
+                <w:color w:val="000000"/>
+                <w:sz w:val="18"/>
+                <w:szCs w:val="18"/>
+                <w:u w:val="none"/>
+                <w:shd w:fill="FFFFFF" w:val="clear"/>
+                <w:em w:val="none"/>
+              </w:rPr>
+              <w:t>Р</w:t>
+            </w:r>
+            <w:r>
+              <w:rPr>
+                <w:rStyle w:val="Style12"/>
+                <w:rFonts w:ascii="PT Sans Caption" w:hAnsi="PT Sans Caption"/>
+                <w:b w:val="false"/>
+                <w:bCs/>
+                <w:i w:val="false"/>
+                <w:strike w:val="false"/>
+                <w:dstrike w:val="false"/>
+                <w:outline w:val="false"/>
+                <w:shadow w:val="false"/>
+                <w:color w:val="000000"/>
+                <w:sz w:val="18"/>
+                <w:szCs w:val="18"/>
+                <w:u w:val="none"/>
+                <w:shd w:fill="auto" w:val="clear"/>
+                <w:em w:val="none"/>
+              </w:rPr>
+              <w:t>азвитие дефекта.</w:t>
             </w:r>
           </w:p>
           <w:p>
@@ -19295,10 +20106,17 @@
                 <w:rFonts w:ascii="PT Sans Caption" w:hAnsi="PT Sans Caption"/>
                 <w:b w:val="false"/>
                 <w:bCs/>
-                <w:color w:val="080808"/>
-                <w:sz w:val="18"/>
-                <w:szCs w:val="18"/>
-                <w:shd w:fill="auto" w:val="clear"/>
+                <w:i w:val="false"/>
+                <w:strike w:val="false"/>
+                <w:dstrike w:val="false"/>
+                <w:outline w:val="false"/>
+                <w:shadow w:val="false"/>
+                <w:color w:val="000000"/>
+                <w:sz w:val="18"/>
+                <w:szCs w:val="18"/>
+                <w:u w:val="none"/>
+                <w:shd w:fill="auto" w:val="clear"/>
+                <w:em w:val="none"/>
               </w:rPr>
               <w:t xml:space="preserve">               </w:t>
             </w:r>
@@ -19313,186 +20131,140 @@
                 <w:dstrike w:val="false"/>
                 <w:outline w:val="false"/>
                 <w:shadow w:val="false"/>
-                <w:color w:val="080808"/>
-                <w:sz w:val="18"/>
-                <w:szCs w:val="18"/>
-                <w:u w:val="none"/>
-                <w:shd w:fill="auto" w:val="clear"/>
-                <w:em w:val="none"/>
-              </w:rPr>
-              <w:t>{</w:t>
-            </w:r>
-            <w:r>
-              <w:rPr>
-                <w:rStyle w:val="Style12"/>
-                <w:rFonts w:ascii="PT Sans Caption" w:hAnsi="PT Sans Caption"/>
-                <w:b w:val="false"/>
-                <w:bCs/>
-                <w:i w:val="false"/>
-                <w:strike w:val="false"/>
-                <w:dstrike w:val="false"/>
-                <w:outline w:val="false"/>
-                <w:shadow w:val="false"/>
-                <w:color w:val="00622F"/>
-                <w:sz w:val="18"/>
-                <w:szCs w:val="18"/>
-                <w:u w:val="none"/>
-                <w:shd w:fill="auto" w:val="clear"/>
-                <w:em w:val="none"/>
-              </w:rPr>
-              <w:t>%</w:t>
-            </w:r>
-            <w:r>
-              <w:rPr>
-                <w:rStyle w:val="Style12"/>
-                <w:rFonts w:ascii="PT Sans Caption" w:hAnsi="PT Sans Caption"/>
-                <w:b w:val="false"/>
-                <w:bCs/>
-                <w:i w:val="false"/>
-                <w:strike w:val="false"/>
-                <w:dstrike w:val="false"/>
-                <w:outline w:val="false"/>
-                <w:shadow w:val="false"/>
-                <w:color w:val="080808"/>
-                <w:sz w:val="18"/>
-                <w:szCs w:val="18"/>
-                <w:u w:val="none"/>
-                <w:shd w:fill="auto" w:val="clear"/>
-                <w:em w:val="none"/>
-              </w:rPr>
-              <w:t>p</w:t>
-            </w:r>
-            <w:r>
-              <w:rPr>
-                <w:rStyle w:val="Style12"/>
-                <w:rFonts w:ascii="PT Sans Caption" w:hAnsi="PT Sans Caption"/>
-                <w:b w:val="false"/>
-                <w:bCs/>
-                <w:i w:val="false"/>
-                <w:strike w:val="false"/>
-                <w:dstrike w:val="false"/>
-                <w:outline w:val="false"/>
-                <w:shadow w:val="false"/>
-                <w:color w:val="222832"/>
-                <w:sz w:val="18"/>
-                <w:szCs w:val="18"/>
-                <w:u w:val="none"/>
-                <w:shd w:fill="auto" w:val="clear"/>
-                <w:em w:val="none"/>
-              </w:rPr>
-              <w:t xml:space="preserve"> </w:t>
-            </w:r>
-            <w:r>
-              <w:rPr>
-                <w:rStyle w:val="Style12"/>
-                <w:rFonts w:ascii="PT Sans Caption" w:hAnsi="PT Sans Caption"/>
-                <w:b w:val="false"/>
-                <w:bCs/>
-                <w:i w:val="false"/>
+                <w:color w:val="FF8000"/>
+                <w:sz w:val="18"/>
+                <w:szCs w:val="18"/>
+                <w:u w:val="none"/>
+                <w:shd w:fill="FFFFFF" w:val="clear"/>
+                <w:em w:val="none"/>
+              </w:rPr>
+              <w:t xml:space="preserve">{%p </w:t>
+            </w:r>
+            <w:r>
+              <w:rPr>
+                <w:rStyle w:val="Style12"/>
+                <w:rFonts w:ascii="PT Sans Caption" w:hAnsi="PT Sans Caption"/>
+                <w:b w:val="false"/>
+                <w:bCs w:val="false"/>
+                <w:i w:val="false"/>
+                <w:strike w:val="false"/>
+                <w:dstrike w:val="false"/>
+                <w:outline w:val="false"/>
+                <w:shadow w:val="false"/>
+                <w:color w:val="FF8000"/>
+                <w:sz w:val="18"/>
+                <w:szCs w:val="18"/>
+                <w:u w:val="none"/>
+                <w:shd w:fill="FFFFFF" w:val="clear"/>
+                <w:em w:val="none"/>
+              </w:rPr>
+              <w:t xml:space="preserve">set </w:t>
+            </w:r>
+            <w:r>
+              <w:rPr>
+                <w:rStyle w:val="Style12"/>
+                <w:rFonts w:ascii="PT Sans Caption" w:hAnsi="PT Sans Caption"/>
+                <w:b w:val="false"/>
+                <w:bCs w:val="false"/>
+                <w:i w:val="false"/>
+                <w:strike w:val="false"/>
+                <w:dstrike w:val="false"/>
+                <w:outline w:val="false"/>
+                <w:shadow w:val="false"/>
+                <w:color w:val="FF8000"/>
+                <w:sz w:val="18"/>
+                <w:szCs w:val="18"/>
+                <w:u w:val="none"/>
+                <w:shd w:fill="FFFFFF" w:val="clear"/>
+                <w:em w:val="none"/>
+              </w:rPr>
+              <w:t xml:space="preserve">debug_condition = </w:t>
+            </w:r>
+            <w:r>
+              <w:rPr>
+                <w:rStyle w:val="Style12"/>
+                <w:rFonts w:ascii="PT Sans Caption" w:hAnsi="PT Sans Caption"/>
+                <w:b w:val="false"/>
+                <w:bCs w:val="false"/>
+                <w:i w:val="false"/>
+                <w:caps w:val="false"/>
+                <w:smallCaps w:val="false"/>
                 <w:strike w:val="false"/>
                 <w:dstrike w:val="false"/>
                 <w:outline w:val="false"/>
                 <w:shadow w:val="false"/>
                 <w:color w:val="C9211E"/>
-                <w:sz w:val="18"/>
-                <w:szCs w:val="18"/>
-                <w:u w:val="none"/>
-                <w:shd w:fill="auto" w:val="clear"/>
-                <w:em w:val="none"/>
-              </w:rPr>
-              <w:t>if (</w:t>
-            </w:r>
-            <w:r>
-              <w:rPr>
-                <w:rStyle w:val="Style12"/>
-                <w:rFonts w:ascii="PT Sans Caption" w:hAnsi="PT Sans Caption"/>
-                <w:b w:val="false"/>
-                <w:bCs w:val="false"/>
-                <w:i w:val="false"/>
+                <w:spacing w:val="0"/>
+                <w:sz w:val="18"/>
+                <w:szCs w:val="18"/>
+                <w:u w:val="none"/>
+                <w:shd w:fill="FFFFFF" w:val="clear"/>
+                <w:em w:val="none"/>
+              </w:rPr>
+              <w:t>'</w:t>
+            </w:r>
+            <w:r>
+              <w:rPr>
+                <w:rStyle w:val="Style12"/>
+                <w:rFonts w:ascii="PT Sans Caption" w:hAnsi="PT Sans Caption"/>
+                <w:b w:val="false"/>
+                <w:bCs w:val="false"/>
+                <w:i w:val="false"/>
+                <w:strike w:val="false"/>
+                <w:dstrike w:val="false"/>
+                <w:outline w:val="false"/>
+                <w:shadow w:val="false"/>
+                <w:color w:val="FF8000"/>
+                <w:sz w:val="18"/>
+                <w:szCs w:val="18"/>
+                <w:u w:val="none"/>
+                <w:shd w:fill="FFFFFF" w:val="clear"/>
+                <w:em w:val="none"/>
+              </w:rPr>
+              <w:t>2_3</w:t>
+            </w:r>
+            <w:r>
+              <w:rPr>
+                <w:rStyle w:val="Style12"/>
+                <w:rFonts w:ascii="PT Sans Caption" w:hAnsi="PT Sans Caption"/>
+                <w:b w:val="false"/>
+                <w:bCs w:val="false"/>
+                <w:i w:val="false"/>
+                <w:caps w:val="false"/>
+                <w:smallCaps w:val="false"/>
                 <w:strike w:val="false"/>
                 <w:dstrike w:val="false"/>
                 <w:outline w:val="false"/>
                 <w:shadow w:val="false"/>
                 <w:color w:val="C9211E"/>
-                <w:sz w:val="18"/>
-                <w:szCs w:val="18"/>
-                <w:u w:val="none"/>
-                <w:shd w:fill="FFFFFF" w:val="clear"/>
-                <w:em w:val="none"/>
-              </w:rPr>
-              <w:t xml:space="preserve">pre_final_4 and pre_final_4 &gt; 150) or (pre_final_5 and pre_final_5 &gt; 150) </w:t>
-            </w:r>
-            <w:r>
-              <w:rPr>
-                <w:rStyle w:val="Style12"/>
-                <w:rFonts w:ascii="PT Sans Caption" w:hAnsi="PT Sans Caption"/>
-                <w:b w:val="false"/>
-                <w:bCs/>
-                <w:i w:val="false"/>
-                <w:strike w:val="false"/>
-                <w:dstrike w:val="false"/>
-                <w:outline w:val="false"/>
-                <w:shadow w:val="false"/>
-                <w:color w:val="00622F"/>
-                <w:sz w:val="18"/>
-                <w:szCs w:val="18"/>
-                <w:u w:val="none"/>
-                <w:shd w:fill="auto" w:val="clear"/>
-                <w:em w:val="none"/>
-              </w:rPr>
-              <w:t>%</w:t>
-            </w:r>
-            <w:r>
-              <w:rPr>
-                <w:rStyle w:val="Style12"/>
-                <w:rFonts w:ascii="PT Sans Caption" w:hAnsi="PT Sans Caption"/>
-                <w:b w:val="false"/>
-                <w:bCs/>
-                <w:i w:val="false"/>
-                <w:strike w:val="false"/>
-                <w:dstrike w:val="false"/>
-                <w:outline w:val="false"/>
-                <w:shadow w:val="false"/>
-                <w:color w:val="080808"/>
-                <w:sz w:val="18"/>
-                <w:szCs w:val="18"/>
-                <w:u w:val="none"/>
-                <w:shd w:fill="auto" w:val="clear"/>
-                <w:em w:val="none"/>
-              </w:rPr>
-              <w:t>}</w:t>
-            </w:r>
-          </w:p>
-          <w:p>
-            <w:pPr>
-              <w:pStyle w:val="Normal"/>
-              <w:bidi w:val="0"/>
-              <w:jc w:val="left"/>
-              <w:rPr>
-                <w:rFonts w:ascii="PT Sans Caption" w:hAnsi="PT Sans Caption"/>
-                <w:b w:val="false"/>
-                <w:bCs w:val="false"/>
-                <w:sz w:val="18"/>
-                <w:szCs w:val="18"/>
-              </w:rPr>
-            </w:pPr>
-            <w:r>
-              <w:rPr>
-                <w:rFonts w:ascii="PT Sans Caption" w:hAnsi="PT Sans Caption"/>
-                <w:b w:val="false"/>
-                <w:bCs w:val="false"/>
-                <w:i w:val="false"/>
-                <w:strike w:val="false"/>
-                <w:dstrike w:val="false"/>
-                <w:outline w:val="false"/>
-                <w:shadow w:val="false"/>
-                <w:color w:val="000000"/>
-                <w:sz w:val="18"/>
-                <w:szCs w:val="18"/>
-                <w:u w:val="none"/>
-                <w:em w:val="none"/>
-              </w:rPr>
-              <w:t>Высокий риск отгорания контакта с ростом тока нагрузки.</w:t>
+                <w:spacing w:val="0"/>
+                <w:sz w:val="18"/>
+                <w:szCs w:val="18"/>
+                <w:u w:val="none"/>
+                <w:shd w:fill="FFFFFF" w:val="clear"/>
+                <w:em w:val="none"/>
+              </w:rPr>
+              <w:t>'</w:t>
+            </w:r>
+            <w:r>
+              <w:rPr>
+                <w:rStyle w:val="Style12"/>
+                <w:rFonts w:ascii="PT Sans Caption" w:hAnsi="PT Sans Caption"/>
+                <w:b w:val="false"/>
+                <w:bCs/>
+                <w:i w:val="false"/>
+                <w:strike w:val="false"/>
+                <w:dstrike w:val="false"/>
+                <w:outline w:val="false"/>
+                <w:shadow w:val="false"/>
+                <w:color w:val="FF8000"/>
+                <w:sz w:val="18"/>
+                <w:szCs w:val="18"/>
+                <w:u w:val="none"/>
+                <w:shd w:fill="FFFFFF" w:val="clear"/>
+                <w:em w:val="none"/>
+              </w:rPr>
+              <w:t xml:space="preserve"> %}</w:t>
             </w:r>
           </w:p>
           <w:p>
@@ -19509,18 +20281,11 @@
                 <w:rStyle w:val="Style12"/>
                 <w:rFonts w:ascii="PT Sans Caption" w:hAnsi="PT Sans Caption"/>
                 <w:b w:val="false"/>
-                <w:bCs w:val="false"/>
-                <w:i w:val="false"/>
-                <w:strike w:val="false"/>
-                <w:dstrike w:val="false"/>
-                <w:outline w:val="false"/>
-                <w:shadow w:val="false"/>
-                <w:color w:val="000000"/>
-                <w:sz w:val="18"/>
-                <w:szCs w:val="18"/>
-                <w:u w:val="none"/>
-                <w:shd w:fill="auto" w:val="clear"/>
-                <w:em w:val="none"/>
+                <w:bCs/>
+                <w:color w:val="080808"/>
+                <w:sz w:val="18"/>
+                <w:szCs w:val="18"/>
+                <w:shd w:fill="auto" w:val="clear"/>
               </w:rPr>
               <w:t xml:space="preserve">               </w:t>
             </w:r>
@@ -19530,17 +20295,10 @@
                 <w:rFonts w:ascii="PT Sans Caption" w:hAnsi="PT Sans Caption"/>
                 <w:b w:val="false"/>
                 <w:bCs/>
-                <w:i w:val="false"/>
-                <w:strike w:val="false"/>
-                <w:dstrike w:val="false"/>
-                <w:outline w:val="false"/>
-                <w:shadow w:val="false"/>
                 <w:color w:val="080808"/>
                 <w:sz w:val="18"/>
                 <w:szCs w:val="18"/>
-                <w:u w:val="none"/>
-                <w:shd w:fill="auto" w:val="clear"/>
-                <w:em w:val="none"/>
+                <w:shd w:fill="auto" w:val="clear"/>
               </w:rPr>
               <w:t>{</w:t>
             </w:r>
@@ -19550,17 +20308,10 @@
                 <w:rFonts w:ascii="PT Sans Caption" w:hAnsi="PT Sans Caption"/>
                 <w:b w:val="false"/>
                 <w:bCs/>
-                <w:i w:val="false"/>
-                <w:strike w:val="false"/>
-                <w:dstrike w:val="false"/>
-                <w:outline w:val="false"/>
-                <w:shadow w:val="false"/>
                 <w:color w:val="00622F"/>
                 <w:sz w:val="18"/>
                 <w:szCs w:val="18"/>
-                <w:u w:val="none"/>
-                <w:shd w:fill="auto" w:val="clear"/>
-                <w:em w:val="none"/>
+                <w:shd w:fill="auto" w:val="clear"/>
               </w:rPr>
               <w:t>%</w:t>
             </w:r>
@@ -19570,17 +20321,10 @@
                 <w:rFonts w:ascii="PT Sans Caption" w:hAnsi="PT Sans Caption"/>
                 <w:b w:val="false"/>
                 <w:bCs/>
-                <w:i w:val="false"/>
-                <w:strike w:val="false"/>
-                <w:dstrike w:val="false"/>
-                <w:outline w:val="false"/>
-                <w:shadow w:val="false"/>
                 <w:color w:val="080808"/>
                 <w:sz w:val="18"/>
                 <w:szCs w:val="18"/>
-                <w:u w:val="none"/>
-                <w:shd w:fill="auto" w:val="clear"/>
-                <w:em w:val="none"/>
+                <w:shd w:fill="auto" w:val="clear"/>
               </w:rPr>
               <w:t>p</w:t>
             </w:r>
@@ -19590,17 +20334,10 @@
                 <w:rFonts w:ascii="PT Sans Caption" w:hAnsi="PT Sans Caption"/>
                 <w:b w:val="false"/>
                 <w:bCs/>
-                <w:i w:val="false"/>
-                <w:strike w:val="false"/>
-                <w:dstrike w:val="false"/>
-                <w:outline w:val="false"/>
-                <w:shadow w:val="false"/>
                 <w:color w:val="222832"/>
                 <w:sz w:val="18"/>
                 <w:szCs w:val="18"/>
-                <w:u w:val="none"/>
-                <w:shd w:fill="auto" w:val="clear"/>
-                <w:em w:val="none"/>
+                <w:shd w:fill="auto" w:val="clear"/>
               </w:rPr>
               <w:t xml:space="preserve"> </w:t>
             </w:r>
@@ -19610,17 +20347,10 @@
                 <w:rFonts w:ascii="PT Sans Caption" w:hAnsi="PT Sans Caption"/>
                 <w:b w:val="false"/>
                 <w:bCs/>
-                <w:i w:val="false"/>
-                <w:strike w:val="false"/>
-                <w:dstrike w:val="false"/>
-                <w:outline w:val="false"/>
-                <w:shadow w:val="false"/>
                 <w:color w:val="C9211E"/>
                 <w:sz w:val="18"/>
                 <w:szCs w:val="18"/>
-                <w:u w:val="none"/>
-                <w:shd w:fill="auto" w:val="clear"/>
-                <w:em w:val="none"/>
+                <w:shd w:fill="auto" w:val="clear"/>
               </w:rPr>
               <w:t>endif</w:t>
             </w:r>
@@ -19630,17 +20360,10 @@
                 <w:rFonts w:ascii="PT Sans Caption" w:hAnsi="PT Sans Caption"/>
                 <w:b w:val="false"/>
                 <w:bCs/>
-                <w:i w:val="false"/>
-                <w:strike w:val="false"/>
-                <w:dstrike w:val="false"/>
-                <w:outline w:val="false"/>
-                <w:shadow w:val="false"/>
                 <w:color w:val="222832"/>
                 <w:sz w:val="18"/>
                 <w:szCs w:val="18"/>
-                <w:u w:val="none"/>
-                <w:shd w:fill="auto" w:val="clear"/>
-                <w:em w:val="none"/>
+                <w:shd w:fill="auto" w:val="clear"/>
               </w:rPr>
               <w:t xml:space="preserve"> </w:t>
             </w:r>
@@ -19650,17 +20373,10 @@
                 <w:rFonts w:ascii="PT Sans Caption" w:hAnsi="PT Sans Caption"/>
                 <w:b w:val="false"/>
                 <w:bCs/>
-                <w:i w:val="false"/>
-                <w:strike w:val="false"/>
-                <w:dstrike w:val="false"/>
-                <w:outline w:val="false"/>
-                <w:shadow w:val="false"/>
                 <w:color w:val="00622F"/>
                 <w:sz w:val="18"/>
                 <w:szCs w:val="18"/>
-                <w:u w:val="none"/>
-                <w:shd w:fill="auto" w:val="clear"/>
-                <w:em w:val="none"/>
+                <w:shd w:fill="auto" w:val="clear"/>
               </w:rPr>
               <w:t>%</w:t>
             </w:r>
@@ -19670,17 +20386,10 @@
                 <w:rFonts w:ascii="PT Sans Caption" w:hAnsi="PT Sans Caption"/>
                 <w:b w:val="false"/>
                 <w:bCs/>
-                <w:i w:val="false"/>
-                <w:strike w:val="false"/>
-                <w:dstrike w:val="false"/>
-                <w:outline w:val="false"/>
-                <w:shadow w:val="false"/>
                 <w:color w:val="080808"/>
                 <w:sz w:val="18"/>
                 <w:szCs w:val="18"/>
-                <w:u w:val="none"/>
-                <w:shd w:fill="auto" w:val="clear"/>
-                <w:em w:val="none"/>
+                <w:shd w:fill="auto" w:val="clear"/>
               </w:rPr>
               <w:t>}</w:t>
             </w:r>
@@ -19705,18 +20414,25 @@
                 <w:szCs w:val="18"/>
                 <w:shd w:fill="auto" w:val="clear"/>
               </w:rPr>
-              <w:t xml:space="preserve">          </w:t>
-            </w:r>
-            <w:r>
-              <w:rPr>
-                <w:rStyle w:val="Style12"/>
-                <w:rFonts w:ascii="PT Sans Caption" w:hAnsi="PT Sans Caption"/>
-                <w:b w:val="false"/>
-                <w:bCs/>
-                <w:color w:val="000000"/>
-                <w:sz w:val="18"/>
-                <w:szCs w:val="18"/>
-                <w:shd w:fill="FFFFFF" w:val="clear"/>
+              <w:t xml:space="preserve">               </w:t>
+            </w:r>
+            <w:r>
+              <w:rPr>
+                <w:rStyle w:val="Style12"/>
+                <w:rFonts w:ascii="PT Sans Caption" w:hAnsi="PT Sans Caption"/>
+                <w:b w:val="false"/>
+                <w:bCs/>
+                <w:i w:val="false"/>
+                <w:strike w:val="false"/>
+                <w:dstrike w:val="false"/>
+                <w:outline w:val="false"/>
+                <w:shadow w:val="false"/>
+                <w:color w:val="080808"/>
+                <w:sz w:val="18"/>
+                <w:szCs w:val="18"/>
+                <w:u w:val="none"/>
+                <w:shd w:fill="auto" w:val="clear"/>
+                <w:em w:val="none"/>
               </w:rPr>
               <w:t>{</w:t>
             </w:r>
@@ -19726,10 +20442,17 @@
                 <w:rFonts w:ascii="PT Sans Caption" w:hAnsi="PT Sans Caption"/>
                 <w:b w:val="false"/>
                 <w:bCs/>
-                <w:color w:val="158466"/>
-                <w:sz w:val="18"/>
-                <w:szCs w:val="18"/>
-                <w:shd w:fill="FFFFFF" w:val="clear"/>
+                <w:i w:val="false"/>
+                <w:strike w:val="false"/>
+                <w:dstrike w:val="false"/>
+                <w:outline w:val="false"/>
+                <w:shadow w:val="false"/>
+                <w:color w:val="00622F"/>
+                <w:sz w:val="18"/>
+                <w:szCs w:val="18"/>
+                <w:u w:val="none"/>
+                <w:shd w:fill="auto" w:val="clear"/>
+                <w:em w:val="none"/>
               </w:rPr>
               <w:t>%</w:t>
             </w:r>
@@ -19739,116 +20462,329 @@
                 <w:rFonts w:ascii="PT Sans Caption" w:hAnsi="PT Sans Caption"/>
                 <w:b w:val="false"/>
                 <w:bCs/>
-                <w:color w:val="000000"/>
-                <w:sz w:val="18"/>
-                <w:szCs w:val="18"/>
-                <w:shd w:fill="FFFFFF" w:val="clear"/>
-              </w:rPr>
-              <w:t xml:space="preserve">p </w:t>
-            </w:r>
-            <w:r>
-              <w:rPr>
-                <w:rStyle w:val="Style12"/>
-                <w:rFonts w:ascii="PT Sans Caption" w:hAnsi="PT Sans Caption"/>
-                <w:b w:val="false"/>
-                <w:bCs/>
+                <w:i w:val="false"/>
+                <w:strike w:val="false"/>
+                <w:dstrike w:val="false"/>
+                <w:outline w:val="false"/>
+                <w:shadow w:val="false"/>
+                <w:color w:val="080808"/>
+                <w:sz w:val="18"/>
+                <w:szCs w:val="18"/>
+                <w:u w:val="none"/>
+                <w:shd w:fill="auto" w:val="clear"/>
+                <w:em w:val="none"/>
+              </w:rPr>
+              <w:t>p</w:t>
+            </w:r>
+            <w:r>
+              <w:rPr>
+                <w:rStyle w:val="Style12"/>
+                <w:rFonts w:ascii="PT Sans Caption" w:hAnsi="PT Sans Caption"/>
+                <w:b w:val="false"/>
+                <w:bCs/>
+                <w:i w:val="false"/>
+                <w:strike w:val="false"/>
+                <w:dstrike w:val="false"/>
+                <w:outline w:val="false"/>
+                <w:shadow w:val="false"/>
+                <w:color w:val="222832"/>
+                <w:sz w:val="18"/>
+                <w:szCs w:val="18"/>
+                <w:u w:val="none"/>
+                <w:shd w:fill="auto" w:val="clear"/>
+                <w:em w:val="none"/>
+              </w:rPr>
+              <w:t xml:space="preserve"> </w:t>
+            </w:r>
+            <w:r>
+              <w:rPr>
+                <w:rStyle w:val="Style12"/>
+                <w:rFonts w:ascii="PT Sans Caption" w:hAnsi="PT Sans Caption"/>
+                <w:b w:val="false"/>
+                <w:bCs/>
+                <w:i w:val="false"/>
+                <w:strike w:val="false"/>
+                <w:dstrike w:val="false"/>
+                <w:outline w:val="false"/>
+                <w:shadow w:val="false"/>
                 <w:color w:val="C9211E"/>
                 <w:sz w:val="18"/>
                 <w:szCs w:val="18"/>
-                <w:shd w:fill="FFFFFF" w:val="clear"/>
-              </w:rPr>
-              <w:t xml:space="preserve">elif </w:t>
-            </w:r>
-            <w:r>
-              <w:rPr>
-                <w:rStyle w:val="Style12"/>
-                <w:rFonts w:ascii="PT Sans Caption" w:hAnsi="PT Sans Caption"/>
-                <w:b w:val="false"/>
-                <w:bCs/>
-                <w:color w:val="CC0000"/>
-                <w:sz w:val="18"/>
-                <w:szCs w:val="18"/>
-                <w:shd w:fill="FFFFFF" w:val="clear"/>
-              </w:rPr>
-              <w:t xml:space="preserve">nominal_current * 0.3 </w:t>
-            </w:r>
-            <w:r>
-              <w:rPr>
-                <w:rStyle w:val="Style12"/>
-                <w:rFonts w:ascii="PT Sans Caption" w:hAnsi="PT Sans Caption"/>
-                <w:b w:val="false"/>
-                <w:bCs/>
+                <w:u w:val="none"/>
+                <w:shd w:fill="auto" w:val="clear"/>
+                <w:em w:val="none"/>
+              </w:rPr>
+              <w:t>if (</w:t>
+            </w:r>
+            <w:r>
+              <w:rPr>
+                <w:rStyle w:val="Style12"/>
+                <w:rFonts w:ascii="PT Sans Caption" w:hAnsi="PT Sans Caption"/>
+                <w:b w:val="false"/>
+                <w:bCs w:val="false"/>
+                <w:i w:val="false"/>
+                <w:strike w:val="false"/>
+                <w:dstrike w:val="false"/>
+                <w:outline w:val="false"/>
+                <w:shadow w:val="false"/>
                 <w:color w:val="C9211E"/>
                 <w:sz w:val="18"/>
                 <w:szCs w:val="18"/>
-                <w:shd w:fill="auto" w:val="clear"/>
-              </w:rPr>
-              <w:t xml:space="preserve">&lt;= </w:t>
-            </w:r>
-            <w:r>
-              <w:rPr>
-                <w:rStyle w:val="Style12"/>
-                <w:rFonts w:ascii="PT Sans Caption" w:hAnsi="PT Sans Caption"/>
-                <w:b w:val="false"/>
-                <w:bCs/>
+                <w:u w:val="none"/>
+                <w:shd w:fill="FFFFFF" w:val="clear"/>
+                <w:em w:val="none"/>
+              </w:rPr>
+              <w:t xml:space="preserve">pre_final_4 and pre_final_4 &gt; 150) or (pre_final_5 and pre_final_5 &gt; 150) </w:t>
+            </w:r>
+            <w:r>
+              <w:rPr>
+                <w:rStyle w:val="Style12"/>
+                <w:rFonts w:ascii="PT Sans Caption" w:hAnsi="PT Sans Caption"/>
+                <w:b w:val="false"/>
+                <w:bCs/>
+                <w:i w:val="false"/>
+                <w:strike w:val="false"/>
+                <w:dstrike w:val="false"/>
+                <w:outline w:val="false"/>
+                <w:shadow w:val="false"/>
+                <w:color w:val="00622F"/>
+                <w:sz w:val="18"/>
+                <w:szCs w:val="18"/>
+                <w:u w:val="none"/>
+                <w:shd w:fill="auto" w:val="clear"/>
+                <w:em w:val="none"/>
+              </w:rPr>
+              <w:t>%</w:t>
+            </w:r>
+            <w:r>
+              <w:rPr>
+                <w:rStyle w:val="Style12"/>
+                <w:rFonts w:ascii="PT Sans Caption" w:hAnsi="PT Sans Caption"/>
+                <w:b w:val="false"/>
+                <w:bCs/>
+                <w:i w:val="false"/>
+                <w:strike w:val="false"/>
+                <w:dstrike w:val="false"/>
+                <w:outline w:val="false"/>
+                <w:shadow w:val="false"/>
+                <w:color w:val="080808"/>
+                <w:sz w:val="18"/>
+                <w:szCs w:val="18"/>
+                <w:u w:val="none"/>
+                <w:shd w:fill="auto" w:val="clear"/>
+                <w:em w:val="none"/>
+              </w:rPr>
+              <w:t>}</w:t>
+            </w:r>
+          </w:p>
+          <w:p>
+            <w:pPr>
+              <w:pStyle w:val="Normal"/>
+              <w:bidi w:val="0"/>
+              <w:jc w:val="left"/>
+              <w:rPr>
+                <w:rFonts w:ascii="PT Sans Caption" w:hAnsi="PT Sans Caption"/>
+                <w:b w:val="false"/>
+                <w:bCs w:val="false"/>
+                <w:sz w:val="18"/>
+                <w:szCs w:val="18"/>
+              </w:rPr>
+            </w:pPr>
+            <w:r>
+              <w:rPr>
+                <w:rFonts w:ascii="PT Sans Caption" w:hAnsi="PT Sans Caption"/>
+                <w:b w:val="false"/>
+                <w:bCs w:val="false"/>
+                <w:i w:val="false"/>
+                <w:strike w:val="false"/>
+                <w:dstrike w:val="false"/>
+                <w:outline w:val="false"/>
+                <w:shadow w:val="false"/>
+                <w:color w:val="000000"/>
+                <w:sz w:val="18"/>
+                <w:szCs w:val="18"/>
+                <w:u w:val="none"/>
+                <w:em w:val="none"/>
+              </w:rPr>
+              <w:t>Высокий риск отгорания контакта с ростом тока нагрузки.</w:t>
+            </w:r>
+          </w:p>
+          <w:p>
+            <w:pPr>
+              <w:pStyle w:val="Normal"/>
+              <w:bidi w:val="0"/>
+              <w:jc w:val="left"/>
+              <w:rPr>
+                <w:rFonts w:ascii="PT Sans Caption" w:hAnsi="PT Sans Caption"/>
+                <w:b w:val="false"/>
+                <w:bCs w:val="false"/>
+                <w:sz w:val="18"/>
+                <w:szCs w:val="18"/>
+              </w:rPr>
+            </w:pPr>
+            <w:r>
+              <w:rPr>
+                <w:rFonts w:ascii="PT Sans Caption" w:hAnsi="PT Sans Caption"/>
+                <w:b w:val="false"/>
+                <w:bCs w:val="false"/>
+                <w:i w:val="false"/>
+                <w:strike w:val="false"/>
+                <w:dstrike w:val="false"/>
+                <w:outline w:val="false"/>
+                <w:shadow w:val="false"/>
+                <w:color w:val="000000"/>
+                <w:sz w:val="18"/>
+                <w:szCs w:val="18"/>
+                <w:u w:val="none"/>
+                <w:em w:val="none"/>
+              </w:rPr>
+              <w:t xml:space="preserve">               </w:t>
+            </w:r>
+            <w:r>
+              <w:rPr>
+                <w:rStyle w:val="Style12"/>
+                <w:rFonts w:ascii="PT Sans Caption" w:hAnsi="PT Sans Caption"/>
+                <w:b w:val="false"/>
+                <w:bCs/>
+                <w:i w:val="false"/>
+                <w:strike w:val="false"/>
+                <w:dstrike w:val="false"/>
+                <w:outline w:val="false"/>
+                <w:shadow w:val="false"/>
+                <w:color w:val="FF8000"/>
+                <w:sz w:val="18"/>
+                <w:szCs w:val="18"/>
+                <w:u w:val="none"/>
+                <w:shd w:fill="FFFFFF" w:val="clear"/>
+                <w:em w:val="none"/>
+              </w:rPr>
+              <w:t xml:space="preserve">{%p </w:t>
+            </w:r>
+            <w:r>
+              <w:rPr>
+                <w:rStyle w:val="Style12"/>
+                <w:rFonts w:ascii="PT Sans Caption" w:hAnsi="PT Sans Caption"/>
+                <w:b w:val="false"/>
+                <w:bCs w:val="false"/>
+                <w:i w:val="false"/>
+                <w:strike w:val="false"/>
+                <w:dstrike w:val="false"/>
+                <w:outline w:val="false"/>
+                <w:shadow w:val="false"/>
+                <w:color w:val="FF8000"/>
+                <w:sz w:val="18"/>
+                <w:szCs w:val="18"/>
+                <w:u w:val="none"/>
+                <w:shd w:fill="FFFFFF" w:val="clear"/>
+                <w:em w:val="none"/>
+              </w:rPr>
+              <w:t xml:space="preserve">set </w:t>
+            </w:r>
+            <w:r>
+              <w:rPr>
+                <w:rStyle w:val="Style12"/>
+                <w:rFonts w:ascii="PT Sans Caption" w:hAnsi="PT Sans Caption"/>
+                <w:b w:val="false"/>
+                <w:bCs w:val="false"/>
+                <w:i w:val="false"/>
+                <w:strike w:val="false"/>
+                <w:dstrike w:val="false"/>
+                <w:outline w:val="false"/>
+                <w:shadow w:val="false"/>
+                <w:color w:val="FF8000"/>
+                <w:sz w:val="18"/>
+                <w:szCs w:val="18"/>
+                <w:u w:val="none"/>
+                <w:shd w:fill="FFFFFF" w:val="clear"/>
+                <w:em w:val="none"/>
+              </w:rPr>
+              <w:t xml:space="preserve">debug_condition = </w:t>
+            </w:r>
+            <w:r>
+              <w:rPr>
+                <w:rStyle w:val="Style12"/>
+                <w:rFonts w:ascii="PT Sans Caption" w:hAnsi="PT Sans Caption"/>
+                <w:b w:val="false"/>
+                <w:bCs w:val="false"/>
+                <w:i w:val="false"/>
+                <w:caps w:val="false"/>
+                <w:smallCaps w:val="false"/>
+                <w:strike w:val="false"/>
+                <w:dstrike w:val="false"/>
+                <w:outline w:val="false"/>
+                <w:shadow w:val="false"/>
                 <w:color w:val="C9211E"/>
-                <w:sz w:val="18"/>
-                <w:szCs w:val="18"/>
-                <w:shd w:fill="FFFFFF" w:val="clear"/>
-              </w:rPr>
-              <w:t xml:space="preserve">measured_current &lt; </w:t>
-            </w:r>
-            <w:r>
-              <w:rPr>
-                <w:rStyle w:val="Style12"/>
-                <w:rFonts w:ascii="PT Sans Caption" w:hAnsi="PT Sans Caption"/>
-                <w:b w:val="false"/>
-                <w:bCs/>
-                <w:color w:val="CC0000"/>
-                <w:sz w:val="18"/>
-                <w:szCs w:val="18"/>
-                <w:shd w:fill="FFFFFF" w:val="clear"/>
-              </w:rPr>
-              <w:t>nominal_current * 0.6</w:t>
-            </w:r>
-            <w:r>
-              <w:rPr>
-                <w:rStyle w:val="Style12"/>
-                <w:rFonts w:ascii="PT Sans Caption" w:hAnsi="PT Sans Caption"/>
-                <w:b w:val="false"/>
-                <w:bCs/>
-                <w:color w:val="000000"/>
-                <w:sz w:val="18"/>
-                <w:szCs w:val="18"/>
-                <w:shd w:fill="FFFFFF" w:val="clear"/>
-              </w:rPr>
-              <w:t xml:space="preserve"> </w:t>
-            </w:r>
-            <w:r>
-              <w:rPr>
-                <w:rStyle w:val="Style12"/>
-                <w:rFonts w:ascii="PT Sans Caption" w:hAnsi="PT Sans Caption"/>
-                <w:b w:val="false"/>
-                <w:bCs/>
-                <w:color w:val="158466"/>
-                <w:sz w:val="18"/>
-                <w:szCs w:val="18"/>
-                <w:shd w:fill="FFFFFF" w:val="clear"/>
-              </w:rPr>
-              <w:t>%</w:t>
-            </w:r>
-            <w:r>
-              <w:rPr>
-                <w:rStyle w:val="Style12"/>
-                <w:rFonts w:ascii="PT Sans Caption" w:hAnsi="PT Sans Caption"/>
-                <w:b w:val="false"/>
-                <w:bCs/>
-                <w:color w:val="000000"/>
-                <w:sz w:val="18"/>
-                <w:szCs w:val="18"/>
-                <w:shd w:fill="FFFFFF" w:val="clear"/>
-              </w:rPr>
-              <w:t>}</w:t>
+                <w:spacing w:val="0"/>
+                <w:sz w:val="18"/>
+                <w:szCs w:val="18"/>
+                <w:u w:val="none"/>
+                <w:shd w:fill="FFFFFF" w:val="clear"/>
+                <w:em w:val="none"/>
+              </w:rPr>
+              <w:t>'</w:t>
+            </w:r>
+            <w:r>
+              <w:rPr>
+                <w:rStyle w:val="Style12"/>
+                <w:rFonts w:ascii="PT Sans Caption" w:hAnsi="PT Sans Caption"/>
+                <w:b w:val="false"/>
+                <w:bCs w:val="false"/>
+                <w:i w:val="false"/>
+                <w:strike w:val="false"/>
+                <w:dstrike w:val="false"/>
+                <w:outline w:val="false"/>
+                <w:shadow w:val="false"/>
+                <w:color w:val="FF8000"/>
+                <w:sz w:val="18"/>
+                <w:szCs w:val="18"/>
+                <w:u w:val="none"/>
+                <w:shd w:fill="FFFFFF" w:val="clear"/>
+                <w:em w:val="none"/>
+              </w:rPr>
+              <w:t>2_3(hight)</w:t>
+            </w:r>
+            <w:r>
+              <w:rPr>
+                <w:rStyle w:val="Style12"/>
+                <w:rFonts w:ascii="PT Sans Caption" w:hAnsi="PT Sans Caption"/>
+                <w:b w:val="false"/>
+                <w:bCs w:val="false"/>
+                <w:i w:val="false"/>
+                <w:caps w:val="false"/>
+                <w:smallCaps w:val="false"/>
+                <w:strike w:val="false"/>
+                <w:dstrike w:val="false"/>
+                <w:outline w:val="false"/>
+                <w:shadow w:val="false"/>
+                <w:color w:val="C9211E"/>
+                <w:spacing w:val="0"/>
+                <w:sz w:val="18"/>
+                <w:szCs w:val="18"/>
+                <w:u w:val="none"/>
+                <w:shd w:fill="FFFFFF" w:val="clear"/>
+                <w:em w:val="none"/>
+              </w:rPr>
+              <w:t>'</w:t>
+            </w:r>
+            <w:r>
+              <w:rPr>
+                <w:rStyle w:val="Style12"/>
+                <w:rFonts w:ascii="PT Sans Caption" w:hAnsi="PT Sans Caption"/>
+                <w:b w:val="false"/>
+                <w:bCs/>
+                <w:i w:val="false"/>
+                <w:strike w:val="false"/>
+                <w:dstrike w:val="false"/>
+                <w:outline w:val="false"/>
+                <w:shadow w:val="false"/>
+                <w:color w:val="FF8000"/>
+                <w:sz w:val="18"/>
+                <w:szCs w:val="18"/>
+                <w:u w:val="none"/>
+                <w:shd w:fill="FFFFFF" w:val="clear"/>
+                <w:em w:val="none"/>
+              </w:rPr>
+              <w:t xml:space="preserve"> %}</w:t>
             </w:r>
           </w:p>
           <w:p>
@@ -19865,6 +20801,362 @@
                 <w:rStyle w:val="Style12"/>
                 <w:rFonts w:ascii="PT Sans Caption" w:hAnsi="PT Sans Caption"/>
                 <w:b w:val="false"/>
+                <w:bCs w:val="false"/>
+                <w:i w:val="false"/>
+                <w:strike w:val="false"/>
+                <w:dstrike w:val="false"/>
+                <w:outline w:val="false"/>
+                <w:shadow w:val="false"/>
+                <w:color w:val="000000"/>
+                <w:sz w:val="18"/>
+                <w:szCs w:val="18"/>
+                <w:u w:val="none"/>
+                <w:shd w:fill="auto" w:val="clear"/>
+                <w:em w:val="none"/>
+              </w:rPr>
+              <w:t xml:space="preserve">               </w:t>
+            </w:r>
+            <w:r>
+              <w:rPr>
+                <w:rStyle w:val="Style12"/>
+                <w:rFonts w:ascii="PT Sans Caption" w:hAnsi="PT Sans Caption"/>
+                <w:b w:val="false"/>
+                <w:bCs/>
+                <w:i w:val="false"/>
+                <w:strike w:val="false"/>
+                <w:dstrike w:val="false"/>
+                <w:outline w:val="false"/>
+                <w:shadow w:val="false"/>
+                <w:color w:val="080808"/>
+                <w:sz w:val="18"/>
+                <w:szCs w:val="18"/>
+                <w:u w:val="none"/>
+                <w:shd w:fill="auto" w:val="clear"/>
+                <w:em w:val="none"/>
+              </w:rPr>
+              <w:t>{</w:t>
+            </w:r>
+            <w:r>
+              <w:rPr>
+                <w:rStyle w:val="Style12"/>
+                <w:rFonts w:ascii="PT Sans Caption" w:hAnsi="PT Sans Caption"/>
+                <w:b w:val="false"/>
+                <w:bCs/>
+                <w:i w:val="false"/>
+                <w:strike w:val="false"/>
+                <w:dstrike w:val="false"/>
+                <w:outline w:val="false"/>
+                <w:shadow w:val="false"/>
+                <w:color w:val="00622F"/>
+                <w:sz w:val="18"/>
+                <w:szCs w:val="18"/>
+                <w:u w:val="none"/>
+                <w:shd w:fill="auto" w:val="clear"/>
+                <w:em w:val="none"/>
+              </w:rPr>
+              <w:t>%</w:t>
+            </w:r>
+            <w:r>
+              <w:rPr>
+                <w:rStyle w:val="Style12"/>
+                <w:rFonts w:ascii="PT Sans Caption" w:hAnsi="PT Sans Caption"/>
+                <w:b w:val="false"/>
+                <w:bCs/>
+                <w:i w:val="false"/>
+                <w:strike w:val="false"/>
+                <w:dstrike w:val="false"/>
+                <w:outline w:val="false"/>
+                <w:shadow w:val="false"/>
+                <w:color w:val="080808"/>
+                <w:sz w:val="18"/>
+                <w:szCs w:val="18"/>
+                <w:u w:val="none"/>
+                <w:shd w:fill="auto" w:val="clear"/>
+                <w:em w:val="none"/>
+              </w:rPr>
+              <w:t>p</w:t>
+            </w:r>
+            <w:r>
+              <w:rPr>
+                <w:rStyle w:val="Style12"/>
+                <w:rFonts w:ascii="PT Sans Caption" w:hAnsi="PT Sans Caption"/>
+                <w:b w:val="false"/>
+                <w:bCs/>
+                <w:i w:val="false"/>
+                <w:strike w:val="false"/>
+                <w:dstrike w:val="false"/>
+                <w:outline w:val="false"/>
+                <w:shadow w:val="false"/>
+                <w:color w:val="222832"/>
+                <w:sz w:val="18"/>
+                <w:szCs w:val="18"/>
+                <w:u w:val="none"/>
+                <w:shd w:fill="auto" w:val="clear"/>
+                <w:em w:val="none"/>
+              </w:rPr>
+              <w:t xml:space="preserve"> </w:t>
+            </w:r>
+            <w:r>
+              <w:rPr>
+                <w:rStyle w:val="Style12"/>
+                <w:rFonts w:ascii="PT Sans Caption" w:hAnsi="PT Sans Caption"/>
+                <w:b w:val="false"/>
+                <w:bCs/>
+                <w:i w:val="false"/>
+                <w:strike w:val="false"/>
+                <w:dstrike w:val="false"/>
+                <w:outline w:val="false"/>
+                <w:shadow w:val="false"/>
+                <w:color w:val="C9211E"/>
+                <w:sz w:val="18"/>
+                <w:szCs w:val="18"/>
+                <w:u w:val="none"/>
+                <w:shd w:fill="auto" w:val="clear"/>
+                <w:em w:val="none"/>
+              </w:rPr>
+              <w:t>endif</w:t>
+            </w:r>
+            <w:r>
+              <w:rPr>
+                <w:rStyle w:val="Style12"/>
+                <w:rFonts w:ascii="PT Sans Caption" w:hAnsi="PT Sans Caption"/>
+                <w:b w:val="false"/>
+                <w:bCs/>
+                <w:i w:val="false"/>
+                <w:strike w:val="false"/>
+                <w:dstrike w:val="false"/>
+                <w:outline w:val="false"/>
+                <w:shadow w:val="false"/>
+                <w:color w:val="222832"/>
+                <w:sz w:val="18"/>
+                <w:szCs w:val="18"/>
+                <w:u w:val="none"/>
+                <w:shd w:fill="auto" w:val="clear"/>
+                <w:em w:val="none"/>
+              </w:rPr>
+              <w:t xml:space="preserve"> </w:t>
+            </w:r>
+            <w:r>
+              <w:rPr>
+                <w:rStyle w:val="Style12"/>
+                <w:rFonts w:ascii="PT Sans Caption" w:hAnsi="PT Sans Caption"/>
+                <w:b w:val="false"/>
+                <w:bCs/>
+                <w:i w:val="false"/>
+                <w:strike w:val="false"/>
+                <w:dstrike w:val="false"/>
+                <w:outline w:val="false"/>
+                <w:shadow w:val="false"/>
+                <w:color w:val="00622F"/>
+                <w:sz w:val="18"/>
+                <w:szCs w:val="18"/>
+                <w:u w:val="none"/>
+                <w:shd w:fill="auto" w:val="clear"/>
+                <w:em w:val="none"/>
+              </w:rPr>
+              <w:t>%</w:t>
+            </w:r>
+            <w:r>
+              <w:rPr>
+                <w:rStyle w:val="Style12"/>
+                <w:rFonts w:ascii="PT Sans Caption" w:hAnsi="PT Sans Caption"/>
+                <w:b w:val="false"/>
+                <w:bCs/>
+                <w:i w:val="false"/>
+                <w:strike w:val="false"/>
+                <w:dstrike w:val="false"/>
+                <w:outline w:val="false"/>
+                <w:shadow w:val="false"/>
+                <w:color w:val="080808"/>
+                <w:sz w:val="18"/>
+                <w:szCs w:val="18"/>
+                <w:u w:val="none"/>
+                <w:shd w:fill="auto" w:val="clear"/>
+                <w:em w:val="none"/>
+              </w:rPr>
+              <w:t>}</w:t>
+            </w:r>
+          </w:p>
+          <w:p>
+            <w:pPr>
+              <w:pStyle w:val="Style20"/>
+              <w:widowControl/>
+              <w:bidi w:val="0"/>
+              <w:ind w:hanging="0" w:left="0" w:right="0"/>
+              <w:jc w:val="left"/>
+              <w:rPr/>
+            </w:pPr>
+            <w:r>
+              <w:rPr>
+                <w:rStyle w:val="Style12"/>
+                <w:rFonts w:ascii="PT Sans Caption" w:hAnsi="PT Sans Caption"/>
+                <w:b w:val="false"/>
+                <w:bCs/>
+                <w:color w:val="080808"/>
+                <w:sz w:val="18"/>
+                <w:szCs w:val="18"/>
+                <w:shd w:fill="auto" w:val="clear"/>
+              </w:rPr>
+              <w:t xml:space="preserve">          </w:t>
+            </w:r>
+            <w:r>
+              <w:rPr>
+                <w:rStyle w:val="Style12"/>
+                <w:rFonts w:ascii="PT Sans Caption" w:hAnsi="PT Sans Caption"/>
+                <w:b w:val="false"/>
+                <w:bCs/>
+                <w:color w:val="000000"/>
+                <w:sz w:val="18"/>
+                <w:szCs w:val="18"/>
+                <w:shd w:fill="FFFFFF" w:val="clear"/>
+              </w:rPr>
+              <w:t>{</w:t>
+            </w:r>
+            <w:r>
+              <w:rPr>
+                <w:rStyle w:val="Style12"/>
+                <w:rFonts w:ascii="PT Sans Caption" w:hAnsi="PT Sans Caption"/>
+                <w:b w:val="false"/>
+                <w:bCs/>
+                <w:color w:val="158466"/>
+                <w:sz w:val="18"/>
+                <w:szCs w:val="18"/>
+                <w:shd w:fill="FFFFFF" w:val="clear"/>
+              </w:rPr>
+              <w:t>%</w:t>
+            </w:r>
+            <w:r>
+              <w:rPr>
+                <w:rStyle w:val="Style12"/>
+                <w:rFonts w:ascii="PT Sans Caption" w:hAnsi="PT Sans Caption"/>
+                <w:b w:val="false"/>
+                <w:bCs/>
+                <w:color w:val="000000"/>
+                <w:sz w:val="18"/>
+                <w:szCs w:val="18"/>
+                <w:shd w:fill="FFFFFF" w:val="clear"/>
+              </w:rPr>
+              <w:t xml:space="preserve">p </w:t>
+            </w:r>
+            <w:r>
+              <w:rPr>
+                <w:rStyle w:val="Style12"/>
+                <w:rFonts w:ascii="PT Sans Caption" w:hAnsi="PT Sans Caption"/>
+                <w:b w:val="false"/>
+                <w:bCs/>
+                <w:color w:val="C9211E"/>
+                <w:sz w:val="18"/>
+                <w:szCs w:val="18"/>
+                <w:shd w:fill="FFFFFF" w:val="clear"/>
+              </w:rPr>
+              <w:t xml:space="preserve">elif </w:t>
+            </w:r>
+            <w:r>
+              <w:rPr>
+                <w:rStyle w:val="Style12"/>
+                <w:rFonts w:ascii="PT Sans Caption" w:hAnsi="PT Sans Caption"/>
+                <w:b w:val="false"/>
+                <w:bCs/>
+                <w:color w:val="CC0000"/>
+                <w:sz w:val="18"/>
+                <w:szCs w:val="18"/>
+                <w:shd w:fill="FFFFFF" w:val="clear"/>
+              </w:rPr>
+              <w:t xml:space="preserve">nominal_current * 0.3 </w:t>
+            </w:r>
+            <w:r>
+              <w:rPr>
+                <w:rStyle w:val="Style12"/>
+                <w:rFonts w:ascii="PT Sans Caption" w:hAnsi="PT Sans Caption"/>
+                <w:b w:val="false"/>
+                <w:bCs/>
+                <w:color w:val="C9211E"/>
+                <w:sz w:val="18"/>
+                <w:szCs w:val="18"/>
+                <w:shd w:fill="auto" w:val="clear"/>
+              </w:rPr>
+              <w:t xml:space="preserve">&lt;= </w:t>
+            </w:r>
+            <w:r>
+              <w:rPr>
+                <w:rStyle w:val="Style12"/>
+                <w:rFonts w:ascii="PT Sans Caption" w:hAnsi="PT Sans Caption"/>
+                <w:b w:val="false"/>
+                <w:bCs/>
+                <w:color w:val="C9211E"/>
+                <w:sz w:val="18"/>
+                <w:szCs w:val="18"/>
+                <w:shd w:fill="FFFFFF" w:val="clear"/>
+              </w:rPr>
+              <w:t xml:space="preserve">measured_current &lt; </w:t>
+            </w:r>
+            <w:r>
+              <w:rPr>
+                <w:rStyle w:val="Style12"/>
+                <w:rFonts w:ascii="PT Sans Caption" w:hAnsi="PT Sans Caption"/>
+                <w:b w:val="false"/>
+                <w:bCs/>
+                <w:color w:val="CC0000"/>
+                <w:sz w:val="18"/>
+                <w:szCs w:val="18"/>
+                <w:shd w:fill="FFFFFF" w:val="clear"/>
+              </w:rPr>
+              <w:t>nominal_current * 0.6</w:t>
+            </w:r>
+            <w:r>
+              <w:rPr>
+                <w:rStyle w:val="Style12"/>
+                <w:rFonts w:ascii="PT Sans Caption" w:hAnsi="PT Sans Caption"/>
+                <w:b w:val="false"/>
+                <w:bCs/>
+                <w:color w:val="000000"/>
+                <w:sz w:val="18"/>
+                <w:szCs w:val="18"/>
+                <w:shd w:fill="FFFFFF" w:val="clear"/>
+              </w:rPr>
+              <w:t xml:space="preserve"> </w:t>
+            </w:r>
+            <w:r>
+              <w:rPr>
+                <w:rStyle w:val="Style12"/>
+                <w:rFonts w:ascii="PT Sans Caption" w:hAnsi="PT Sans Caption"/>
+                <w:b w:val="false"/>
+                <w:bCs/>
+                <w:color w:val="158466"/>
+                <w:sz w:val="18"/>
+                <w:szCs w:val="18"/>
+                <w:shd w:fill="FFFFFF" w:val="clear"/>
+              </w:rPr>
+              <w:t>%</w:t>
+            </w:r>
+            <w:r>
+              <w:rPr>
+                <w:rStyle w:val="Style12"/>
+                <w:rFonts w:ascii="PT Sans Caption" w:hAnsi="PT Sans Caption"/>
+                <w:b w:val="false"/>
+                <w:bCs/>
+                <w:color w:val="000000"/>
+                <w:sz w:val="18"/>
+                <w:szCs w:val="18"/>
+                <w:shd w:fill="FFFFFF" w:val="clear"/>
+              </w:rPr>
+              <w:t>}</w:t>
+            </w:r>
+          </w:p>
+          <w:p>
+            <w:pPr>
+              <w:pStyle w:val="Style20"/>
+              <w:widowControl/>
+              <w:bidi w:val="0"/>
+              <w:ind w:hanging="0" w:left="0" w:right="0"/>
+              <w:jc w:val="left"/>
+              <w:rPr/>
+            </w:pPr>
+            <w:r>
+              <w:rPr>
+                <w:rStyle w:val="Style12"/>
+                <w:rFonts w:ascii="PT Sans Caption" w:hAnsi="PT Sans Caption"/>
+                <w:b w:val="false"/>
                 <w:bCs/>
                 <w:color w:val="000000"/>
                 <w:sz w:val="18"/>
@@ -20257,23 +21549,7 @@
               <w:pStyle w:val="Normal"/>
               <w:bidi w:val="0"/>
               <w:jc w:val="left"/>
-              <w:rPr>
-                <w:rFonts w:ascii="PT Sans Caption" w:hAnsi="PT Sans Caption"/>
-                <w:b w:val="false"/>
-                <w:bCs/>
-                <w:i w:val="false"/>
-                <w:i w:val="false"/>
-                <w:strike w:val="false"/>
-                <w:dstrike w:val="false"/>
-                <w:outline w:val="false"/>
-                <w:shadow w:val="false"/>
-                <w:color w:val="080808"/>
-                <w:sz w:val="18"/>
-                <w:szCs w:val="18"/>
-                <w:u w:val="none"/>
-                <w:shd w:fill="auto" w:val="clear"/>
-                <w:em w:val="none"/>
-              </w:rPr>
+              <w:rPr/>
             </w:pPr>
             <w:r>
               <w:rPr>
@@ -20303,174 +21579,140 @@
                 <w:dstrike w:val="false"/>
                 <w:outline w:val="false"/>
                 <w:shadow w:val="false"/>
-                <w:color w:val="080808"/>
-                <w:sz w:val="18"/>
-                <w:szCs w:val="18"/>
-                <w:u w:val="none"/>
-                <w:shd w:fill="auto" w:val="clear"/>
-                <w:em w:val="none"/>
-              </w:rPr>
-              <w:t>{</w:t>
-            </w:r>
-            <w:r>
-              <w:rPr>
-                <w:rStyle w:val="Style12"/>
-                <w:rFonts w:ascii="PT Sans Caption" w:hAnsi="PT Sans Caption"/>
-                <w:b w:val="false"/>
-                <w:bCs/>
-                <w:i w:val="false"/>
-                <w:strike w:val="false"/>
-                <w:dstrike w:val="false"/>
-                <w:outline w:val="false"/>
-                <w:shadow w:val="false"/>
-                <w:color w:val="00622F"/>
-                <w:sz w:val="18"/>
-                <w:szCs w:val="18"/>
-                <w:u w:val="none"/>
-                <w:shd w:fill="auto" w:val="clear"/>
-                <w:em w:val="none"/>
-              </w:rPr>
-              <w:t>%</w:t>
-            </w:r>
-            <w:r>
-              <w:rPr>
-                <w:rStyle w:val="Style12"/>
-                <w:rFonts w:ascii="PT Sans Caption" w:hAnsi="PT Sans Caption"/>
-                <w:b w:val="false"/>
-                <w:bCs/>
-                <w:i w:val="false"/>
-                <w:strike w:val="false"/>
-                <w:dstrike w:val="false"/>
-                <w:outline w:val="false"/>
-                <w:shadow w:val="false"/>
-                <w:color w:val="080808"/>
-                <w:sz w:val="18"/>
-                <w:szCs w:val="18"/>
-                <w:u w:val="none"/>
-                <w:shd w:fill="auto" w:val="clear"/>
-                <w:em w:val="none"/>
-              </w:rPr>
-              <w:t>p</w:t>
-            </w:r>
-            <w:r>
-              <w:rPr>
-                <w:rStyle w:val="Style12"/>
-                <w:rFonts w:ascii="PT Sans Caption" w:hAnsi="PT Sans Caption"/>
-                <w:b w:val="false"/>
-                <w:bCs/>
-                <w:i w:val="false"/>
-                <w:strike w:val="false"/>
-                <w:dstrike w:val="false"/>
-                <w:outline w:val="false"/>
-                <w:shadow w:val="false"/>
-                <w:color w:val="222832"/>
-                <w:sz w:val="18"/>
-                <w:szCs w:val="18"/>
-                <w:u w:val="none"/>
-                <w:shd w:fill="auto" w:val="clear"/>
-                <w:em w:val="none"/>
-              </w:rPr>
-              <w:t xml:space="preserve"> </w:t>
-            </w:r>
-            <w:r>
-              <w:rPr>
-                <w:rStyle w:val="Style12"/>
-                <w:rFonts w:ascii="PT Sans Caption" w:hAnsi="PT Sans Caption"/>
-                <w:b w:val="false"/>
-                <w:bCs/>
-                <w:i w:val="false"/>
+                <w:color w:val="FF8000"/>
+                <w:sz w:val="18"/>
+                <w:szCs w:val="18"/>
+                <w:u w:val="none"/>
+                <w:shd w:fill="FFFFFF" w:val="clear"/>
+                <w:em w:val="none"/>
+              </w:rPr>
+              <w:t xml:space="preserve">{%p </w:t>
+            </w:r>
+            <w:r>
+              <w:rPr>
+                <w:rStyle w:val="Style12"/>
+                <w:rFonts w:ascii="PT Sans Caption" w:hAnsi="PT Sans Caption"/>
+                <w:b w:val="false"/>
+                <w:bCs w:val="false"/>
+                <w:i w:val="false"/>
+                <w:strike w:val="false"/>
+                <w:dstrike w:val="false"/>
+                <w:outline w:val="false"/>
+                <w:shadow w:val="false"/>
+                <w:color w:val="FF8000"/>
+                <w:sz w:val="18"/>
+                <w:szCs w:val="18"/>
+                <w:u w:val="none"/>
+                <w:shd w:fill="FFFFFF" w:val="clear"/>
+                <w:em w:val="none"/>
+              </w:rPr>
+              <w:t xml:space="preserve">set </w:t>
+            </w:r>
+            <w:r>
+              <w:rPr>
+                <w:rStyle w:val="Style12"/>
+                <w:rFonts w:ascii="PT Sans Caption" w:hAnsi="PT Sans Caption"/>
+                <w:b w:val="false"/>
+                <w:bCs w:val="false"/>
+                <w:i w:val="false"/>
+                <w:strike w:val="false"/>
+                <w:dstrike w:val="false"/>
+                <w:outline w:val="false"/>
+                <w:shadow w:val="false"/>
+                <w:color w:val="FF8000"/>
+                <w:sz w:val="18"/>
+                <w:szCs w:val="18"/>
+                <w:u w:val="none"/>
+                <w:shd w:fill="FFFFFF" w:val="clear"/>
+                <w:em w:val="none"/>
+              </w:rPr>
+              <w:t xml:space="preserve">debug_condition = </w:t>
+            </w:r>
+            <w:r>
+              <w:rPr>
+                <w:rStyle w:val="Style12"/>
+                <w:rFonts w:ascii="PT Sans Caption" w:hAnsi="PT Sans Caption"/>
+                <w:b w:val="false"/>
+                <w:bCs w:val="false"/>
+                <w:i w:val="false"/>
+                <w:caps w:val="false"/>
+                <w:smallCaps w:val="false"/>
                 <w:strike w:val="false"/>
                 <w:dstrike w:val="false"/>
                 <w:outline w:val="false"/>
                 <w:shadow w:val="false"/>
                 <w:color w:val="C9211E"/>
-                <w:sz w:val="18"/>
-                <w:szCs w:val="18"/>
-                <w:u w:val="none"/>
-                <w:shd w:fill="auto" w:val="clear"/>
-                <w:em w:val="none"/>
-              </w:rPr>
-              <w:t xml:space="preserve">if </w:t>
-            </w:r>
-            <w:r>
-              <w:rPr>
-                <w:rStyle w:val="Style12"/>
-                <w:rFonts w:ascii="PT Sans Caption" w:hAnsi="PT Sans Caption"/>
-                <w:b w:val="false"/>
-                <w:bCs w:val="false"/>
-                <w:i w:val="false"/>
+                <w:spacing w:val="0"/>
+                <w:sz w:val="18"/>
+                <w:szCs w:val="18"/>
+                <w:u w:val="none"/>
+                <w:shd w:fill="FFFFFF" w:val="clear"/>
+                <w:em w:val="none"/>
+              </w:rPr>
+              <w:t>'</w:t>
+            </w:r>
+            <w:r>
+              <w:rPr>
+                <w:rStyle w:val="Style12"/>
+                <w:rFonts w:ascii="PT Sans Caption" w:hAnsi="PT Sans Caption"/>
+                <w:b w:val="false"/>
+                <w:bCs w:val="false"/>
+                <w:i w:val="false"/>
+                <w:strike w:val="false"/>
+                <w:dstrike w:val="false"/>
+                <w:outline w:val="false"/>
+                <w:shadow w:val="false"/>
+                <w:color w:val="FF8000"/>
+                <w:sz w:val="18"/>
+                <w:szCs w:val="18"/>
+                <w:u w:val="none"/>
+                <w:shd w:fill="FFFFFF" w:val="clear"/>
+                <w:em w:val="none"/>
+              </w:rPr>
+              <w:t>3_1</w:t>
+            </w:r>
+            <w:r>
+              <w:rPr>
+                <w:rStyle w:val="Style12"/>
+                <w:rFonts w:ascii="PT Sans Caption" w:hAnsi="PT Sans Caption"/>
+                <w:b w:val="false"/>
+                <w:bCs w:val="false"/>
+                <w:i w:val="false"/>
+                <w:caps w:val="false"/>
+                <w:smallCaps w:val="false"/>
                 <w:strike w:val="false"/>
                 <w:dstrike w:val="false"/>
                 <w:outline w:val="false"/>
                 <w:shadow w:val="false"/>
                 <w:color w:val="C9211E"/>
-                <w:sz w:val="18"/>
-                <w:szCs w:val="18"/>
-                <w:u w:val="none"/>
-                <w:shd w:fill="FFFFFF" w:val="clear"/>
-                <w:em w:val="none"/>
-              </w:rPr>
-              <w:t>pre_final_6 &gt; 200</w:t>
-            </w:r>
-            <w:r>
-              <w:rPr>
-                <w:rStyle w:val="Style12"/>
-                <w:rFonts w:ascii="PT Sans Caption" w:hAnsi="PT Sans Caption"/>
-                <w:b w:val="false"/>
-                <w:bCs/>
-                <w:i w:val="false"/>
-                <w:strike w:val="false"/>
-                <w:dstrike w:val="false"/>
-                <w:outline w:val="false"/>
-                <w:shadow w:val="false"/>
-                <w:color w:val="CC0000"/>
-                <w:sz w:val="18"/>
-                <w:szCs w:val="18"/>
-                <w:u w:val="none"/>
-                <w:shd w:fill="FFFFFF" w:val="clear"/>
-                <w:em w:val="none"/>
-              </w:rPr>
-              <w:t xml:space="preserve"> </w:t>
-            </w:r>
-            <w:r>
-              <w:rPr>
-                <w:rStyle w:val="Style12"/>
-                <w:rFonts w:ascii="PT Sans Caption" w:hAnsi="PT Sans Caption"/>
-                <w:b w:val="false"/>
-                <w:bCs/>
-                <w:i w:val="false"/>
-                <w:strike w:val="false"/>
-                <w:dstrike w:val="false"/>
-                <w:outline w:val="false"/>
-                <w:shadow w:val="false"/>
-                <w:color w:val="00622F"/>
-                <w:sz w:val="18"/>
-                <w:szCs w:val="18"/>
-                <w:u w:val="none"/>
-                <w:shd w:fill="auto" w:val="clear"/>
-                <w:em w:val="none"/>
-              </w:rPr>
-              <w:t>%</w:t>
-            </w:r>
-            <w:r>
-              <w:rPr>
-                <w:rStyle w:val="Style12"/>
-                <w:rFonts w:ascii="PT Sans Caption" w:hAnsi="PT Sans Caption"/>
-                <w:b w:val="false"/>
-                <w:bCs/>
-                <w:i w:val="false"/>
-                <w:strike w:val="false"/>
-                <w:dstrike w:val="false"/>
-                <w:outline w:val="false"/>
-                <w:shadow w:val="false"/>
-                <w:color w:val="080808"/>
-                <w:sz w:val="18"/>
-                <w:szCs w:val="18"/>
-                <w:u w:val="none"/>
-                <w:shd w:fill="auto" w:val="clear"/>
-                <w:em w:val="none"/>
-              </w:rPr>
-              <w:t>}</w:t>
+                <w:spacing w:val="0"/>
+                <w:sz w:val="18"/>
+                <w:szCs w:val="18"/>
+                <w:u w:val="none"/>
+                <w:shd w:fill="FFFFFF" w:val="clear"/>
+                <w:em w:val="none"/>
+              </w:rPr>
+              <w:t>'</w:t>
+            </w:r>
+            <w:r>
+              <w:rPr>
+                <w:rStyle w:val="Style12"/>
+                <w:rFonts w:ascii="PT Sans Caption" w:hAnsi="PT Sans Caption"/>
+                <w:b w:val="false"/>
+                <w:bCs/>
+                <w:i w:val="false"/>
+                <w:strike w:val="false"/>
+                <w:dstrike w:val="false"/>
+                <w:outline w:val="false"/>
+                <w:shadow w:val="false"/>
+                <w:color w:val="FF8000"/>
+                <w:sz w:val="18"/>
+                <w:szCs w:val="18"/>
+                <w:u w:val="none"/>
+                <w:shd w:fill="FFFFFF" w:val="clear"/>
+                <w:em w:val="none"/>
+              </w:rPr>
+              <w:t xml:space="preserve"> %}</w:t>
             </w:r>
           </w:p>
           <w:p>
@@ -20481,28 +21723,217 @@
               <w:rPr>
                 <w:rFonts w:ascii="PT Sans Caption" w:hAnsi="PT Sans Caption"/>
                 <w:b w:val="false"/>
-                <w:bCs w:val="false"/>
-                <w:sz w:val="18"/>
-                <w:szCs w:val="18"/>
+                <w:bCs/>
+                <w:i w:val="false"/>
+                <w:i w:val="false"/>
+                <w:strike w:val="false"/>
+                <w:dstrike w:val="false"/>
+                <w:outline w:val="false"/>
+                <w:shadow w:val="false"/>
+                <w:color w:val="080808"/>
+                <w:sz w:val="18"/>
+                <w:szCs w:val="18"/>
+                <w:u w:val="none"/>
+                <w:shd w:fill="auto" w:val="clear"/>
+                <w:em w:val="none"/>
               </w:rPr>
             </w:pPr>
             <w:r>
               <w:rPr>
                 <w:rFonts w:ascii="PT Sans Caption" w:hAnsi="PT Sans Caption"/>
                 <w:b w:val="false"/>
-                <w:bCs w:val="false"/>
-                <w:i w:val="false"/>
-                <w:strike w:val="false"/>
-                <w:dstrike w:val="false"/>
-                <w:outline w:val="false"/>
-                <w:shadow w:val="false"/>
-                <w:color w:val="000000"/>
-                <w:sz w:val="18"/>
-                <w:szCs w:val="18"/>
-                <w:u w:val="none"/>
-                <w:em w:val="none"/>
-              </w:rPr>
-              <w:t>Высокий риск отгорания контакта с ростом тока нагрузки.</w:t>
+                <w:i w:val="false"/>
+                <w:strike w:val="false"/>
+                <w:dstrike w:val="false"/>
+                <w:outline w:val="false"/>
+                <w:shadow w:val="false"/>
+                <w:color w:val="000000"/>
+                <w:sz w:val="18"/>
+                <w:szCs w:val="18"/>
+                <w:u w:val="none"/>
+                <w:em w:val="none"/>
+              </w:rPr>
+              <w:t xml:space="preserve">                    </w:t>
+            </w:r>
+            <w:r>
+              <w:rPr>
+                <w:rStyle w:val="Style12"/>
+                <w:rFonts w:ascii="PT Sans Caption" w:hAnsi="PT Sans Caption"/>
+                <w:b w:val="false"/>
+                <w:bCs/>
+                <w:i w:val="false"/>
+                <w:strike w:val="false"/>
+                <w:dstrike w:val="false"/>
+                <w:outline w:val="false"/>
+                <w:shadow w:val="false"/>
+                <w:color w:val="080808"/>
+                <w:sz w:val="18"/>
+                <w:szCs w:val="18"/>
+                <w:u w:val="none"/>
+                <w:shd w:fill="auto" w:val="clear"/>
+                <w:em w:val="none"/>
+              </w:rPr>
+              <w:t>{</w:t>
+            </w:r>
+            <w:r>
+              <w:rPr>
+                <w:rStyle w:val="Style12"/>
+                <w:rFonts w:ascii="PT Sans Caption" w:hAnsi="PT Sans Caption"/>
+                <w:b w:val="false"/>
+                <w:bCs/>
+                <w:i w:val="false"/>
+                <w:strike w:val="false"/>
+                <w:dstrike w:val="false"/>
+                <w:outline w:val="false"/>
+                <w:shadow w:val="false"/>
+                <w:color w:val="00622F"/>
+                <w:sz w:val="18"/>
+                <w:szCs w:val="18"/>
+                <w:u w:val="none"/>
+                <w:shd w:fill="auto" w:val="clear"/>
+                <w:em w:val="none"/>
+              </w:rPr>
+              <w:t>%</w:t>
+            </w:r>
+            <w:r>
+              <w:rPr>
+                <w:rStyle w:val="Style12"/>
+                <w:rFonts w:ascii="PT Sans Caption" w:hAnsi="PT Sans Caption"/>
+                <w:b w:val="false"/>
+                <w:bCs/>
+                <w:i w:val="false"/>
+                <w:strike w:val="false"/>
+                <w:dstrike w:val="false"/>
+                <w:outline w:val="false"/>
+                <w:shadow w:val="false"/>
+                <w:color w:val="080808"/>
+                <w:sz w:val="18"/>
+                <w:szCs w:val="18"/>
+                <w:u w:val="none"/>
+                <w:shd w:fill="auto" w:val="clear"/>
+                <w:em w:val="none"/>
+              </w:rPr>
+              <w:t>p</w:t>
+            </w:r>
+            <w:r>
+              <w:rPr>
+                <w:rStyle w:val="Style12"/>
+                <w:rFonts w:ascii="PT Sans Caption" w:hAnsi="PT Sans Caption"/>
+                <w:b w:val="false"/>
+                <w:bCs/>
+                <w:i w:val="false"/>
+                <w:strike w:val="false"/>
+                <w:dstrike w:val="false"/>
+                <w:outline w:val="false"/>
+                <w:shadow w:val="false"/>
+                <w:color w:val="222832"/>
+                <w:sz w:val="18"/>
+                <w:szCs w:val="18"/>
+                <w:u w:val="none"/>
+                <w:shd w:fill="auto" w:val="clear"/>
+                <w:em w:val="none"/>
+              </w:rPr>
+              <w:t xml:space="preserve"> </w:t>
+            </w:r>
+            <w:r>
+              <w:rPr>
+                <w:rStyle w:val="Style12"/>
+                <w:rFonts w:ascii="PT Sans Caption" w:hAnsi="PT Sans Caption"/>
+                <w:b w:val="false"/>
+                <w:bCs/>
+                <w:i w:val="false"/>
+                <w:strike w:val="false"/>
+                <w:dstrike w:val="false"/>
+                <w:outline w:val="false"/>
+                <w:shadow w:val="false"/>
+                <w:color w:val="C9211E"/>
+                <w:sz w:val="18"/>
+                <w:szCs w:val="18"/>
+                <w:u w:val="none"/>
+                <w:shd w:fill="auto" w:val="clear"/>
+                <w:em w:val="none"/>
+              </w:rPr>
+              <w:t xml:space="preserve">if </w:t>
+            </w:r>
+            <w:r>
+              <w:rPr>
+                <w:rStyle w:val="Style12"/>
+                <w:rFonts w:ascii="PT Sans Caption" w:hAnsi="PT Sans Caption"/>
+                <w:b w:val="false"/>
+                <w:bCs w:val="false"/>
+                <w:i w:val="false"/>
+                <w:strike w:val="false"/>
+                <w:dstrike w:val="false"/>
+                <w:outline w:val="false"/>
+                <w:shadow w:val="false"/>
+                <w:color w:val="C9211E"/>
+                <w:sz w:val="18"/>
+                <w:szCs w:val="18"/>
+                <w:u w:val="none"/>
+                <w:shd w:fill="FFFFFF" w:val="clear"/>
+                <w:em w:val="none"/>
+              </w:rPr>
+              <w:t>pre_final_6 &gt; 200</w:t>
+            </w:r>
+            <w:r>
+              <w:rPr>
+                <w:rStyle w:val="Style12"/>
+                <w:rFonts w:ascii="PT Sans Caption" w:hAnsi="PT Sans Caption"/>
+                <w:b w:val="false"/>
+                <w:bCs/>
+                <w:i w:val="false"/>
+                <w:strike w:val="false"/>
+                <w:dstrike w:val="false"/>
+                <w:outline w:val="false"/>
+                <w:shadow w:val="false"/>
+                <w:color w:val="CC0000"/>
+                <w:sz w:val="18"/>
+                <w:szCs w:val="18"/>
+                <w:u w:val="none"/>
+                <w:shd w:fill="FFFFFF" w:val="clear"/>
+                <w:em w:val="none"/>
+              </w:rPr>
+              <w:t xml:space="preserve"> </w:t>
+            </w:r>
+            <w:r>
+              <w:rPr>
+                <w:rStyle w:val="Style12"/>
+                <w:rFonts w:ascii="PT Sans Caption" w:hAnsi="PT Sans Caption"/>
+                <w:b w:val="false"/>
+                <w:bCs/>
+                <w:i w:val="false"/>
+                <w:strike w:val="false"/>
+                <w:dstrike w:val="false"/>
+                <w:outline w:val="false"/>
+                <w:shadow w:val="false"/>
+                <w:color w:val="00622F"/>
+                <w:sz w:val="18"/>
+                <w:szCs w:val="18"/>
+                <w:u w:val="none"/>
+                <w:shd w:fill="auto" w:val="clear"/>
+                <w:em w:val="none"/>
+              </w:rPr>
+              <w:t>%</w:t>
+            </w:r>
+            <w:r>
+              <w:rPr>
+                <w:rStyle w:val="Style12"/>
+                <w:rFonts w:ascii="PT Sans Caption" w:hAnsi="PT Sans Caption"/>
+                <w:b w:val="false"/>
+                <w:bCs/>
+                <w:i w:val="false"/>
+                <w:strike w:val="false"/>
+                <w:dstrike w:val="false"/>
+                <w:outline w:val="false"/>
+                <w:shadow w:val="false"/>
+                <w:color w:val="080808"/>
+                <w:sz w:val="18"/>
+                <w:szCs w:val="18"/>
+                <w:u w:val="none"/>
+                <w:shd w:fill="auto" w:val="clear"/>
+                <w:em w:val="none"/>
+              </w:rPr>
+              <w:t>}</w:t>
             </w:r>
           </w:p>
           <w:p>
@@ -20514,7 +21945,6 @@
                 <w:rFonts w:ascii="PT Sans Caption" w:hAnsi="PT Sans Caption"/>
                 <w:b w:val="false"/>
                 <w:bCs w:val="false"/>
-                <w:color w:val="000000"/>
                 <w:sz w:val="18"/>
                 <w:szCs w:val="18"/>
               </w:rPr>
@@ -20535,6 +21965,39 @@
                 <w:u w:val="none"/>
                 <w:em w:val="none"/>
               </w:rPr>
+              <w:t>Высокий риск отгорания контакта с ростом тока нагрузки.</w:t>
+            </w:r>
+          </w:p>
+          <w:p>
+            <w:pPr>
+              <w:pStyle w:val="Normal"/>
+              <w:bidi w:val="0"/>
+              <w:jc w:val="left"/>
+              <w:rPr>
+                <w:rFonts w:ascii="PT Sans Caption" w:hAnsi="PT Sans Caption"/>
+                <w:b w:val="false"/>
+                <w:bCs w:val="false"/>
+                <w:color w:val="000000"/>
+                <w:sz w:val="18"/>
+                <w:szCs w:val="18"/>
+              </w:rPr>
+            </w:pPr>
+            <w:r>
+              <w:rPr>
+                <w:rFonts w:ascii="PT Sans Caption" w:hAnsi="PT Sans Caption"/>
+                <w:b w:val="false"/>
+                <w:bCs w:val="false"/>
+                <w:i w:val="false"/>
+                <w:strike w:val="false"/>
+                <w:dstrike w:val="false"/>
+                <w:outline w:val="false"/>
+                <w:shadow w:val="false"/>
+                <w:color w:val="000000"/>
+                <w:sz w:val="18"/>
+                <w:szCs w:val="18"/>
+                <w:u w:val="none"/>
+                <w:em w:val="none"/>
+              </w:rPr>
               <w:t xml:space="preserve">                    </w:t>
             </w:r>
             <w:r>
@@ -20696,6 +22159,256 @@
                 <w:em w:val="none"/>
               </w:rPr>
               <w:t>}</w:t>
+            </w:r>
+          </w:p>
+          <w:p>
+            <w:pPr>
+              <w:pStyle w:val="Normal"/>
+              <w:bidi w:val="0"/>
+              <w:jc w:val="left"/>
+              <w:rPr>
+                <w:rFonts w:ascii="PT Sans Caption" w:hAnsi="PT Sans Caption"/>
+                <w:b w:val="false"/>
+                <w:bCs w:val="false"/>
+                <w:color w:val="000000"/>
+                <w:sz w:val="18"/>
+                <w:szCs w:val="18"/>
+              </w:rPr>
+            </w:pPr>
+            <w:r>
+              <w:rPr>
+                <w:rStyle w:val="Style12"/>
+                <w:rFonts w:ascii="PT Sans Caption" w:hAnsi="PT Sans Caption"/>
+                <w:b w:val="false"/>
+                <w:bCs w:val="false"/>
+                <w:i w:val="false"/>
+                <w:strike w:val="false"/>
+                <w:dstrike w:val="false"/>
+                <w:outline w:val="false"/>
+                <w:shadow w:val="false"/>
+                <w:color w:val="000000"/>
+                <w:sz w:val="18"/>
+                <w:szCs w:val="18"/>
+                <w:u w:val="none"/>
+                <w:shd w:fill="auto" w:val="clear"/>
+                <w:em w:val="none"/>
+              </w:rPr>
+              <w:t xml:space="preserve">               </w:t>
+            </w:r>
+            <w:r>
+              <w:rPr>
+                <w:rStyle w:val="Style12"/>
+                <w:rFonts w:ascii="PT Sans Caption" w:hAnsi="PT Sans Caption"/>
+                <w:b w:val="false"/>
+                <w:bCs/>
+                <w:i w:val="false"/>
+                <w:strike w:val="false"/>
+                <w:dstrike w:val="false"/>
+                <w:outline w:val="false"/>
+                <w:shadow w:val="false"/>
+                <w:color w:val="080808"/>
+                <w:sz w:val="18"/>
+                <w:szCs w:val="18"/>
+                <w:u w:val="none"/>
+                <w:shd w:fill="auto" w:val="clear"/>
+                <w:em w:val="none"/>
+              </w:rPr>
+              <w:t>{</w:t>
+            </w:r>
+            <w:r>
+              <w:rPr>
+                <w:rStyle w:val="Style12"/>
+                <w:rFonts w:ascii="PT Sans Caption" w:hAnsi="PT Sans Caption"/>
+                <w:b w:val="false"/>
+                <w:bCs/>
+                <w:i w:val="false"/>
+                <w:strike w:val="false"/>
+                <w:dstrike w:val="false"/>
+                <w:outline w:val="false"/>
+                <w:shadow w:val="false"/>
+                <w:color w:val="00622F"/>
+                <w:sz w:val="18"/>
+                <w:szCs w:val="18"/>
+                <w:u w:val="none"/>
+                <w:shd w:fill="auto" w:val="clear"/>
+                <w:em w:val="none"/>
+              </w:rPr>
+              <w:t>%</w:t>
+            </w:r>
+            <w:r>
+              <w:rPr>
+                <w:rStyle w:val="Style12"/>
+                <w:rFonts w:ascii="PT Sans Caption" w:hAnsi="PT Sans Caption"/>
+                <w:b w:val="false"/>
+                <w:bCs/>
+                <w:i w:val="false"/>
+                <w:strike w:val="false"/>
+                <w:dstrike w:val="false"/>
+                <w:outline w:val="false"/>
+                <w:shadow w:val="false"/>
+                <w:color w:val="080808"/>
+                <w:sz w:val="18"/>
+                <w:szCs w:val="18"/>
+                <w:u w:val="none"/>
+                <w:shd w:fill="auto" w:val="clear"/>
+                <w:em w:val="none"/>
+              </w:rPr>
+              <w:t>p</w:t>
+            </w:r>
+            <w:r>
+              <w:rPr>
+                <w:rStyle w:val="Style12"/>
+                <w:rFonts w:ascii="PT Sans Caption" w:hAnsi="PT Sans Caption"/>
+                <w:b w:val="false"/>
+                <w:bCs/>
+                <w:i w:val="false"/>
+                <w:strike w:val="false"/>
+                <w:dstrike w:val="false"/>
+                <w:outline w:val="false"/>
+                <w:shadow w:val="false"/>
+                <w:color w:val="222832"/>
+                <w:sz w:val="18"/>
+                <w:szCs w:val="18"/>
+                <w:u w:val="none"/>
+                <w:shd w:fill="auto" w:val="clear"/>
+                <w:em w:val="none"/>
+              </w:rPr>
+              <w:t xml:space="preserve"> </w:t>
+            </w:r>
+            <w:r>
+              <w:rPr>
+                <w:rStyle w:val="Style12"/>
+                <w:rFonts w:ascii="PT Sans Caption" w:hAnsi="PT Sans Caption"/>
+                <w:b w:val="false"/>
+                <w:bCs/>
+                <w:i w:val="false"/>
+                <w:strike w:val="false"/>
+                <w:dstrike w:val="false"/>
+                <w:outline w:val="false"/>
+                <w:shadow w:val="false"/>
+                <w:color w:val="C9211E"/>
+                <w:sz w:val="18"/>
+                <w:szCs w:val="18"/>
+                <w:u w:val="none"/>
+                <w:shd w:fill="auto" w:val="clear"/>
+                <w:em w:val="none"/>
+              </w:rPr>
+              <w:t>else</w:t>
+            </w:r>
+            <w:r>
+              <w:rPr>
+                <w:rStyle w:val="Style12"/>
+                <w:rFonts w:ascii="PT Sans Caption" w:hAnsi="PT Sans Caption"/>
+                <w:b w:val="false"/>
+                <w:bCs/>
+                <w:i w:val="false"/>
+                <w:strike w:val="false"/>
+                <w:dstrike w:val="false"/>
+                <w:outline w:val="false"/>
+                <w:shadow w:val="false"/>
+                <w:color w:val="222832"/>
+                <w:sz w:val="18"/>
+                <w:szCs w:val="18"/>
+                <w:u w:val="none"/>
+                <w:shd w:fill="auto" w:val="clear"/>
+                <w:em w:val="none"/>
+              </w:rPr>
+              <w:t xml:space="preserve"> </w:t>
+            </w:r>
+            <w:r>
+              <w:rPr>
+                <w:rStyle w:val="Style12"/>
+                <w:rFonts w:ascii="PT Sans Caption" w:hAnsi="PT Sans Caption"/>
+                <w:b w:val="false"/>
+                <w:bCs/>
+                <w:i w:val="false"/>
+                <w:strike w:val="false"/>
+                <w:dstrike w:val="false"/>
+                <w:outline w:val="false"/>
+                <w:shadow w:val="false"/>
+                <w:color w:val="00622F"/>
+                <w:sz w:val="18"/>
+                <w:szCs w:val="18"/>
+                <w:u w:val="none"/>
+                <w:shd w:fill="auto" w:val="clear"/>
+                <w:em w:val="none"/>
+              </w:rPr>
+              <w:t>%</w:t>
+            </w:r>
+            <w:r>
+              <w:rPr>
+                <w:rStyle w:val="Style12"/>
+                <w:rFonts w:ascii="PT Sans Caption" w:hAnsi="PT Sans Caption"/>
+                <w:b w:val="false"/>
+                <w:bCs/>
+                <w:i w:val="false"/>
+                <w:strike w:val="false"/>
+                <w:dstrike w:val="false"/>
+                <w:outline w:val="false"/>
+                <w:shadow w:val="false"/>
+                <w:color w:val="080808"/>
+                <w:sz w:val="18"/>
+                <w:szCs w:val="18"/>
+                <w:u w:val="none"/>
+                <w:shd w:fill="auto" w:val="clear"/>
+                <w:em w:val="none"/>
+              </w:rPr>
+              <w:t>}</w:t>
+            </w:r>
+          </w:p>
+          <w:p>
+            <w:pPr>
+              <w:pStyle w:val="Normal"/>
+              <w:bidi w:val="0"/>
+              <w:jc w:val="left"/>
+              <w:rPr>
+                <w:rFonts w:ascii="PT Sans Caption" w:hAnsi="PT Sans Caption"/>
+                <w:b w:val="false"/>
+                <w:bCs w:val="false"/>
+                <w:color w:val="000000"/>
+                <w:sz w:val="18"/>
+                <w:szCs w:val="18"/>
+              </w:rPr>
+            </w:pPr>
+            <w:r>
+              <w:rPr>
+                <w:rStyle w:val="Style12"/>
+                <w:rFonts w:ascii="PT Sans Caption" w:hAnsi="PT Sans Caption"/>
+                <w:b w:val="false"/>
+                <w:bCs/>
+                <w:i w:val="false"/>
+                <w:strike w:val="false"/>
+                <w:dstrike w:val="false"/>
+                <w:outline w:val="false"/>
+                <w:shadow w:val="false"/>
+                <w:color w:val="000000"/>
+                <w:sz w:val="18"/>
+                <w:szCs w:val="18"/>
+                <w:u w:val="none"/>
+                <w:shd w:fill="FFFFFF" w:val="clear"/>
+                <w:em w:val="none"/>
+              </w:rPr>
+              <w:t>Р</w:t>
+            </w:r>
+            <w:r>
+              <w:rPr>
+                <w:rStyle w:val="Style12"/>
+                <w:rFonts w:ascii="PT Sans Caption" w:hAnsi="PT Sans Caption"/>
+                <w:b w:val="false"/>
+                <w:bCs/>
+                <w:i w:val="false"/>
+                <w:strike w:val="false"/>
+                <w:dstrike w:val="false"/>
+                <w:outline w:val="false"/>
+                <w:shadow w:val="false"/>
+                <w:color w:val="000000"/>
+                <w:sz w:val="18"/>
+                <w:szCs w:val="18"/>
+                <w:u w:val="none"/>
+                <w:shd w:fill="auto" w:val="clear"/>
+                <w:em w:val="none"/>
+              </w:rPr>
+              <w:t>азвитие дефекта.</w:t>
             </w:r>
           </w:p>
           <w:p>
@@ -21089,7 +22802,59 @@
                 <w:szCs w:val="18"/>
                 <w:shd w:fill="FFFFFF" w:val="clear"/>
               </w:rPr>
-              <w:t>delta_t &gt; 10</w:t>
+              <w:t>delta_t &gt;</w:t>
+            </w:r>
+            <w:r>
+              <w:rPr>
+                <w:rStyle w:val="Style12"/>
+                <w:rFonts w:ascii="PT Sans Caption" w:hAnsi="PT Sans Caption"/>
+                <w:b w:val="false"/>
+                <w:bCs w:val="false"/>
+                <w:color w:val="C9211E"/>
+                <w:sz w:val="18"/>
+                <w:szCs w:val="18"/>
+                <w:shd w:fill="FFFFFF" w:val="clear"/>
+              </w:rPr>
+              <w:t>=</w:t>
+            </w:r>
+            <w:r>
+              <w:rPr>
+                <w:rStyle w:val="Style12"/>
+                <w:rFonts w:ascii="PT Sans Caption" w:hAnsi="PT Sans Caption"/>
+                <w:b w:val="false"/>
+                <w:bCs w:val="false"/>
+                <w:color w:val="C9211E"/>
+                <w:sz w:val="18"/>
+                <w:szCs w:val="18"/>
+                <w:shd w:fill="FFFFFF" w:val="clear"/>
+              </w:rPr>
+              <w:t xml:space="preserve"> </w:t>
+            </w:r>
+            <w:r>
+              <w:rPr>
+                <w:rStyle w:val="Style12"/>
+                <w:rFonts w:ascii="PT Sans Caption" w:hAnsi="PT Sans Caption"/>
+                <w:b w:val="false"/>
+                <w:bCs w:val="false"/>
+                <w:color w:val="C9211E"/>
+                <w:sz w:val="18"/>
+                <w:szCs w:val="18"/>
+                <w:shd w:fill="FFFFFF" w:val="clear"/>
+              </w:rPr>
+              <w:t>3</w:t>
+            </w:r>
+            <w:r>
+              <w:rPr>
+                <w:rStyle w:val="Style12"/>
+                <w:rFonts w:ascii="PT Sans Caption" w:hAnsi="PT Sans Caption"/>
+                <w:b w:val="false"/>
+                <w:bCs w:val="false"/>
+                <w:color w:val="C9211E"/>
+                <w:sz w:val="18"/>
+                <w:szCs w:val="18"/>
+                <w:shd w:fill="FFFFFF" w:val="clear"/>
+              </w:rPr>
+              <w:t>0</w:t>
             </w:r>
             <w:r>
               <w:rPr>
@@ -21181,204 +22946,31 @@
               <w:pStyle w:val="Normal"/>
               <w:bidi w:val="0"/>
               <w:jc w:val="left"/>
-              <w:rPr/>
+              <w:rPr>
+                <w:rFonts w:ascii="PT Sans Caption" w:hAnsi="PT Sans Caption"/>
+                <w:b w:val="false"/>
+                <w:bCs w:val="false"/>
+                <w:sz w:val="18"/>
+                <w:szCs w:val="18"/>
+              </w:rPr>
             </w:pPr>
             <w:r>
               <w:rPr>
                 <w:rFonts w:ascii="PT Sans Caption" w:hAnsi="PT Sans Caption"/>
                 <w:b w:val="false"/>
-                <w:i w:val="false"/>
-                <w:strike w:val="false"/>
-                <w:dstrike w:val="false"/>
-                <w:outline w:val="false"/>
-                <w:shadow w:val="false"/>
-                <w:color w:val="000000"/>
-                <w:sz w:val="18"/>
-                <w:szCs w:val="18"/>
-                <w:u w:val="none"/>
-                <w:em w:val="none"/>
-              </w:rPr>
-              <w:t xml:space="preserve">                    </w:t>
-            </w:r>
-            <w:r>
-              <w:rPr>
-                <w:rStyle w:val="Style12"/>
-                <w:rFonts w:ascii="PT Sans Caption" w:hAnsi="PT Sans Caption"/>
-                <w:b w:val="false"/>
-                <w:bCs/>
-                <w:i w:val="false"/>
-                <w:strike w:val="false"/>
-                <w:dstrike w:val="false"/>
-                <w:outline w:val="false"/>
-                <w:shadow w:val="false"/>
-                <w:color w:val="080808"/>
-                <w:sz w:val="18"/>
-                <w:szCs w:val="18"/>
-                <w:u w:val="none"/>
-                <w:shd w:fill="auto" w:val="clear"/>
-                <w:em w:val="none"/>
-              </w:rPr>
-              <w:t>{</w:t>
-            </w:r>
-            <w:r>
-              <w:rPr>
-                <w:rStyle w:val="Style12"/>
-                <w:rFonts w:ascii="PT Sans Caption" w:hAnsi="PT Sans Caption"/>
-                <w:b w:val="false"/>
-                <w:bCs/>
-                <w:i w:val="false"/>
-                <w:strike w:val="false"/>
-                <w:dstrike w:val="false"/>
-                <w:outline w:val="false"/>
-                <w:shadow w:val="false"/>
-                <w:color w:val="00622F"/>
-                <w:sz w:val="18"/>
-                <w:szCs w:val="18"/>
-                <w:u w:val="none"/>
-                <w:shd w:fill="auto" w:val="clear"/>
-                <w:em w:val="none"/>
-              </w:rPr>
-              <w:t>%</w:t>
-            </w:r>
-            <w:r>
-              <w:rPr>
-                <w:rStyle w:val="Style12"/>
-                <w:rFonts w:ascii="PT Sans Caption" w:hAnsi="PT Sans Caption"/>
-                <w:b w:val="false"/>
-                <w:bCs/>
-                <w:i w:val="false"/>
-                <w:strike w:val="false"/>
-                <w:dstrike w:val="false"/>
-                <w:outline w:val="false"/>
-                <w:shadow w:val="false"/>
-                <w:color w:val="080808"/>
-                <w:sz w:val="18"/>
-                <w:szCs w:val="18"/>
-                <w:u w:val="none"/>
-                <w:shd w:fill="auto" w:val="clear"/>
-                <w:em w:val="none"/>
-              </w:rPr>
-              <w:t>p</w:t>
-            </w:r>
-            <w:r>
-              <w:rPr>
-                <w:rStyle w:val="Style12"/>
-                <w:rFonts w:ascii="PT Sans Caption" w:hAnsi="PT Sans Caption"/>
-                <w:b w:val="false"/>
-                <w:bCs/>
-                <w:i w:val="false"/>
-                <w:strike w:val="false"/>
-                <w:dstrike w:val="false"/>
-                <w:outline w:val="false"/>
-                <w:shadow w:val="false"/>
-                <w:color w:val="222832"/>
-                <w:sz w:val="18"/>
-                <w:szCs w:val="18"/>
-                <w:u w:val="none"/>
-                <w:shd w:fill="auto" w:val="clear"/>
-                <w:em w:val="none"/>
-              </w:rPr>
-              <w:t xml:space="preserve"> </w:t>
-            </w:r>
-            <w:r>
-              <w:rPr>
-                <w:rStyle w:val="Style12"/>
-                <w:rFonts w:ascii="PT Sans Caption" w:hAnsi="PT Sans Caption"/>
-                <w:b w:val="false"/>
-                <w:bCs/>
-                <w:i w:val="false"/>
-                <w:strike w:val="false"/>
-                <w:dstrike w:val="false"/>
-                <w:outline w:val="false"/>
-                <w:shadow w:val="false"/>
-                <w:color w:val="C9211E"/>
-                <w:sz w:val="18"/>
-                <w:szCs w:val="18"/>
-                <w:u w:val="none"/>
-                <w:shd w:fill="auto" w:val="clear"/>
-                <w:em w:val="none"/>
-              </w:rPr>
-              <w:t xml:space="preserve">if </w:t>
-            </w:r>
-            <w:r>
-              <w:rPr>
-                <w:rStyle w:val="Style12"/>
-                <w:rFonts w:ascii="PT Sans Caption" w:hAnsi="PT Sans Caption"/>
-                <w:b w:val="false"/>
-                <w:bCs w:val="false"/>
-                <w:i w:val="false"/>
-                <w:strike w:val="false"/>
-                <w:dstrike w:val="false"/>
-                <w:outline w:val="false"/>
-                <w:shadow w:val="false"/>
-                <w:color w:val="C9211E"/>
-                <w:sz w:val="18"/>
-                <w:szCs w:val="18"/>
-                <w:u w:val="none"/>
-                <w:shd w:fill="FFFFFF" w:val="clear"/>
-                <w:em w:val="none"/>
-              </w:rPr>
-              <w:t>delta_t &gt; 30</w:t>
-            </w:r>
-            <w:r>
-              <w:rPr>
-                <w:rStyle w:val="Style12"/>
-                <w:rFonts w:ascii="PT Sans Caption" w:hAnsi="PT Sans Caption"/>
-                <w:b w:val="false"/>
-                <w:bCs/>
-                <w:i w:val="false"/>
-                <w:strike w:val="false"/>
-                <w:dstrike w:val="false"/>
-                <w:outline w:val="false"/>
-                <w:shadow w:val="false"/>
-                <w:color w:val="CC0000"/>
-                <w:sz w:val="18"/>
-                <w:szCs w:val="18"/>
-                <w:u w:val="none"/>
-                <w:shd w:fill="FFFFFF" w:val="clear"/>
-                <w:em w:val="none"/>
-              </w:rPr>
-              <w:t xml:space="preserve"> </w:t>
-            </w:r>
-            <w:r>
-              <w:rPr>
-                <w:rStyle w:val="Style12"/>
-                <w:rFonts w:ascii="PT Sans Caption" w:hAnsi="PT Sans Caption"/>
-                <w:b w:val="false"/>
-                <w:bCs/>
-                <w:i w:val="false"/>
-                <w:strike w:val="false"/>
-                <w:dstrike w:val="false"/>
-                <w:outline w:val="false"/>
-                <w:shadow w:val="false"/>
-                <w:color w:val="00622F"/>
-                <w:sz w:val="18"/>
-                <w:szCs w:val="18"/>
-                <w:u w:val="none"/>
-                <w:shd w:fill="auto" w:val="clear"/>
-                <w:em w:val="none"/>
-              </w:rPr>
-              <w:t>%</w:t>
-            </w:r>
-            <w:r>
-              <w:rPr>
-                <w:rStyle w:val="Style12"/>
-                <w:rFonts w:ascii="PT Sans Caption" w:hAnsi="PT Sans Caption"/>
-                <w:b w:val="false"/>
-                <w:bCs/>
-                <w:i w:val="false"/>
-                <w:strike w:val="false"/>
-                <w:dstrike w:val="false"/>
-                <w:outline w:val="false"/>
-                <w:shadow w:val="false"/>
-                <w:color w:val="080808"/>
-                <w:sz w:val="18"/>
-                <w:szCs w:val="18"/>
-                <w:u w:val="none"/>
-                <w:shd w:fill="auto" w:val="clear"/>
-                <w:em w:val="none"/>
-              </w:rPr>
-              <w:t>}</w:t>
+                <w:bCs w:val="false"/>
+                <w:i w:val="false"/>
+                <w:strike w:val="false"/>
+                <w:dstrike w:val="false"/>
+                <w:outline w:val="false"/>
+                <w:shadow w:val="false"/>
+                <w:color w:val="000000"/>
+                <w:sz w:val="18"/>
+                <w:szCs w:val="18"/>
+                <w:u w:val="none"/>
+                <w:em w:val="none"/>
+              </w:rPr>
+              <w:t>Высокий риск отгорания контакта с ростом тока нагрузки.</w:t>
             </w:r>
           </w:p>
           <w:p>
@@ -21386,31 +22978,173 @@
               <w:pStyle w:val="Normal"/>
               <w:bidi w:val="0"/>
               <w:jc w:val="left"/>
-              <w:rPr>
-                <w:rFonts w:ascii="PT Sans Caption" w:hAnsi="PT Sans Caption"/>
-                <w:b w:val="false"/>
-                <w:bCs w:val="false"/>
-                <w:sz w:val="18"/>
-                <w:szCs w:val="18"/>
-              </w:rPr>
+              <w:rPr/>
             </w:pPr>
             <w:r>
               <w:rPr>
-                <w:rFonts w:ascii="PT Sans Caption" w:hAnsi="PT Sans Caption"/>
-                <w:b w:val="false"/>
-                <w:bCs w:val="false"/>
-                <w:i w:val="false"/>
-                <w:strike w:val="false"/>
-                <w:dstrike w:val="false"/>
-                <w:outline w:val="false"/>
-                <w:shadow w:val="false"/>
-                <w:color w:val="000000"/>
-                <w:sz w:val="18"/>
-                <w:szCs w:val="18"/>
-                <w:u w:val="none"/>
-                <w:em w:val="none"/>
-              </w:rPr>
-              <w:t>Высокий риск отгорания контакта с ростом тока нагрузки.</w:t>
+                <w:rStyle w:val="Style12"/>
+                <w:rFonts w:ascii="PT Sans Caption" w:hAnsi="PT Sans Caption"/>
+                <w:b w:val="false"/>
+                <w:bCs/>
+                <w:i w:val="false"/>
+                <w:strike w:val="false"/>
+                <w:dstrike w:val="false"/>
+                <w:outline w:val="false"/>
+                <w:shadow w:val="false"/>
+                <w:color w:val="000000"/>
+                <w:sz w:val="18"/>
+                <w:szCs w:val="18"/>
+                <w:u w:val="none"/>
+                <w:shd w:fill="FFFFFF" w:val="clear"/>
+                <w:em w:val="none"/>
+              </w:rPr>
+              <w:t xml:space="preserve">               </w:t>
+            </w:r>
+            <w:r>
+              <w:rPr>
+                <w:rStyle w:val="Style12"/>
+                <w:rFonts w:ascii="PT Sans Caption" w:hAnsi="PT Sans Caption"/>
+                <w:b w:val="false"/>
+                <w:bCs/>
+                <w:i w:val="false"/>
+                <w:strike w:val="false"/>
+                <w:dstrike w:val="false"/>
+                <w:outline w:val="false"/>
+                <w:shadow w:val="false"/>
+                <w:color w:val="FF8000"/>
+                <w:sz w:val="18"/>
+                <w:szCs w:val="18"/>
+                <w:u w:val="none"/>
+                <w:shd w:fill="FFFFFF" w:val="clear"/>
+                <w:em w:val="none"/>
+              </w:rPr>
+              <w:t xml:space="preserve">{%p </w:t>
+            </w:r>
+            <w:r>
+              <w:rPr>
+                <w:rStyle w:val="Style12"/>
+                <w:rFonts w:ascii="PT Sans Caption" w:hAnsi="PT Sans Caption"/>
+                <w:b w:val="false"/>
+                <w:bCs w:val="false"/>
+                <w:i w:val="false"/>
+                <w:strike w:val="false"/>
+                <w:dstrike w:val="false"/>
+                <w:outline w:val="false"/>
+                <w:shadow w:val="false"/>
+                <w:color w:val="FF8000"/>
+                <w:sz w:val="18"/>
+                <w:szCs w:val="18"/>
+                <w:u w:val="none"/>
+                <w:shd w:fill="FFFFFF" w:val="clear"/>
+                <w:em w:val="none"/>
+              </w:rPr>
+              <w:t xml:space="preserve">set </w:t>
+            </w:r>
+            <w:r>
+              <w:rPr>
+                <w:rStyle w:val="Style12"/>
+                <w:rFonts w:ascii="PT Sans Caption" w:hAnsi="PT Sans Caption"/>
+                <w:b w:val="false"/>
+                <w:bCs w:val="false"/>
+                <w:i w:val="false"/>
+                <w:strike w:val="false"/>
+                <w:dstrike w:val="false"/>
+                <w:outline w:val="false"/>
+                <w:shadow w:val="false"/>
+                <w:color w:val="FF8000"/>
+                <w:sz w:val="18"/>
+                <w:szCs w:val="18"/>
+                <w:u w:val="none"/>
+                <w:shd w:fill="FFFFFF" w:val="clear"/>
+                <w:em w:val="none"/>
+              </w:rPr>
+              <w:t xml:space="preserve">debug_condition = </w:t>
+            </w:r>
+            <w:r>
+              <w:rPr>
+                <w:rStyle w:val="Style12"/>
+                <w:rFonts w:ascii="PT Sans Caption" w:hAnsi="PT Sans Caption"/>
+                <w:b w:val="false"/>
+                <w:bCs w:val="false"/>
+                <w:i w:val="false"/>
+                <w:caps w:val="false"/>
+                <w:smallCaps w:val="false"/>
+                <w:strike w:val="false"/>
+                <w:dstrike w:val="false"/>
+                <w:outline w:val="false"/>
+                <w:shadow w:val="false"/>
+                <w:color w:val="C9211E"/>
+                <w:spacing w:val="0"/>
+                <w:sz w:val="18"/>
+                <w:szCs w:val="18"/>
+                <w:u w:val="none"/>
+                <w:shd w:fill="FFFFFF" w:val="clear"/>
+                <w:em w:val="none"/>
+              </w:rPr>
+              <w:t>'</w:t>
+            </w:r>
+            <w:r>
+              <w:rPr>
+                <w:rStyle w:val="Style12"/>
+                <w:rFonts w:ascii="PT Sans Caption" w:hAnsi="PT Sans Caption"/>
+                <w:b w:val="false"/>
+                <w:bCs w:val="false"/>
+                <w:i w:val="false"/>
+                <w:strike w:val="false"/>
+                <w:dstrike w:val="false"/>
+                <w:outline w:val="false"/>
+                <w:shadow w:val="false"/>
+                <w:color w:val="FF8000"/>
+                <w:sz w:val="18"/>
+                <w:szCs w:val="18"/>
+                <w:u w:val="none"/>
+                <w:shd w:fill="FFFFFF" w:val="clear"/>
+                <w:em w:val="none"/>
+              </w:rPr>
+              <w:t>3_2</w:t>
+            </w:r>
+            <w:r>
+              <w:rPr>
+                <w:rStyle w:val="Style12"/>
+                <w:rFonts w:ascii="PT Sans Caption" w:hAnsi="PT Sans Caption"/>
+                <w:b w:val="false"/>
+                <w:bCs w:val="false"/>
+                <w:i w:val="false"/>
+                <w:caps w:val="false"/>
+                <w:smallCaps w:val="false"/>
+                <w:strike w:val="false"/>
+                <w:dstrike w:val="false"/>
+                <w:outline w:val="false"/>
+                <w:shadow w:val="false"/>
+                <w:color w:val="C9211E"/>
+                <w:spacing w:val="0"/>
+                <w:sz w:val="18"/>
+                <w:szCs w:val="18"/>
+                <w:u w:val="none"/>
+                <w:shd w:fill="FFFFFF" w:val="clear"/>
+                <w:em w:val="none"/>
+              </w:rPr>
+              <w:t>'</w:t>
+            </w:r>
+            <w:r>
+              <w:rPr>
+                <w:rStyle w:val="Style12"/>
+                <w:rFonts w:ascii="PT Sans Caption" w:hAnsi="PT Sans Caption"/>
+                <w:b w:val="false"/>
+                <w:bCs/>
+                <w:i w:val="false"/>
+                <w:strike w:val="false"/>
+                <w:dstrike w:val="false"/>
+                <w:outline w:val="false"/>
+                <w:shadow w:val="false"/>
+                <w:color w:val="FF8000"/>
+                <w:sz w:val="18"/>
+                <w:szCs w:val="18"/>
+                <w:u w:val="none"/>
+                <w:shd w:fill="FFFFFF" w:val="clear"/>
+                <w:em w:val="none"/>
+              </w:rPr>
+              <w:t xml:space="preserve"> %}</w:t>
             </w:r>
           </w:p>
           <w:p>
@@ -21418,38 +23152,31 @@
               <w:pStyle w:val="Normal"/>
               <w:bidi w:val="0"/>
               <w:jc w:val="left"/>
-              <w:rPr>
-                <w:rFonts w:ascii="PT Sans Caption" w:hAnsi="PT Sans Caption"/>
-                <w:b w:val="false"/>
-                <w:bCs w:val="false"/>
-                <w:sz w:val="18"/>
-                <w:szCs w:val="18"/>
-              </w:rPr>
+              <w:rPr/>
             </w:pPr>
             <w:r>
               <w:rPr>
                 <w:rFonts w:ascii="PT Sans Caption" w:hAnsi="PT Sans Caption"/>
-                <w:b/>
-                <w:bCs/>
-                <w:i w:val="false"/>
-                <w:strike w:val="false"/>
-                <w:dstrike w:val="false"/>
-                <w:outline w:val="false"/>
-                <w:shadow w:val="false"/>
-                <w:color w:val="000000"/>
-                <w:sz w:val="18"/>
-                <w:szCs w:val="18"/>
-                <w:u w:val="none"/>
-                <w:em w:val="none"/>
-              </w:rPr>
-              <w:t xml:space="preserve">                     </w:t>
-            </w:r>
-            <w:r>
-              <w:rPr>
-                <w:rStyle w:val="Style12"/>
-                <w:rFonts w:ascii="PT Sans Caption" w:hAnsi="PT Sans Caption"/>
-                <w:b w:val="false"/>
-                <w:bCs w:val="false"/>
+                <w:b w:val="false"/>
+                <w:i w:val="false"/>
+                <w:strike w:val="false"/>
+                <w:dstrike w:val="false"/>
+                <w:outline w:val="false"/>
+                <w:shadow w:val="false"/>
+                <w:color w:val="000000"/>
+                <w:sz w:val="18"/>
+                <w:szCs w:val="18"/>
+                <w:u w:val="none"/>
+                <w:em w:val="none"/>
+              </w:rPr>
+              <w:t xml:space="preserve">               </w:t>
+            </w:r>
+            <w:r>
+              <w:rPr>
+                <w:rStyle w:val="Style12"/>
+                <w:rFonts w:ascii="PT Sans Caption" w:hAnsi="PT Sans Caption"/>
+                <w:b w:val="false"/>
+                <w:bCs/>
                 <w:i w:val="false"/>
                 <w:strike w:val="false"/>
                 <w:dstrike w:val="false"/>
@@ -21469,7 +23196,7 @@
                 <w:rStyle w:val="Style12"/>
                 <w:rFonts w:ascii="PT Sans Caption" w:hAnsi="PT Sans Caption"/>
                 <w:b w:val="false"/>
-                <w:bCs w:val="false"/>
+                <w:bCs/>
                 <w:i w:val="false"/>
                 <w:strike w:val="false"/>
                 <w:dstrike w:val="false"/>
@@ -21489,7 +23216,7 @@
                 <w:rStyle w:val="Style12"/>
                 <w:rFonts w:ascii="PT Sans Caption" w:hAnsi="PT Sans Caption"/>
                 <w:b w:val="false"/>
-                <w:bCs w:val="false"/>
+                <w:bCs/>
                 <w:i w:val="false"/>
                 <w:strike w:val="false"/>
                 <w:dstrike w:val="false"/>
@@ -21509,7 +23236,7 @@
                 <w:rStyle w:val="Style12"/>
                 <w:rFonts w:ascii="PT Sans Caption" w:hAnsi="PT Sans Caption"/>
                 <w:b w:val="false"/>
-                <w:bCs w:val="false"/>
+                <w:bCs/>
                 <w:i w:val="false"/>
                 <w:strike w:val="false"/>
                 <w:dstrike w:val="false"/>
@@ -21529,7 +23256,7 @@
                 <w:rStyle w:val="Style12"/>
                 <w:rFonts w:ascii="PT Sans Caption" w:hAnsi="PT Sans Caption"/>
                 <w:b w:val="false"/>
-                <w:bCs w:val="false"/>
+                <w:bCs/>
                 <w:i w:val="false"/>
                 <w:strike w:val="false"/>
                 <w:dstrike w:val="false"/>
@@ -21542,24 +23269,84 @@
                 <w:shd w:fill="auto" w:val="clear"/>
                 <w:em w:val="none"/>
               </w:rPr>
-              <w:t>endif</w:t>
-            </w:r>
-            <w:r>
-              <w:rPr>
-                <w:rStyle w:val="Style12"/>
-                <w:rFonts w:ascii="PT Sans Caption" w:hAnsi="PT Sans Caption"/>
-                <w:b w:val="false"/>
-                <w:bCs w:val="false"/>
-                <w:i w:val="false"/>
-                <w:strike w:val="false"/>
-                <w:dstrike w:val="false"/>
-                <w:outline w:val="false"/>
-                <w:shadow w:val="false"/>
-                <w:color w:val="222832"/>
-                <w:sz w:val="18"/>
-                <w:szCs w:val="18"/>
-                <w:u w:val="none"/>
-                <w:shd w:fill="auto" w:val="clear"/>
+              <w:t>el</w:t>
+            </w:r>
+            <w:r>
+              <w:rPr>
+                <w:rStyle w:val="Style12"/>
+                <w:rFonts w:ascii="PT Sans Caption" w:hAnsi="PT Sans Caption"/>
+                <w:b w:val="false"/>
+                <w:bCs/>
+                <w:i w:val="false"/>
+                <w:strike w:val="false"/>
+                <w:dstrike w:val="false"/>
+                <w:outline w:val="false"/>
+                <w:shadow w:val="false"/>
+                <w:color w:val="C9211E"/>
+                <w:sz w:val="18"/>
+                <w:szCs w:val="18"/>
+                <w:u w:val="none"/>
+                <w:shd w:fill="auto" w:val="clear"/>
+                <w:em w:val="none"/>
+              </w:rPr>
+              <w:t xml:space="preserve">if </w:t>
+            </w:r>
+            <w:r>
+              <w:rPr>
+                <w:rStyle w:val="Style12"/>
+                <w:rFonts w:ascii="PT Sans Caption" w:hAnsi="PT Sans Caption"/>
+                <w:b w:val="false"/>
+                <w:bCs w:val="false"/>
+                <w:i w:val="false"/>
+                <w:strike w:val="false"/>
+                <w:dstrike w:val="false"/>
+                <w:outline w:val="false"/>
+                <w:shadow w:val="false"/>
+                <w:color w:val="C9211E"/>
+                <w:sz w:val="18"/>
+                <w:szCs w:val="18"/>
+                <w:u w:val="none"/>
+                <w:shd w:fill="FFFFFF" w:val="clear"/>
+                <w:em w:val="none"/>
+              </w:rPr>
+              <w:t>delta_t &gt;</w:t>
+            </w:r>
+            <w:r>
+              <w:rPr>
+                <w:rStyle w:val="Style12"/>
+                <w:rFonts w:ascii="PT Sans Caption" w:hAnsi="PT Sans Caption"/>
+                <w:b w:val="false"/>
+                <w:bCs w:val="false"/>
+                <w:i w:val="false"/>
+                <w:strike w:val="false"/>
+                <w:dstrike w:val="false"/>
+                <w:outline w:val="false"/>
+                <w:shadow w:val="false"/>
+                <w:color w:val="C9211E"/>
+                <w:sz w:val="18"/>
+                <w:szCs w:val="18"/>
+                <w:u w:val="none"/>
+                <w:shd w:fill="FFFFFF" w:val="clear"/>
+                <w:em w:val="none"/>
+              </w:rPr>
+              <w:t>=</w:t>
+            </w:r>
+            <w:r>
+              <w:rPr>
+                <w:rStyle w:val="Style12"/>
+                <w:rFonts w:ascii="PT Sans Caption" w:hAnsi="PT Sans Caption"/>
+                <w:b w:val="false"/>
+                <w:bCs w:val="false"/>
+                <w:i w:val="false"/>
+                <w:strike w:val="false"/>
+                <w:dstrike w:val="false"/>
+                <w:outline w:val="false"/>
+                <w:shadow w:val="false"/>
+                <w:color w:val="C9211E"/>
+                <w:sz w:val="18"/>
+                <w:szCs w:val="18"/>
+                <w:u w:val="none"/>
+                <w:shd w:fill="FFFFFF" w:val="clear"/>
                 <w:em w:val="none"/>
               </w:rPr>
               <w:t xml:space="preserve"> </w:t>
@@ -21575,6 +23362,66 @@
                 <w:dstrike w:val="false"/>
                 <w:outline w:val="false"/>
                 <w:shadow w:val="false"/>
+                <w:color w:val="C9211E"/>
+                <w:sz w:val="18"/>
+                <w:szCs w:val="18"/>
+                <w:u w:val="none"/>
+                <w:shd w:fill="FFFFFF" w:val="clear"/>
+                <w:em w:val="none"/>
+              </w:rPr>
+              <w:t>1</w:t>
+            </w:r>
+            <w:r>
+              <w:rPr>
+                <w:rStyle w:val="Style12"/>
+                <w:rFonts w:ascii="PT Sans Caption" w:hAnsi="PT Sans Caption"/>
+                <w:b w:val="false"/>
+                <w:bCs w:val="false"/>
+                <w:i w:val="false"/>
+                <w:strike w:val="false"/>
+                <w:dstrike w:val="false"/>
+                <w:outline w:val="false"/>
+                <w:shadow w:val="false"/>
+                <w:color w:val="C9211E"/>
+                <w:sz w:val="18"/>
+                <w:szCs w:val="18"/>
+                <w:u w:val="none"/>
+                <w:shd w:fill="FFFFFF" w:val="clear"/>
+                <w:em w:val="none"/>
+              </w:rPr>
+              <w:t>0</w:t>
+            </w:r>
+            <w:r>
+              <w:rPr>
+                <w:rStyle w:val="Style12"/>
+                <w:rFonts w:ascii="PT Sans Caption" w:hAnsi="PT Sans Caption"/>
+                <w:b w:val="false"/>
+                <w:bCs/>
+                <w:i w:val="false"/>
+                <w:strike w:val="false"/>
+                <w:dstrike w:val="false"/>
+                <w:outline w:val="false"/>
+                <w:shadow w:val="false"/>
+                <w:color w:val="CC0000"/>
+                <w:sz w:val="18"/>
+                <w:szCs w:val="18"/>
+                <w:u w:val="none"/>
+                <w:shd w:fill="FFFFFF" w:val="clear"/>
+                <w:em w:val="none"/>
+              </w:rPr>
+              <w:t xml:space="preserve"> </w:t>
+            </w:r>
+            <w:r>
+              <w:rPr>
+                <w:rStyle w:val="Style12"/>
+                <w:rFonts w:ascii="PT Sans Caption" w:hAnsi="PT Sans Caption"/>
+                <w:b w:val="false"/>
+                <w:bCs/>
+                <w:i w:val="false"/>
+                <w:strike w:val="false"/>
+                <w:dstrike w:val="false"/>
+                <w:outline w:val="false"/>
+                <w:shadow w:val="false"/>
                 <w:color w:val="00622F"/>
                 <w:sz w:val="18"/>
                 <w:szCs w:val="18"/>
@@ -21589,7 +23436,7 @@
                 <w:rStyle w:val="Style12"/>
                 <w:rFonts w:ascii="PT Sans Caption" w:hAnsi="PT Sans Caption"/>
                 <w:b w:val="false"/>
-                <w:bCs w:val="false"/>
+                <w:bCs/>
                 <w:i w:val="false"/>
                 <w:strike w:val="false"/>
                 <w:dstrike w:val="false"/>
@@ -21603,6 +23450,224 @@
                 <w:em w:val="none"/>
               </w:rPr>
               <w:t>}</w:t>
+            </w:r>
+          </w:p>
+          <w:p>
+            <w:pPr>
+              <w:pStyle w:val="Normal"/>
+              <w:bidi w:val="0"/>
+              <w:jc w:val="left"/>
+              <w:rPr/>
+            </w:pPr>
+            <w:r>
+              <w:rPr>
+                <w:rStyle w:val="Style12"/>
+                <w:rFonts w:ascii="PT Sans Caption" w:hAnsi="PT Sans Caption"/>
+                <w:b w:val="false"/>
+                <w:bCs/>
+                <w:i w:val="false"/>
+                <w:strike w:val="false"/>
+                <w:dstrike w:val="false"/>
+                <w:outline w:val="false"/>
+                <w:shadow w:val="false"/>
+                <w:color w:val="000000"/>
+                <w:sz w:val="18"/>
+                <w:szCs w:val="18"/>
+                <w:u w:val="none"/>
+                <w:shd w:fill="auto" w:val="clear"/>
+                <w:em w:val="none"/>
+              </w:rPr>
+              <w:t>П</w:t>
+            </w:r>
+            <w:r>
+              <w:rPr>
+                <w:rFonts w:ascii="PT Sans Caption" w:hAnsi="PT Sans Caption"/>
+                <w:b w:val="false"/>
+                <w:bCs w:val="false"/>
+                <w:i w:val="false"/>
+                <w:strike w:val="false"/>
+                <w:dstrike w:val="false"/>
+                <w:outline w:val="false"/>
+                <w:shadow w:val="false"/>
+                <w:color w:val="000000"/>
+                <w:sz w:val="18"/>
+                <w:szCs w:val="18"/>
+                <w:u w:val="none"/>
+                <w:em w:val="none"/>
+              </w:rPr>
+              <w:t>ревышение наибольшего допустимого значения температуры.</w:t>
+            </w:r>
+          </w:p>
+          <w:p>
+            <w:pPr>
+              <w:pStyle w:val="Normal"/>
+              <w:bidi w:val="0"/>
+              <w:jc w:val="left"/>
+              <w:rPr/>
+            </w:pPr>
+            <w:r>
+              <w:rPr>
+                <w:rFonts w:ascii="PT Sans Caption" w:hAnsi="PT Sans Caption"/>
+                <w:b w:val="false"/>
+                <w:bCs w:val="false"/>
+                <w:i w:val="false"/>
+                <w:strike w:val="false"/>
+                <w:dstrike w:val="false"/>
+                <w:outline w:val="false"/>
+                <w:shadow w:val="false"/>
+                <w:color w:val="000000"/>
+                <w:sz w:val="18"/>
+                <w:szCs w:val="18"/>
+                <w:u w:val="none"/>
+                <w:em w:val="none"/>
+              </w:rPr>
+              <w:t xml:space="preserve">               </w:t>
+            </w:r>
+            <w:r>
+              <w:rPr>
+                <w:rStyle w:val="Style12"/>
+                <w:rFonts w:ascii="PT Sans Caption" w:hAnsi="PT Sans Caption"/>
+                <w:b w:val="false"/>
+                <w:bCs/>
+                <w:i w:val="false"/>
+                <w:strike w:val="false"/>
+                <w:dstrike w:val="false"/>
+                <w:outline w:val="false"/>
+                <w:shadow w:val="false"/>
+                <w:color w:val="FF8000"/>
+                <w:sz w:val="18"/>
+                <w:szCs w:val="18"/>
+                <w:u w:val="none"/>
+                <w:shd w:fill="FFFFFF" w:val="clear"/>
+                <w:em w:val="none"/>
+              </w:rPr>
+              <w:t xml:space="preserve">{%p </w:t>
+            </w:r>
+            <w:r>
+              <w:rPr>
+                <w:rStyle w:val="Style12"/>
+                <w:rFonts w:ascii="PT Sans Caption" w:hAnsi="PT Sans Caption"/>
+                <w:b w:val="false"/>
+                <w:bCs w:val="false"/>
+                <w:i w:val="false"/>
+                <w:strike w:val="false"/>
+                <w:dstrike w:val="false"/>
+                <w:outline w:val="false"/>
+                <w:shadow w:val="false"/>
+                <w:color w:val="FF8000"/>
+                <w:sz w:val="18"/>
+                <w:szCs w:val="18"/>
+                <w:u w:val="none"/>
+                <w:shd w:fill="FFFFFF" w:val="clear"/>
+                <w:em w:val="none"/>
+              </w:rPr>
+              <w:t xml:space="preserve">set </w:t>
+            </w:r>
+            <w:r>
+              <w:rPr>
+                <w:rStyle w:val="Style12"/>
+                <w:rFonts w:ascii="PT Sans Caption" w:hAnsi="PT Sans Caption"/>
+                <w:b w:val="false"/>
+                <w:bCs w:val="false"/>
+                <w:i w:val="false"/>
+                <w:strike w:val="false"/>
+                <w:dstrike w:val="false"/>
+                <w:outline w:val="false"/>
+                <w:shadow w:val="false"/>
+                <w:color w:val="FF8000"/>
+                <w:sz w:val="18"/>
+                <w:szCs w:val="18"/>
+                <w:u w:val="none"/>
+                <w:shd w:fill="FFFFFF" w:val="clear"/>
+                <w:em w:val="none"/>
+              </w:rPr>
+              <w:t xml:space="preserve">debug_condition = </w:t>
+            </w:r>
+            <w:r>
+              <w:rPr>
+                <w:rStyle w:val="Style12"/>
+                <w:rFonts w:ascii="PT Sans Caption" w:hAnsi="PT Sans Caption"/>
+                <w:b w:val="false"/>
+                <w:bCs w:val="false"/>
+                <w:i w:val="false"/>
+                <w:caps w:val="false"/>
+                <w:smallCaps w:val="false"/>
+                <w:strike w:val="false"/>
+                <w:dstrike w:val="false"/>
+                <w:outline w:val="false"/>
+                <w:shadow w:val="false"/>
+                <w:color w:val="C9211E"/>
+                <w:spacing w:val="0"/>
+                <w:sz w:val="18"/>
+                <w:szCs w:val="18"/>
+                <w:u w:val="none"/>
+                <w:shd w:fill="FFFFFF" w:val="clear"/>
+                <w:em w:val="none"/>
+              </w:rPr>
+              <w:t>'</w:t>
+            </w:r>
+            <w:r>
+              <w:rPr>
+                <w:rStyle w:val="Style12"/>
+                <w:rFonts w:ascii="PT Sans Caption" w:hAnsi="PT Sans Caption"/>
+                <w:b w:val="false"/>
+                <w:bCs w:val="false"/>
+                <w:i w:val="false"/>
+                <w:strike w:val="false"/>
+                <w:dstrike w:val="false"/>
+                <w:outline w:val="false"/>
+                <w:shadow w:val="false"/>
+                <w:color w:val="FF8000"/>
+                <w:sz w:val="18"/>
+                <w:szCs w:val="18"/>
+                <w:u w:val="none"/>
+                <w:shd w:fill="FFFFFF" w:val="clear"/>
+                <w:em w:val="none"/>
+              </w:rPr>
+              <w:t>3_3</w:t>
+            </w:r>
+            <w:r>
+              <w:rPr>
+                <w:rStyle w:val="Style12"/>
+                <w:rFonts w:ascii="PT Sans Caption" w:hAnsi="PT Sans Caption"/>
+                <w:b w:val="false"/>
+                <w:bCs w:val="false"/>
+                <w:i w:val="false"/>
+                <w:caps w:val="false"/>
+                <w:smallCaps w:val="false"/>
+                <w:strike w:val="false"/>
+                <w:dstrike w:val="false"/>
+                <w:outline w:val="false"/>
+                <w:shadow w:val="false"/>
+                <w:color w:val="C9211E"/>
+                <w:spacing w:val="0"/>
+                <w:sz w:val="18"/>
+                <w:szCs w:val="18"/>
+                <w:u w:val="none"/>
+                <w:shd w:fill="FFFFFF" w:val="clear"/>
+                <w:em w:val="none"/>
+              </w:rPr>
+              <w:t>'</w:t>
+            </w:r>
+            <w:r>
+              <w:rPr>
+                <w:rStyle w:val="Style12"/>
+                <w:rFonts w:ascii="PT Sans Caption" w:hAnsi="PT Sans Caption"/>
+                <w:b w:val="false"/>
+                <w:bCs/>
+                <w:i w:val="false"/>
+                <w:strike w:val="false"/>
+                <w:dstrike w:val="false"/>
+                <w:outline w:val="false"/>
+                <w:shadow w:val="false"/>
+                <w:color w:val="FF8000"/>
+                <w:sz w:val="18"/>
+                <w:szCs w:val="18"/>
+                <w:u w:val="none"/>
+                <w:shd w:fill="FFFFFF" w:val="clear"/>
+                <w:em w:val="none"/>
+              </w:rPr>
+              <w:t xml:space="preserve"> %}</w:t>
             </w:r>
           </w:p>
           <w:p>
@@ -21703,7 +23768,33 @@
                 <w:szCs w:val="18"/>
                 <w:shd w:fill="FFFFFF" w:val="clear"/>
               </w:rPr>
-              <w:t>delta_t &lt; 0</w:t>
+              <w:t xml:space="preserve">delta_t &lt; </w:t>
+            </w:r>
+            <w:r>
+              <w:rPr>
+                <w:rStyle w:val="Style12"/>
+                <w:rFonts w:ascii="PT Sans Caption" w:hAnsi="PT Sans Caption"/>
+                <w:b w:val="false"/>
+                <w:bCs w:val="false"/>
+                <w:color w:val="C9211E"/>
+                <w:sz w:val="18"/>
+                <w:szCs w:val="18"/>
+                <w:shd w:fill="FFFFFF" w:val="clear"/>
+              </w:rPr>
+              <w:t>1</w:t>
+            </w:r>
+            <w:r>
+              <w:rPr>
+                <w:rStyle w:val="Style12"/>
+                <w:rFonts w:ascii="PT Sans Caption" w:hAnsi="PT Sans Caption"/>
+                <w:b w:val="false"/>
+                <w:bCs w:val="false"/>
+                <w:color w:val="C9211E"/>
+                <w:sz w:val="18"/>
+                <w:szCs w:val="18"/>
+                <w:shd w:fill="FFFFFF" w:val="clear"/>
+              </w:rPr>
+              <w:t>0</w:t>
             </w:r>
             <w:r>
               <w:rPr>
@@ -22305,7 +24396,7 @@
                 <w:dstrike w:val="false"/>
                 <w:outline w:val="false"/>
                 <w:shadow w:val="false"/>
-                <w:color w:val="080808"/>
+                <w:color w:val="FF8000"/>
                 <w:sz w:val="18"/>
                 <w:szCs w:val="18"/>
                 <w:u w:val="none"/>
@@ -22325,7 +24416,7 @@
                 <w:dstrike w:val="false"/>
                 <w:outline w:val="false"/>
                 <w:shadow w:val="false"/>
-                <w:color w:val="00622F"/>
+                <w:color w:val="FF8000"/>
                 <w:sz w:val="18"/>
                 <w:szCs w:val="18"/>
                 <w:u w:val="none"/>
@@ -22345,7 +24436,7 @@
                 <w:dstrike w:val="false"/>
                 <w:outline w:val="false"/>
                 <w:shadow w:val="false"/>
-                <w:color w:val="080808"/>
+                <w:color w:val="FF8000"/>
                 <w:sz w:val="18"/>
                 <w:szCs w:val="18"/>
                 <w:u w:val="none"/>
@@ -22365,7 +24456,7 @@
                 <w:dstrike w:val="false"/>
                 <w:outline w:val="false"/>
                 <w:shadow w:val="false"/>
-                <w:color w:val="222832"/>
+                <w:color w:val="FF8000"/>
                 <w:sz w:val="18"/>
                 <w:szCs w:val="18"/>
                 <w:u w:val="none"/>
@@ -22385,7 +24476,7 @@
                 <w:dstrike w:val="false"/>
                 <w:outline w:val="false"/>
                 <w:shadow w:val="false"/>
-                <w:color w:val="C9211E"/>
+                <w:color w:val="FF8000"/>
                 <w:sz w:val="18"/>
                 <w:szCs w:val="18"/>
                 <w:u w:val="none"/>
@@ -22405,7 +24496,7 @@
                 <w:dstrike w:val="false"/>
                 <w:outline w:val="false"/>
                 <w:shadow w:val="false"/>
-                <w:color w:val="C9211E"/>
+                <w:color w:val="FF8000"/>
                 <w:sz w:val="18"/>
                 <w:szCs w:val="18"/>
                 <w:u w:val="none"/>
@@ -22425,7 +24516,7 @@
                 <w:dstrike w:val="false"/>
                 <w:outline w:val="false"/>
                 <w:shadow w:val="false"/>
-                <w:color w:val="CC0000"/>
+                <w:color w:val="FF8000"/>
                 <w:sz w:val="18"/>
                 <w:szCs w:val="18"/>
                 <w:u w:val="none"/>
@@ -22445,7 +24536,7 @@
                 <w:dstrike w:val="false"/>
                 <w:outline w:val="false"/>
                 <w:shadow w:val="false"/>
-                <w:color w:val="00622F"/>
+                <w:color w:val="FF8000"/>
                 <w:sz w:val="18"/>
                 <w:szCs w:val="18"/>
                 <w:u w:val="none"/>
@@ -22465,7 +24556,7 @@
                 <w:dstrike w:val="false"/>
                 <w:outline w:val="false"/>
                 <w:shadow w:val="false"/>
-                <w:color w:val="080808"/>
+                <w:color w:val="FF8000"/>
                 <w:sz w:val="18"/>
                 <w:szCs w:val="18"/>
                 <w:u w:val="none"/>
@@ -22495,7 +24586,7 @@
                 <w:dstrike w:val="false"/>
                 <w:outline w:val="false"/>
                 <w:shadow w:val="false"/>
-                <w:color w:val="158466"/>
+                <w:color w:val="FF8000"/>
                 <w:sz w:val="18"/>
                 <w:szCs w:val="18"/>
                 <w:u w:val="none"/>
@@ -22525,7 +24616,7 @@
                 <w:dstrike w:val="false"/>
                 <w:outline w:val="false"/>
                 <w:shadow w:val="false"/>
-                <w:color w:val="080808"/>
+                <w:color w:val="FF8000"/>
                 <w:sz w:val="18"/>
                 <w:szCs w:val="18"/>
                 <w:u w:val="none"/>
@@ -22545,7 +24636,7 @@
                 <w:dstrike w:val="false"/>
                 <w:outline w:val="false"/>
                 <w:shadow w:val="false"/>
-                <w:color w:val="00622F"/>
+                <w:color w:val="FF8000"/>
                 <w:sz w:val="18"/>
                 <w:szCs w:val="18"/>
                 <w:u w:val="none"/>
@@ -22565,7 +24656,7 @@
                 <w:dstrike w:val="false"/>
                 <w:outline w:val="false"/>
                 <w:shadow w:val="false"/>
-                <w:color w:val="080808"/>
+                <w:color w:val="FF8000"/>
                 <w:sz w:val="18"/>
                 <w:szCs w:val="18"/>
                 <w:u w:val="none"/>
@@ -22585,7 +24676,7 @@
                 <w:dstrike w:val="false"/>
                 <w:outline w:val="false"/>
                 <w:shadow w:val="false"/>
-                <w:color w:val="222832"/>
+                <w:color w:val="FF8000"/>
                 <w:sz w:val="18"/>
                 <w:szCs w:val="18"/>
                 <w:u w:val="none"/>
@@ -22605,7 +24696,7 @@
                 <w:dstrike w:val="false"/>
                 <w:outline w:val="false"/>
                 <w:shadow w:val="false"/>
-                <w:color w:val="C9211E"/>
+                <w:color w:val="FF8000"/>
                 <w:sz w:val="18"/>
                 <w:szCs w:val="18"/>
                 <w:u w:val="none"/>
@@ -22625,7 +24716,7 @@
                 <w:dstrike w:val="false"/>
                 <w:outline w:val="false"/>
                 <w:shadow w:val="false"/>
-                <w:color w:val="222832"/>
+                <w:color w:val="FF8000"/>
                 <w:sz w:val="18"/>
                 <w:szCs w:val="18"/>
                 <w:u w:val="none"/>
@@ -22645,7 +24736,7 @@
                 <w:dstrike w:val="false"/>
                 <w:outline w:val="false"/>
                 <w:shadow w:val="false"/>
-                <w:color w:val="00622F"/>
+                <w:color w:val="FF8000"/>
                 <w:sz w:val="18"/>
                 <w:szCs w:val="18"/>
                 <w:u w:val="none"/>
@@ -22665,7 +24756,7 @@
                 <w:dstrike w:val="false"/>
                 <w:outline w:val="false"/>
                 <w:shadow w:val="false"/>
-                <w:color w:val="080808"/>
+                <w:color w:val="FF8000"/>
                 <w:sz w:val="18"/>
                 <w:szCs w:val="18"/>
                 <w:u w:val="none"/>
@@ -23025,7 +25116,7 @@
                 <w:dstrike w:val="false"/>
                 <w:outline w:val="false"/>
                 <w:shadow w:val="false"/>
-                <w:color w:val="080808"/>
+                <w:color w:val="FF8000"/>
                 <w:sz w:val="18"/>
                 <w:szCs w:val="18"/>
                 <w:u w:val="none"/>
@@ -23045,7 +25136,7 @@
                 <w:dstrike w:val="false"/>
                 <w:outline w:val="false"/>
                 <w:shadow w:val="false"/>
-                <w:color w:val="00622F"/>
+                <w:color w:val="FF8000"/>
                 <w:sz w:val="18"/>
                 <w:szCs w:val="18"/>
                 <w:u w:val="none"/>
@@ -23065,7 +25156,7 @@
                 <w:dstrike w:val="false"/>
                 <w:outline w:val="false"/>
                 <w:shadow w:val="false"/>
-                <w:color w:val="080808"/>
+                <w:color w:val="FF8000"/>
                 <w:sz w:val="18"/>
                 <w:szCs w:val="18"/>
                 <w:u w:val="none"/>
@@ -23085,7 +25176,7 @@
                 <w:dstrike w:val="false"/>
                 <w:outline w:val="false"/>
                 <w:shadow w:val="false"/>
-                <w:color w:val="222832"/>
+                <w:color w:val="FF8000"/>
                 <w:sz w:val="18"/>
                 <w:szCs w:val="18"/>
                 <w:u w:val="none"/>
@@ -23105,7 +25196,7 @@
                 <w:dstrike w:val="false"/>
                 <w:outline w:val="false"/>
                 <w:shadow w:val="false"/>
-                <w:color w:val="C9211E"/>
+                <w:color w:val="FF8000"/>
                 <w:sz w:val="18"/>
                 <w:szCs w:val="18"/>
                 <w:u w:val="none"/>
@@ -23125,7 +25216,7 @@
                 <w:dstrike w:val="false"/>
                 <w:outline w:val="false"/>
                 <w:shadow w:val="false"/>
-                <w:color w:val="C9211E"/>
+                <w:color w:val="FF8000"/>
                 <w:sz w:val="18"/>
                 <w:szCs w:val="18"/>
                 <w:u w:val="none"/>
@@ -23145,7 +25236,7 @@
                 <w:dstrike w:val="false"/>
                 <w:outline w:val="false"/>
                 <w:shadow w:val="false"/>
-                <w:color w:val="CC0000"/>
+                <w:color w:val="FF8000"/>
                 <w:sz w:val="18"/>
                 <w:szCs w:val="18"/>
                 <w:u w:val="none"/>
@@ -23165,7 +25256,7 @@
                 <w:dstrike w:val="false"/>
                 <w:outline w:val="false"/>
                 <w:shadow w:val="false"/>
-                <w:color w:val="00622F"/>
+                <w:color w:val="FF8000"/>
                 <w:sz w:val="18"/>
                 <w:szCs w:val="18"/>
                 <w:u w:val="none"/>
@@ -23185,7 +25276,7 @@
                 <w:dstrike w:val="false"/>
                 <w:outline w:val="false"/>
                 <w:shadow w:val="false"/>
-                <w:color w:val="080808"/>
+                <w:color w:val="FF8000"/>
                 <w:sz w:val="18"/>
                 <w:szCs w:val="18"/>
                 <w:u w:val="none"/>
@@ -23210,7 +25301,7 @@
                 <w:rFonts w:ascii="PT Sans Caption" w:hAnsi="PT Sans Caption"/>
                 <w:b w:val="false"/>
                 <w:bCs w:val="false"/>
-                <w:color w:val="158466"/>
+                <w:color w:val="FF8000"/>
                 <w:sz w:val="18"/>
                 <w:szCs w:val="18"/>
                 <w:shd w:fill="FFFFFF" w:val="clear"/>
@@ -23233,7 +25324,7 @@
                 <w:rFonts w:ascii="PT Sans Caption" w:hAnsi="PT Sans Caption"/>
                 <w:b w:val="false"/>
                 <w:bCs/>
-                <w:color w:val="080808"/>
+                <w:color w:val="FF8000"/>
                 <w:sz w:val="18"/>
                 <w:szCs w:val="18"/>
                 <w:shd w:fill="auto" w:val="clear"/>
@@ -23246,7 +25337,7 @@
                 <w:rFonts w:ascii="PT Sans Caption" w:hAnsi="PT Sans Caption"/>
                 <w:b w:val="false"/>
                 <w:bCs/>
-                <w:color w:val="00622F"/>
+                <w:color w:val="FF8000"/>
                 <w:sz w:val="18"/>
                 <w:szCs w:val="18"/>
                 <w:shd w:fill="auto" w:val="clear"/>
@@ -23259,7 +25350,7 @@
                 <w:rFonts w:ascii="PT Sans Caption" w:hAnsi="PT Sans Caption"/>
                 <w:b w:val="false"/>
                 <w:bCs/>
-                <w:color w:val="080808"/>
+                <w:color w:val="FF8000"/>
                 <w:sz w:val="18"/>
                 <w:szCs w:val="18"/>
                 <w:shd w:fill="auto" w:val="clear"/>
@@ -23272,7 +25363,7 @@
                 <w:rFonts w:ascii="PT Sans Caption" w:hAnsi="PT Sans Caption"/>
                 <w:b w:val="false"/>
                 <w:bCs/>
-                <w:color w:val="222832"/>
+                <w:color w:val="FF8000"/>
                 <w:sz w:val="18"/>
                 <w:szCs w:val="18"/>
                 <w:shd w:fill="auto" w:val="clear"/>
@@ -23285,7 +25376,7 @@
                 <w:rFonts w:ascii="PT Sans Caption" w:hAnsi="PT Sans Caption"/>
                 <w:b w:val="false"/>
                 <w:bCs/>
-                <w:color w:val="C9211E"/>
+                <w:color w:val="FF8000"/>
                 <w:sz w:val="18"/>
                 <w:szCs w:val="18"/>
                 <w:shd w:fill="auto" w:val="clear"/>
@@ -23298,7 +25389,7 @@
                 <w:rFonts w:ascii="PT Sans Caption" w:hAnsi="PT Sans Caption"/>
                 <w:b w:val="false"/>
                 <w:bCs/>
-                <w:color w:val="222832"/>
+                <w:color w:val="FF8000"/>
                 <w:sz w:val="18"/>
                 <w:szCs w:val="18"/>
                 <w:shd w:fill="auto" w:val="clear"/>
@@ -23311,7 +25402,7 @@
                 <w:rFonts w:ascii="PT Sans Caption" w:hAnsi="PT Sans Caption"/>
                 <w:b w:val="false"/>
                 <w:bCs/>
-                <w:color w:val="00622F"/>
+                <w:color w:val="FF8000"/>
                 <w:sz w:val="18"/>
                 <w:szCs w:val="18"/>
                 <w:shd w:fill="auto" w:val="clear"/>
@@ -23324,7 +25415,7 @@
                 <w:rFonts w:ascii="PT Sans Caption" w:hAnsi="PT Sans Caption"/>
                 <w:b w:val="false"/>
                 <w:bCs/>
-                <w:color w:val="080808"/>
+                <w:color w:val="FF8000"/>
                 <w:sz w:val="18"/>
                 <w:szCs w:val="18"/>
                 <w:shd w:fill="auto" w:val="clear"/>
@@ -23846,154 +25937,140 @@
                 <w:dstrike w:val="false"/>
                 <w:outline w:val="false"/>
                 <w:shadow w:val="false"/>
-                <w:color w:val="080808"/>
-                <w:sz w:val="18"/>
-                <w:szCs w:val="18"/>
-                <w:u w:val="none"/>
-                <w:shd w:fill="auto" w:val="clear"/>
-                <w:em w:val="none"/>
-              </w:rPr>
-              <w:t>{</w:t>
-            </w:r>
-            <w:r>
-              <w:rPr>
-                <w:rStyle w:val="Style12"/>
-                <w:rFonts w:ascii="PT Sans Caption" w:hAnsi="PT Sans Caption"/>
-                <w:b w:val="false"/>
-                <w:bCs/>
-                <w:i w:val="false"/>
-                <w:strike w:val="false"/>
-                <w:dstrike w:val="false"/>
-                <w:outline w:val="false"/>
-                <w:shadow w:val="false"/>
-                <w:color w:val="00622F"/>
-                <w:sz w:val="18"/>
-                <w:szCs w:val="18"/>
-                <w:u w:val="none"/>
-                <w:shd w:fill="auto" w:val="clear"/>
-                <w:em w:val="none"/>
-              </w:rPr>
-              <w:t>%</w:t>
-            </w:r>
-            <w:r>
-              <w:rPr>
-                <w:rStyle w:val="Style12"/>
-                <w:rFonts w:ascii="PT Sans Caption" w:hAnsi="PT Sans Caption"/>
-                <w:b w:val="false"/>
-                <w:bCs/>
-                <w:i w:val="false"/>
-                <w:strike w:val="false"/>
-                <w:dstrike w:val="false"/>
-                <w:outline w:val="false"/>
-                <w:shadow w:val="false"/>
-                <w:color w:val="080808"/>
-                <w:sz w:val="18"/>
-                <w:szCs w:val="18"/>
-                <w:u w:val="none"/>
-                <w:shd w:fill="auto" w:val="clear"/>
-                <w:em w:val="none"/>
-              </w:rPr>
-              <w:t>p</w:t>
-            </w:r>
-            <w:r>
-              <w:rPr>
-                <w:rStyle w:val="Style12"/>
-                <w:rFonts w:ascii="PT Sans Caption" w:hAnsi="PT Sans Caption"/>
-                <w:b w:val="false"/>
-                <w:bCs/>
-                <w:i w:val="false"/>
-                <w:strike w:val="false"/>
-                <w:dstrike w:val="false"/>
-                <w:outline w:val="false"/>
-                <w:shadow w:val="false"/>
-                <w:color w:val="222832"/>
-                <w:sz w:val="18"/>
-                <w:szCs w:val="18"/>
-                <w:u w:val="none"/>
-                <w:shd w:fill="auto" w:val="clear"/>
-                <w:em w:val="none"/>
-              </w:rPr>
-              <w:t xml:space="preserve"> </w:t>
-            </w:r>
-            <w:r>
-              <w:rPr>
-                <w:rStyle w:val="Style12"/>
-                <w:rFonts w:ascii="PT Sans Caption" w:hAnsi="PT Sans Caption"/>
-                <w:b w:val="false"/>
-                <w:bCs/>
-                <w:i w:val="false"/>
+                <w:color w:val="FF8000"/>
+                <w:sz w:val="18"/>
+                <w:szCs w:val="18"/>
+                <w:u w:val="none"/>
+                <w:shd w:fill="FFFFFF" w:val="clear"/>
+                <w:em w:val="none"/>
+              </w:rPr>
+              <w:t xml:space="preserve">{%p </w:t>
+            </w:r>
+            <w:r>
+              <w:rPr>
+                <w:rStyle w:val="Style12"/>
+                <w:rFonts w:ascii="PT Sans Caption" w:hAnsi="PT Sans Caption"/>
+                <w:b w:val="false"/>
+                <w:bCs w:val="false"/>
+                <w:i w:val="false"/>
+                <w:strike w:val="false"/>
+                <w:dstrike w:val="false"/>
+                <w:outline w:val="false"/>
+                <w:shadow w:val="false"/>
+                <w:color w:val="FF8000"/>
+                <w:sz w:val="18"/>
+                <w:szCs w:val="18"/>
+                <w:u w:val="none"/>
+                <w:shd w:fill="FFFFFF" w:val="clear"/>
+                <w:em w:val="none"/>
+              </w:rPr>
+              <w:t xml:space="preserve">set </w:t>
+            </w:r>
+            <w:r>
+              <w:rPr>
+                <w:rStyle w:val="Style12"/>
+                <w:rFonts w:ascii="PT Sans Caption" w:hAnsi="PT Sans Caption"/>
+                <w:b w:val="false"/>
+                <w:bCs w:val="false"/>
+                <w:i w:val="false"/>
+                <w:strike w:val="false"/>
+                <w:dstrike w:val="false"/>
+                <w:outline w:val="false"/>
+                <w:shadow w:val="false"/>
+                <w:color w:val="FF8000"/>
+                <w:sz w:val="18"/>
+                <w:szCs w:val="18"/>
+                <w:u w:val="none"/>
+                <w:shd w:fill="FFFFFF" w:val="clear"/>
+                <w:em w:val="none"/>
+              </w:rPr>
+              <w:t xml:space="preserve">debug_condition = </w:t>
+            </w:r>
+            <w:r>
+              <w:rPr>
+                <w:rStyle w:val="Style12"/>
+                <w:rFonts w:ascii="PT Sans Caption" w:hAnsi="PT Sans Caption"/>
+                <w:b w:val="false"/>
+                <w:bCs w:val="false"/>
+                <w:i w:val="false"/>
+                <w:caps w:val="false"/>
+                <w:smallCaps w:val="false"/>
                 <w:strike w:val="false"/>
                 <w:dstrike w:val="false"/>
                 <w:outline w:val="false"/>
                 <w:shadow w:val="false"/>
                 <w:color w:val="C9211E"/>
-                <w:sz w:val="18"/>
-                <w:szCs w:val="18"/>
-                <w:u w:val="none"/>
-                <w:shd w:fill="auto" w:val="clear"/>
-                <w:em w:val="none"/>
-              </w:rPr>
-              <w:t>else</w:t>
-            </w:r>
-            <w:r>
-              <w:rPr>
-                <w:rStyle w:val="Style12"/>
-                <w:rFonts w:ascii="PT Sans Caption" w:hAnsi="PT Sans Caption"/>
-                <w:b w:val="false"/>
-                <w:bCs/>
-                <w:i w:val="false"/>
-                <w:strike w:val="false"/>
-                <w:dstrike w:val="false"/>
-                <w:outline w:val="false"/>
-                <w:shadow w:val="false"/>
-                <w:color w:val="222832"/>
-                <w:sz w:val="18"/>
-                <w:szCs w:val="18"/>
-                <w:u w:val="none"/>
-                <w:shd w:fill="auto" w:val="clear"/>
-                <w:em w:val="none"/>
-              </w:rPr>
-              <w:t xml:space="preserve"> </w:t>
-            </w:r>
-            <w:r>
-              <w:rPr>
-                <w:rStyle w:val="Style12"/>
-                <w:rFonts w:ascii="PT Sans Caption" w:hAnsi="PT Sans Caption"/>
-                <w:b w:val="false"/>
-                <w:bCs/>
-                <w:i w:val="false"/>
-                <w:strike w:val="false"/>
-                <w:dstrike w:val="false"/>
-                <w:outline w:val="false"/>
-                <w:shadow w:val="false"/>
-                <w:color w:val="00622F"/>
-                <w:sz w:val="18"/>
-                <w:szCs w:val="18"/>
-                <w:u w:val="none"/>
-                <w:shd w:fill="auto" w:val="clear"/>
-                <w:em w:val="none"/>
-              </w:rPr>
-              <w:t>%</w:t>
-            </w:r>
-            <w:r>
-              <w:rPr>
-                <w:rStyle w:val="Style12"/>
-                <w:rFonts w:ascii="PT Sans Caption" w:hAnsi="PT Sans Caption"/>
-                <w:b w:val="false"/>
-                <w:bCs/>
-                <w:i w:val="false"/>
-                <w:strike w:val="false"/>
-                <w:dstrike w:val="false"/>
-                <w:outline w:val="false"/>
-                <w:shadow w:val="false"/>
-                <w:color w:val="080808"/>
-                <w:sz w:val="18"/>
-                <w:szCs w:val="18"/>
-                <w:u w:val="none"/>
-                <w:shd w:fill="auto" w:val="clear"/>
-                <w:em w:val="none"/>
-              </w:rPr>
-              <w:t>}</w:t>
+                <w:spacing w:val="0"/>
+                <w:sz w:val="18"/>
+                <w:szCs w:val="18"/>
+                <w:u w:val="none"/>
+                <w:shd w:fill="FFFFFF" w:val="clear"/>
+                <w:em w:val="none"/>
+              </w:rPr>
+              <w:t>'</w:t>
+            </w:r>
+            <w:r>
+              <w:rPr>
+                <w:rStyle w:val="Style12"/>
+                <w:rFonts w:ascii="PT Sans Caption" w:hAnsi="PT Sans Caption"/>
+                <w:b w:val="false"/>
+                <w:bCs w:val="false"/>
+                <w:i w:val="false"/>
+                <w:strike w:val="false"/>
+                <w:dstrike w:val="false"/>
+                <w:outline w:val="false"/>
+                <w:shadow w:val="false"/>
+                <w:color w:val="FF8000"/>
+                <w:sz w:val="18"/>
+                <w:szCs w:val="18"/>
+                <w:u w:val="none"/>
+                <w:shd w:fill="FFFFFF" w:val="clear"/>
+                <w:em w:val="none"/>
+              </w:rPr>
+              <w:t>3_4</w:t>
+            </w:r>
+            <w:r>
+              <w:rPr>
+                <w:rStyle w:val="Style12"/>
+                <w:rFonts w:ascii="PT Sans Caption" w:hAnsi="PT Sans Caption"/>
+                <w:b w:val="false"/>
+                <w:bCs w:val="false"/>
+                <w:i w:val="false"/>
+                <w:caps w:val="false"/>
+                <w:smallCaps w:val="false"/>
+                <w:strike w:val="false"/>
+                <w:dstrike w:val="false"/>
+                <w:outline w:val="false"/>
+                <w:shadow w:val="false"/>
+                <w:color w:val="C9211E"/>
+                <w:spacing w:val="0"/>
+                <w:sz w:val="18"/>
+                <w:szCs w:val="18"/>
+                <w:u w:val="none"/>
+                <w:shd w:fill="FFFFFF" w:val="clear"/>
+                <w:em w:val="none"/>
+              </w:rPr>
+              <w:t>'</w:t>
+            </w:r>
+            <w:r>
+              <w:rPr>
+                <w:rStyle w:val="Style12"/>
+                <w:rFonts w:ascii="PT Sans Caption" w:hAnsi="PT Sans Caption"/>
+                <w:b w:val="false"/>
+                <w:bCs/>
+                <w:i w:val="false"/>
+                <w:strike w:val="false"/>
+                <w:dstrike w:val="false"/>
+                <w:outline w:val="false"/>
+                <w:shadow w:val="false"/>
+                <w:color w:val="FF8000"/>
+                <w:sz w:val="18"/>
+                <w:szCs w:val="18"/>
+                <w:u w:val="none"/>
+                <w:shd w:fill="FFFFFF" w:val="clear"/>
+                <w:em w:val="none"/>
+              </w:rPr>
+              <w:t xml:space="preserve"> %}</w:t>
             </w:r>
           </w:p>
           <w:p>
@@ -24018,30 +26095,170 @@
                 <w:sz w:val="18"/>
                 <w:szCs w:val="18"/>
                 <w:u w:val="none"/>
-                <w:shd w:fill="FFFFFF" w:val="clear"/>
-                <w:em w:val="none"/>
-              </w:rPr>
-              <w:t>Р</w:t>
-            </w:r>
-            <w:r>
-              <w:rPr>
-                <w:rStyle w:val="Style12"/>
-                <w:rFonts w:ascii="PT Sans Caption" w:hAnsi="PT Sans Caption"/>
-                <w:b w:val="false"/>
-                <w:bCs/>
-                <w:i w:val="false"/>
-                <w:strike w:val="false"/>
-                <w:dstrike w:val="false"/>
-                <w:outline w:val="false"/>
-                <w:shadow w:val="false"/>
-                <w:color w:val="000000"/>
-                <w:sz w:val="18"/>
-                <w:szCs w:val="18"/>
-                <w:u w:val="none"/>
-                <w:shd w:fill="auto" w:val="clear"/>
-                <w:em w:val="none"/>
-              </w:rPr>
-              <w:t>азвитие дефекта.</w:t>
+                <w:shd w:fill="auto" w:val="clear"/>
+                <w:em w:val="none"/>
+              </w:rPr>
+              <w:t xml:space="preserve">     </w:t>
+            </w:r>
+            <w:r>
+              <w:rPr>
+                <w:rStyle w:val="Style12"/>
+                <w:rFonts w:ascii="PT Sans Caption" w:hAnsi="PT Sans Caption"/>
+                <w:b w:val="false"/>
+                <w:bCs/>
+                <w:i w:val="false"/>
+                <w:strike w:val="false"/>
+                <w:dstrike w:val="false"/>
+                <w:outline w:val="false"/>
+                <w:shadow w:val="false"/>
+                <w:color w:val="080808"/>
+                <w:sz w:val="18"/>
+                <w:szCs w:val="18"/>
+                <w:u w:val="none"/>
+                <w:shd w:fill="auto" w:val="clear"/>
+                <w:em w:val="none"/>
+              </w:rPr>
+              <w:t>{</w:t>
+            </w:r>
+            <w:r>
+              <w:rPr>
+                <w:rStyle w:val="Style12"/>
+                <w:rFonts w:ascii="PT Sans Caption" w:hAnsi="PT Sans Caption"/>
+                <w:b w:val="false"/>
+                <w:bCs/>
+                <w:i w:val="false"/>
+                <w:strike w:val="false"/>
+                <w:dstrike w:val="false"/>
+                <w:outline w:val="false"/>
+                <w:shadow w:val="false"/>
+                <w:color w:val="00622F"/>
+                <w:sz w:val="18"/>
+                <w:szCs w:val="18"/>
+                <w:u w:val="none"/>
+                <w:shd w:fill="auto" w:val="clear"/>
+                <w:em w:val="none"/>
+              </w:rPr>
+              <w:t>%</w:t>
+            </w:r>
+            <w:r>
+              <w:rPr>
+                <w:rStyle w:val="Style12"/>
+                <w:rFonts w:ascii="PT Sans Caption" w:hAnsi="PT Sans Caption"/>
+                <w:b w:val="false"/>
+                <w:bCs/>
+                <w:i w:val="false"/>
+                <w:strike w:val="false"/>
+                <w:dstrike w:val="false"/>
+                <w:outline w:val="false"/>
+                <w:shadow w:val="false"/>
+                <w:color w:val="080808"/>
+                <w:sz w:val="18"/>
+                <w:szCs w:val="18"/>
+                <w:u w:val="none"/>
+                <w:shd w:fill="auto" w:val="clear"/>
+                <w:em w:val="none"/>
+              </w:rPr>
+              <w:t>p</w:t>
+            </w:r>
+            <w:r>
+              <w:rPr>
+                <w:rStyle w:val="Style12"/>
+                <w:rFonts w:ascii="PT Sans Caption" w:hAnsi="PT Sans Caption"/>
+                <w:b w:val="false"/>
+                <w:bCs/>
+                <w:i w:val="false"/>
+                <w:strike w:val="false"/>
+                <w:dstrike w:val="false"/>
+                <w:outline w:val="false"/>
+                <w:shadow w:val="false"/>
+                <w:color w:val="222832"/>
+                <w:sz w:val="18"/>
+                <w:szCs w:val="18"/>
+                <w:u w:val="none"/>
+                <w:shd w:fill="auto" w:val="clear"/>
+                <w:em w:val="none"/>
+              </w:rPr>
+              <w:t xml:space="preserve"> </w:t>
+            </w:r>
+            <w:r>
+              <w:rPr>
+                <w:rStyle w:val="Style12"/>
+                <w:rFonts w:ascii="PT Sans Caption" w:hAnsi="PT Sans Caption"/>
+                <w:b w:val="false"/>
+                <w:bCs/>
+                <w:i w:val="false"/>
+                <w:strike w:val="false"/>
+                <w:dstrike w:val="false"/>
+                <w:outline w:val="false"/>
+                <w:shadow w:val="false"/>
+                <w:color w:val="C9211E"/>
+                <w:sz w:val="18"/>
+                <w:szCs w:val="18"/>
+                <w:u w:val="none"/>
+                <w:shd w:fill="auto" w:val="clear"/>
+                <w:em w:val="none"/>
+              </w:rPr>
+              <w:t>else</w:t>
+            </w:r>
+            <w:r>
+              <w:rPr>
+                <w:rStyle w:val="Style12"/>
+                <w:rFonts w:ascii="PT Sans Caption" w:hAnsi="PT Sans Caption"/>
+                <w:b w:val="false"/>
+                <w:bCs/>
+                <w:i w:val="false"/>
+                <w:strike w:val="false"/>
+                <w:dstrike w:val="false"/>
+                <w:outline w:val="false"/>
+                <w:shadow w:val="false"/>
+                <w:color w:val="222832"/>
+                <w:sz w:val="18"/>
+                <w:szCs w:val="18"/>
+                <w:u w:val="none"/>
+                <w:shd w:fill="auto" w:val="clear"/>
+                <w:em w:val="none"/>
+              </w:rPr>
+              <w:t xml:space="preserve"> </w:t>
+            </w:r>
+            <w:r>
+              <w:rPr>
+                <w:rStyle w:val="Style12"/>
+                <w:rFonts w:ascii="PT Sans Caption" w:hAnsi="PT Sans Caption"/>
+                <w:b w:val="false"/>
+                <w:bCs/>
+                <w:i w:val="false"/>
+                <w:strike w:val="false"/>
+                <w:dstrike w:val="false"/>
+                <w:outline w:val="false"/>
+                <w:shadow w:val="false"/>
+                <w:color w:val="00622F"/>
+                <w:sz w:val="18"/>
+                <w:szCs w:val="18"/>
+                <w:u w:val="none"/>
+                <w:shd w:fill="auto" w:val="clear"/>
+                <w:em w:val="none"/>
+              </w:rPr>
+              <w:t>%</w:t>
+            </w:r>
+            <w:r>
+              <w:rPr>
+                <w:rStyle w:val="Style12"/>
+                <w:rFonts w:ascii="PT Sans Caption" w:hAnsi="PT Sans Caption"/>
+                <w:b w:val="false"/>
+                <w:bCs/>
+                <w:i w:val="false"/>
+                <w:strike w:val="false"/>
+                <w:dstrike w:val="false"/>
+                <w:outline w:val="false"/>
+                <w:shadow w:val="false"/>
+                <w:color w:val="080808"/>
+                <w:sz w:val="18"/>
+                <w:szCs w:val="18"/>
+                <w:u w:val="none"/>
+                <w:shd w:fill="auto" w:val="clear"/>
+                <w:em w:val="none"/>
+              </w:rPr>
+              <w:t>}</w:t>
             </w:r>
           </w:p>
           <w:p>
@@ -24066,6 +26283,54 @@
                 <w:sz w:val="18"/>
                 <w:szCs w:val="18"/>
                 <w:u w:val="none"/>
+                <w:shd w:fill="FFFFFF" w:val="clear"/>
+                <w:em w:val="none"/>
+              </w:rPr>
+              <w:t>Р</w:t>
+            </w:r>
+            <w:r>
+              <w:rPr>
+                <w:rStyle w:val="Style12"/>
+                <w:rFonts w:ascii="PT Sans Caption" w:hAnsi="PT Sans Caption"/>
+                <w:b w:val="false"/>
+                <w:bCs/>
+                <w:i w:val="false"/>
+                <w:strike w:val="false"/>
+                <w:dstrike w:val="false"/>
+                <w:outline w:val="false"/>
+                <w:shadow w:val="false"/>
+                <w:color w:val="000000"/>
+                <w:sz w:val="18"/>
+                <w:szCs w:val="18"/>
+                <w:u w:val="none"/>
+                <w:shd w:fill="auto" w:val="clear"/>
+                <w:em w:val="none"/>
+              </w:rPr>
+              <w:t>азвитие дефекта.</w:t>
+            </w:r>
+          </w:p>
+          <w:p>
+            <w:pPr>
+              <w:pStyle w:val="Normal"/>
+              <w:bidi w:val="0"/>
+              <w:jc w:val="left"/>
+              <w:rPr/>
+            </w:pPr>
+            <w:r>
+              <w:rPr>
+                <w:rStyle w:val="Style12"/>
+                <w:rFonts w:ascii="PT Sans Caption" w:hAnsi="PT Sans Caption"/>
+                <w:b w:val="false"/>
+                <w:bCs/>
+                <w:i w:val="false"/>
+                <w:strike w:val="false"/>
+                <w:dstrike w:val="false"/>
+                <w:outline w:val="false"/>
+                <w:shadow w:val="false"/>
+                <w:color w:val="000000"/>
+                <w:sz w:val="18"/>
+                <w:szCs w:val="18"/>
+                <w:u w:val="none"/>
                 <w:shd w:fill="auto" w:val="clear"/>
                 <w:em w:val="none"/>
               </w:rPr>
@@ -24223,6 +26488,327 @@
                 <w:outline w:val="false"/>
                 <w:shadow w:val="false"/>
                 <w:color w:val="080808"/>
+                <w:sz w:val="18"/>
+                <w:szCs w:val="18"/>
+                <w:u w:val="none"/>
+                <w:shd w:fill="auto" w:val="clear"/>
+                <w:em w:val="none"/>
+              </w:rPr>
+              <w:t>}</w:t>
+            </w:r>
+          </w:p>
+          <w:p>
+            <w:pPr>
+              <w:pStyle w:val="Style20"/>
+              <w:widowControl/>
+              <w:bidi w:val="0"/>
+              <w:ind w:hanging="0" w:left="0" w:right="0"/>
+              <w:jc w:val="left"/>
+              <w:rPr>
+                <w:rStyle w:val="Style12"/>
+                <w:rFonts w:ascii="PT Sans Caption" w:hAnsi="PT Sans Caption"/>
+                <w:b w:val="false"/>
+                <w:bCs/>
+                <w:i w:val="false"/>
+                <w:i w:val="false"/>
+                <w:strike w:val="false"/>
+                <w:dstrike w:val="false"/>
+                <w:outline w:val="false"/>
+                <w:shadow w:val="false"/>
+                <w:color w:val="000000"/>
+                <w:sz w:val="18"/>
+                <w:szCs w:val="18"/>
+                <w:u w:val="none"/>
+                <w:shd w:fill="FFFFFF" w:val="clear"/>
+                <w:em w:val="none"/>
+              </w:rPr>
+            </w:pPr>
+            <w:r>
+              <w:rPr>
+                <w:rStyle w:val="Style12"/>
+                <w:rFonts w:ascii="PT Sans Caption" w:hAnsi="PT Sans Caption"/>
+                <w:b w:val="false"/>
+                <w:bCs/>
+                <w:color w:val="080808"/>
+                <w:sz w:val="18"/>
+                <w:szCs w:val="18"/>
+                <w:shd w:fill="auto" w:val="clear"/>
+              </w:rPr>
+              <w:t>{</w:t>
+            </w:r>
+            <w:r>
+              <w:rPr>
+                <w:rStyle w:val="Style12"/>
+                <w:rFonts w:ascii="PT Sans Caption" w:hAnsi="PT Sans Caption"/>
+                <w:b w:val="false"/>
+                <w:bCs/>
+                <w:color w:val="00622F"/>
+                <w:sz w:val="18"/>
+                <w:szCs w:val="18"/>
+                <w:shd w:fill="auto" w:val="clear"/>
+              </w:rPr>
+              <w:t>%</w:t>
+            </w:r>
+            <w:r>
+              <w:rPr>
+                <w:rStyle w:val="Style12"/>
+                <w:rFonts w:ascii="PT Sans Caption" w:hAnsi="PT Sans Caption"/>
+                <w:b w:val="false"/>
+                <w:bCs/>
+                <w:color w:val="080808"/>
+                <w:sz w:val="18"/>
+                <w:szCs w:val="18"/>
+                <w:shd w:fill="auto" w:val="clear"/>
+              </w:rPr>
+              <w:t>p</w:t>
+            </w:r>
+            <w:r>
+              <w:rPr>
+                <w:rStyle w:val="Style12"/>
+                <w:rFonts w:ascii="PT Sans Caption" w:hAnsi="PT Sans Caption"/>
+                <w:b w:val="false"/>
+                <w:bCs/>
+                <w:color w:val="222832"/>
+                <w:sz w:val="18"/>
+                <w:szCs w:val="18"/>
+                <w:shd w:fill="auto" w:val="clear"/>
+              </w:rPr>
+              <w:t xml:space="preserve"> </w:t>
+            </w:r>
+            <w:r>
+              <w:rPr>
+                <w:rStyle w:val="Style12"/>
+                <w:rFonts w:ascii="PT Sans Caption" w:hAnsi="PT Sans Caption"/>
+                <w:b w:val="false"/>
+                <w:bCs/>
+                <w:color w:val="C9211E"/>
+                <w:sz w:val="18"/>
+                <w:szCs w:val="18"/>
+                <w:shd w:fill="auto" w:val="clear"/>
+              </w:rPr>
+              <w:t>endif</w:t>
+            </w:r>
+            <w:r>
+              <w:rPr>
+                <w:rStyle w:val="Style12"/>
+                <w:rFonts w:ascii="PT Sans Caption" w:hAnsi="PT Sans Caption"/>
+                <w:b w:val="false"/>
+                <w:bCs/>
+                <w:color w:val="222832"/>
+                <w:sz w:val="18"/>
+                <w:szCs w:val="18"/>
+                <w:shd w:fill="auto" w:val="clear"/>
+              </w:rPr>
+              <w:t xml:space="preserve"> </w:t>
+            </w:r>
+            <w:r>
+              <w:rPr>
+                <w:rStyle w:val="Style12"/>
+                <w:rFonts w:ascii="PT Sans Caption" w:hAnsi="PT Sans Caption"/>
+                <w:b w:val="false"/>
+                <w:bCs/>
+                <w:color w:val="00622F"/>
+                <w:sz w:val="18"/>
+                <w:szCs w:val="18"/>
+                <w:shd w:fill="auto" w:val="clear"/>
+              </w:rPr>
+              <w:t>%</w:t>
+            </w:r>
+            <w:r>
+              <w:rPr>
+                <w:rStyle w:val="Style12"/>
+                <w:rFonts w:ascii="PT Sans Caption" w:hAnsi="PT Sans Caption"/>
+                <w:b w:val="false"/>
+                <w:bCs/>
+                <w:color w:val="080808"/>
+                <w:sz w:val="18"/>
+                <w:szCs w:val="18"/>
+                <w:shd w:fill="auto" w:val="clear"/>
+              </w:rPr>
+              <w:t>}</w:t>
+            </w:r>
+          </w:p>
+          <w:p>
+            <w:pPr>
+              <w:pStyle w:val="Normal"/>
+              <w:widowControl/>
+              <w:bidi w:val="0"/>
+              <w:ind w:hanging="0" w:left="0" w:right="0"/>
+              <w:jc w:val="left"/>
+              <w:rPr/>
+            </w:pPr>
+            <w:r>
+              <w:rPr>
+                <w:rStyle w:val="Style12"/>
+                <w:rFonts w:ascii="PT Sans Caption" w:hAnsi="PT Sans Caption"/>
+                <w:b w:val="false"/>
+                <w:bCs/>
+                <w:i w:val="false"/>
+                <w:strike w:val="false"/>
+                <w:dstrike w:val="false"/>
+                <w:outline w:val="false"/>
+                <w:shadow w:val="false"/>
+                <w:color w:val="FF8000"/>
+                <w:sz w:val="18"/>
+                <w:szCs w:val="18"/>
+                <w:u w:val="none"/>
+                <w:shd w:fill="auto" w:val="clear"/>
+                <w:em w:val="none"/>
+              </w:rPr>
+              <w:t>{</w:t>
+            </w:r>
+            <w:r>
+              <w:rPr>
+                <w:rStyle w:val="Style12"/>
+                <w:rFonts w:ascii="PT Sans Caption" w:hAnsi="PT Sans Caption"/>
+                <w:b w:val="false"/>
+                <w:bCs/>
+                <w:i w:val="false"/>
+                <w:strike w:val="false"/>
+                <w:dstrike w:val="false"/>
+                <w:outline w:val="false"/>
+                <w:shadow w:val="false"/>
+                <w:color w:val="FF8000"/>
+                <w:sz w:val="18"/>
+                <w:szCs w:val="18"/>
+                <w:u w:val="none"/>
+                <w:shd w:fill="auto" w:val="clear"/>
+                <w:em w:val="none"/>
+              </w:rPr>
+              <w:t>%</w:t>
+            </w:r>
+            <w:r>
+              <w:rPr>
+                <w:rStyle w:val="Style12"/>
+                <w:rFonts w:ascii="PT Sans Caption" w:hAnsi="PT Sans Caption"/>
+                <w:b w:val="false"/>
+                <w:bCs/>
+                <w:i w:val="false"/>
+                <w:strike w:val="false"/>
+                <w:dstrike w:val="false"/>
+                <w:outline w:val="false"/>
+                <w:shadow w:val="false"/>
+                <w:color w:val="FF8000"/>
+                <w:sz w:val="18"/>
+                <w:szCs w:val="18"/>
+                <w:u w:val="none"/>
+                <w:shd w:fill="auto" w:val="clear"/>
+                <w:em w:val="none"/>
+              </w:rPr>
+              <w:t>p</w:t>
+            </w:r>
+            <w:r>
+              <w:rPr>
+                <w:rStyle w:val="Style12"/>
+                <w:rFonts w:ascii="PT Sans Caption" w:hAnsi="PT Sans Caption"/>
+                <w:b w:val="false"/>
+                <w:bCs/>
+                <w:i w:val="false"/>
+                <w:strike w:val="false"/>
+                <w:dstrike w:val="false"/>
+                <w:outline w:val="false"/>
+                <w:shadow w:val="false"/>
+                <w:color w:val="FF8000"/>
+                <w:sz w:val="18"/>
+                <w:szCs w:val="18"/>
+                <w:u w:val="none"/>
+                <w:shd w:fill="auto" w:val="clear"/>
+                <w:em w:val="none"/>
+              </w:rPr>
+              <w:t xml:space="preserve"> </w:t>
+            </w:r>
+            <w:r>
+              <w:rPr>
+                <w:rStyle w:val="Style12"/>
+                <w:rFonts w:ascii="PT Sans Caption" w:hAnsi="PT Sans Caption"/>
+                <w:b w:val="false"/>
+                <w:bCs/>
+                <w:i w:val="false"/>
+                <w:strike w:val="false"/>
+                <w:dstrike w:val="false"/>
+                <w:outline w:val="false"/>
+                <w:shadow w:val="false"/>
+                <w:color w:val="FF8000"/>
+                <w:sz w:val="18"/>
+                <w:szCs w:val="18"/>
+                <w:u w:val="none"/>
+                <w:shd w:fill="auto" w:val="clear"/>
+                <w:em w:val="none"/>
+              </w:rPr>
+              <w:t xml:space="preserve">if </w:t>
+            </w:r>
+            <w:r>
+              <w:rPr>
+                <w:rStyle w:val="Style12"/>
+                <w:rFonts w:ascii="PT Sans Caption" w:hAnsi="PT Sans Caption"/>
+                <w:b w:val="false"/>
+                <w:bCs w:val="false"/>
+                <w:i w:val="false"/>
+                <w:strike w:val="false"/>
+                <w:dstrike w:val="false"/>
+                <w:outline w:val="false"/>
+                <w:shadow w:val="false"/>
+                <w:color w:val="FF8000"/>
+                <w:sz w:val="18"/>
+                <w:szCs w:val="18"/>
+                <w:u w:val="none"/>
+                <w:shd w:fill="auto" w:val="clear"/>
+                <w:em w:val="none"/>
+              </w:rPr>
+              <w:t>debug</w:t>
+            </w:r>
+            <w:r>
+              <w:rPr>
+                <w:rStyle w:val="Style12"/>
+                <w:rFonts w:ascii="PT Sans Caption" w:hAnsi="PT Sans Caption"/>
+                <w:b w:val="false"/>
+                <w:bCs/>
+                <w:i w:val="false"/>
+                <w:strike w:val="false"/>
+                <w:dstrike w:val="false"/>
+                <w:outline w:val="false"/>
+                <w:shadow w:val="false"/>
+                <w:color w:val="FF8000"/>
+                <w:sz w:val="18"/>
+                <w:szCs w:val="18"/>
+                <w:u w:val="none"/>
+                <w:shd w:fill="auto" w:val="clear"/>
+                <w:em w:val="none"/>
+              </w:rPr>
+              <w:t xml:space="preserve"> </w:t>
+            </w:r>
+            <w:r>
+              <w:rPr>
+                <w:rStyle w:val="Style12"/>
+                <w:rFonts w:ascii="PT Sans Caption" w:hAnsi="PT Sans Caption"/>
+                <w:b w:val="false"/>
+                <w:bCs/>
+                <w:i w:val="false"/>
+                <w:strike w:val="false"/>
+                <w:dstrike w:val="false"/>
+                <w:outline w:val="false"/>
+                <w:shadow w:val="false"/>
+                <w:color w:val="FF8000"/>
+                <w:sz w:val="18"/>
+                <w:szCs w:val="18"/>
+                <w:u w:val="none"/>
+                <w:shd w:fill="auto" w:val="clear"/>
+                <w:em w:val="none"/>
+              </w:rPr>
+              <w:t>%</w:t>
+            </w:r>
+            <w:r>
+              <w:rPr>
+                <w:rStyle w:val="Style12"/>
+                <w:rFonts w:ascii="PT Sans Caption" w:hAnsi="PT Sans Caption"/>
+                <w:b w:val="false"/>
+                <w:bCs/>
+                <w:i w:val="false"/>
+                <w:strike w:val="false"/>
+                <w:dstrike w:val="false"/>
+                <w:outline w:val="false"/>
+                <w:shadow w:val="false"/>
+                <w:color w:val="FF8000"/>
                 <w:sz w:val="18"/>
                 <w:szCs w:val="18"/>
                 <w:u w:val="none"/>
@@ -24246,11 +26832,80 @@
                 <w:rStyle w:val="Style12"/>
                 <w:rFonts w:ascii="PT Sans Caption" w:hAnsi="PT Sans Caption"/>
                 <w:b w:val="false"/>
-                <w:bCs/>
-                <w:color w:val="080808"/>
-                <w:sz w:val="18"/>
-                <w:szCs w:val="18"/>
-                <w:shd w:fill="auto" w:val="clear"/>
+                <w:bCs w:val="false"/>
+                <w:color w:val="FF8000"/>
+                <w:sz w:val="18"/>
+                <w:szCs w:val="18"/>
+                <w:shd w:fill="FFFFFF" w:val="clear"/>
+              </w:rPr>
+              <w:t xml:space="preserve">DEBUG </w:t>
+            </w:r>
+            <w:r>
+              <w:rPr>
+                <w:rStyle w:val="Style12"/>
+                <w:rFonts w:ascii="PT Sans Caption" w:hAnsi="PT Sans Caption"/>
+                <w:b w:val="false"/>
+                <w:bCs w:val="false"/>
+                <w:color w:val="FF8000"/>
+                <w:sz w:val="18"/>
+                <w:szCs w:val="18"/>
+                <w:shd w:fill="FFFFFF" w:val="clear"/>
+              </w:rPr>
+              <w:t>CONDITION</w:t>
+            </w:r>
+            <w:r>
+              <w:rPr>
+                <w:rStyle w:val="Style12"/>
+                <w:rFonts w:ascii="PT Sans Caption" w:hAnsi="PT Sans Caption"/>
+                <w:b w:val="false"/>
+                <w:bCs w:val="false"/>
+                <w:color w:val="FF8000"/>
+                <w:sz w:val="18"/>
+                <w:szCs w:val="18"/>
+                <w:shd w:fill="FFFFFF" w:val="clear"/>
+              </w:rPr>
+              <w:t xml:space="preserve">: </w:t>
+            </w:r>
+            <w:r>
+              <w:rPr>
+                <w:rStyle w:val="Style12"/>
+                <w:rFonts w:ascii="PT Sans Caption" w:hAnsi="PT Sans Caption"/>
+                <w:b w:val="false"/>
+                <w:bCs w:val="false"/>
+                <w:color w:val="FF8000"/>
+                <w:sz w:val="18"/>
+                <w:szCs w:val="18"/>
+                <w:shd w:fill="FFFFFF" w:val="clear"/>
+              </w:rPr>
+              <w:t>{{ debug_condition }}</w:t>
+            </w:r>
+          </w:p>
+          <w:p>
+            <w:pPr>
+              <w:pStyle w:val="Style20"/>
+              <w:widowControl/>
+              <w:bidi w:val="0"/>
+              <w:ind w:hanging="0" w:left="0" w:right="0"/>
+              <w:jc w:val="left"/>
+              <w:rPr/>
+            </w:pPr>
+            <w:r>
+              <w:rPr>
+                <w:rStyle w:val="Style12"/>
+                <w:rFonts w:ascii="PT Sans Caption" w:hAnsi="PT Sans Caption"/>
+                <w:b w:val="false"/>
+                <w:bCs/>
+                <w:i w:val="false"/>
+                <w:strike w:val="false"/>
+                <w:dstrike w:val="false"/>
+                <w:outline w:val="false"/>
+                <w:shadow w:val="false"/>
+                <w:color w:val="FF8000"/>
+                <w:sz w:val="18"/>
+                <w:szCs w:val="18"/>
+                <w:u w:val="none"/>
+                <w:shd w:fill="auto" w:val="clear"/>
+                <w:em w:val="none"/>
               </w:rPr>
               <w:t>{</w:t>
             </w:r>
@@ -24260,10 +26915,17 @@
                 <w:rFonts w:ascii="PT Sans Caption" w:hAnsi="PT Sans Caption"/>
                 <w:b w:val="false"/>
                 <w:bCs/>
-                <w:color w:val="00622F"/>
-                <w:sz w:val="18"/>
-                <w:szCs w:val="18"/>
-                <w:shd w:fill="auto" w:val="clear"/>
+                <w:i w:val="false"/>
+                <w:strike w:val="false"/>
+                <w:dstrike w:val="false"/>
+                <w:outline w:val="false"/>
+                <w:shadow w:val="false"/>
+                <w:color w:val="FF8000"/>
+                <w:sz w:val="18"/>
+                <w:szCs w:val="18"/>
+                <w:u w:val="none"/>
+                <w:shd w:fill="auto" w:val="clear"/>
+                <w:em w:val="none"/>
               </w:rPr>
               <w:t>%</w:t>
             </w:r>
@@ -24273,10 +26935,17 @@
                 <w:rFonts w:ascii="PT Sans Caption" w:hAnsi="PT Sans Caption"/>
                 <w:b w:val="false"/>
                 <w:bCs/>
-                <w:color w:val="080808"/>
-                <w:sz w:val="18"/>
-                <w:szCs w:val="18"/>
-                <w:shd w:fill="auto" w:val="clear"/>
+                <w:i w:val="false"/>
+                <w:strike w:val="false"/>
+                <w:dstrike w:val="false"/>
+                <w:outline w:val="false"/>
+                <w:shadow w:val="false"/>
+                <w:color w:val="FF8000"/>
+                <w:sz w:val="18"/>
+                <w:szCs w:val="18"/>
+                <w:u w:val="none"/>
+                <w:shd w:fill="auto" w:val="clear"/>
+                <w:em w:val="none"/>
               </w:rPr>
               <w:t>p</w:t>
             </w:r>
@@ -24286,10 +26955,17 @@
                 <w:rFonts w:ascii="PT Sans Caption" w:hAnsi="PT Sans Caption"/>
                 <w:b w:val="false"/>
                 <w:bCs/>
-                <w:color w:val="222832"/>
-                <w:sz w:val="18"/>
-                <w:szCs w:val="18"/>
-                <w:shd w:fill="auto" w:val="clear"/>
+                <w:i w:val="false"/>
+                <w:strike w:val="false"/>
+                <w:dstrike w:val="false"/>
+                <w:outline w:val="false"/>
+                <w:shadow w:val="false"/>
+                <w:color w:val="FF8000"/>
+                <w:sz w:val="18"/>
+                <w:szCs w:val="18"/>
+                <w:u w:val="none"/>
+                <w:shd w:fill="auto" w:val="clear"/>
+                <w:em w:val="none"/>
               </w:rPr>
               <w:t xml:space="preserve"> </w:t>
             </w:r>
@@ -24299,10 +26975,17 @@
                 <w:rFonts w:ascii="PT Sans Caption" w:hAnsi="PT Sans Caption"/>
                 <w:b w:val="false"/>
                 <w:bCs/>
-                <w:color w:val="C9211E"/>
-                <w:sz w:val="18"/>
-                <w:szCs w:val="18"/>
-                <w:shd w:fill="auto" w:val="clear"/>
+                <w:i w:val="false"/>
+                <w:strike w:val="false"/>
+                <w:dstrike w:val="false"/>
+                <w:outline w:val="false"/>
+                <w:shadow w:val="false"/>
+                <w:color w:val="FF8000"/>
+                <w:sz w:val="18"/>
+                <w:szCs w:val="18"/>
+                <w:u w:val="none"/>
+                <w:shd w:fill="auto" w:val="clear"/>
+                <w:em w:val="none"/>
               </w:rPr>
               <w:t>endif</w:t>
             </w:r>
@@ -24312,10 +26995,17 @@
                 <w:rFonts w:ascii="PT Sans Caption" w:hAnsi="PT Sans Caption"/>
                 <w:b w:val="false"/>
                 <w:bCs/>
-                <w:color w:val="222832"/>
-                <w:sz w:val="18"/>
-                <w:szCs w:val="18"/>
-                <w:shd w:fill="auto" w:val="clear"/>
+                <w:i w:val="false"/>
+                <w:strike w:val="false"/>
+                <w:dstrike w:val="false"/>
+                <w:outline w:val="false"/>
+                <w:shadow w:val="false"/>
+                <w:color w:val="FF8000"/>
+                <w:sz w:val="18"/>
+                <w:szCs w:val="18"/>
+                <w:u w:val="none"/>
+                <w:shd w:fill="auto" w:val="clear"/>
+                <w:em w:val="none"/>
               </w:rPr>
               <w:t xml:space="preserve"> </w:t>
             </w:r>
@@ -24325,10 +27015,17 @@
                 <w:rFonts w:ascii="PT Sans Caption" w:hAnsi="PT Sans Caption"/>
                 <w:b w:val="false"/>
                 <w:bCs/>
-                <w:color w:val="00622F"/>
-                <w:sz w:val="18"/>
-                <w:szCs w:val="18"/>
-                <w:shd w:fill="auto" w:val="clear"/>
+                <w:i w:val="false"/>
+                <w:strike w:val="false"/>
+                <w:dstrike w:val="false"/>
+                <w:outline w:val="false"/>
+                <w:shadow w:val="false"/>
+                <w:color w:val="FF8000"/>
+                <w:sz w:val="18"/>
+                <w:szCs w:val="18"/>
+                <w:u w:val="none"/>
+                <w:shd w:fill="auto" w:val="clear"/>
+                <w:em w:val="none"/>
               </w:rPr>
               <w:t>%</w:t>
             </w:r>
@@ -24338,10 +27035,17 @@
                 <w:rFonts w:ascii="PT Sans Caption" w:hAnsi="PT Sans Caption"/>
                 <w:b w:val="false"/>
                 <w:bCs/>
-                <w:color w:val="080808"/>
-                <w:sz w:val="18"/>
-                <w:szCs w:val="18"/>
-                <w:shd w:fill="auto" w:val="clear"/>
+                <w:i w:val="false"/>
+                <w:strike w:val="false"/>
+                <w:dstrike w:val="false"/>
+                <w:outline w:val="false"/>
+                <w:shadow w:val="false"/>
+                <w:color w:val="FF8000"/>
+                <w:sz w:val="18"/>
+                <w:szCs w:val="18"/>
+                <w:u w:val="none"/>
+                <w:shd w:fill="auto" w:val="clear"/>
+                <w:em w:val="none"/>
               </w:rPr>
               <w:t>}</w:t>
             </w:r>
@@ -24813,68 +27517,6 @@
         <w:jc w:val="left"/>
         <w:rPr>
           <w:rFonts w:ascii="PT Sans Caption" w:hAnsi="PT Sans Caption"/>
-          <w:b w:val="false"/>
-          <w:i w:val="false"/>
-          <w:i w:val="false"/>
-          <w:caps w:val="false"/>
-          <w:smallCaps w:val="false"/>
-          <w:spacing w:val="0"/>
-        </w:rPr>
-      </w:pPr>
-      <w:r>
-        <w:rPr>
-          <w:rFonts w:ascii="PT Sans Caption" w:hAnsi="PT Sans Caption"/>
-          <w:b w:val="false"/>
-          <w:i w:val="false"/>
-          <w:caps w:val="false"/>
-          <w:smallCaps w:val="false"/>
-          <w:spacing w:val="0"/>
-        </w:rPr>
-      </w:r>
-    </w:p>
-    <w:p>
-      <w:pPr>
-        <w:pStyle w:val="Normal"/>
-        <w:bidi w:val="0"/>
-        <w:spacing w:lineRule="atLeast" w:line="285"/>
-        <w:ind w:hanging="0" w:left="0" w:right="0"/>
-        <w:jc w:val="left"/>
-        <w:rPr>
-          <w:rFonts w:ascii="PT Sans Caption" w:hAnsi="PT Sans Caption"/>
-          <w:b w:val="false"/>
-          <w:color w:val="000000"/>
-          <w:sz w:val="18"/>
-          <w:szCs w:val="18"/>
-          <w:shd w:fill="FFFFFF" w:val="clear"/>
-        </w:rPr>
-      </w:pPr>
-      <w:r>
-        <w:rPr>
-          <w:rStyle w:val="Style12"/>
-          <w:rFonts w:ascii="PT Sans Caption" w:hAnsi="PT Sans Caption"/>
-          <w:b/>
-          <w:bCs/>
-          <w:i w:val="false"/>
-          <w:caps w:val="false"/>
-          <w:smallCaps w:val="false"/>
-          <w:color w:val="000000"/>
-          <w:spacing w:val="0"/>
-          <w:sz w:val="18"/>
-          <w:szCs w:val="18"/>
-          <w:shd w:fill="FFFFFF" w:val="clear"/>
-        </w:rPr>
-        <w:t>* согласно РД 34.45-51.300-97 и типовой инструкции по применению термоиндикаторов</w:t>
-      </w:r>
-    </w:p>
-    <w:p>
-      <w:pPr>
-        <w:pStyle w:val="Normal"/>
-        <w:bidi w:val="0"/>
-        <w:spacing w:lineRule="atLeast" w:line="285"/>
-        <w:ind w:hanging="0" w:left="0" w:right="0"/>
-        <w:jc w:val="left"/>
-        <w:rPr>
-          <w:rFonts w:ascii="PT Sans Caption" w:hAnsi="PT Sans Caption"/>
           <w:b/>
           <w:bCs/>
           <w:i w:val="false"/>
@@ -26937,7 +29579,7 @@
         <w:rFonts w:ascii="Droid Sans Mono;monospace;monospace" w:hAnsi="Droid Sans Mono;monospace;monospace"/>
         <w:color w:val="000000"/>
       </w:rPr>
-      <w:t>1</w:t>
+      <w:t>5</w:t>
     </w:r>
     <w:r>
       <w:rPr>
@@ -27051,7 +29693,7 @@
         <w:rFonts w:ascii="Droid Sans Mono;monospace;monospace" w:hAnsi="Droid Sans Mono;monospace;monospace"/>
         <w:color w:val="000000"/>
       </w:rPr>
-      <w:t>1</w:t>
+      <w:t>5</w:t>
     </w:r>
     <w:r>
       <w:rPr>
@@ -27256,29 +29898,7 @@
               <w:sz w:val="16"/>
               <w:szCs w:val="16"/>
             </w:rPr>
-            <w:t>{{ params.period_end | add_day_parser</w:t>
-          </w:r>
-          <w:r>
-            <w:rPr>
-              <w:b/>
-              <w:bCs/>
-              <w:i/>
-              <w:iCs/>
-              <w:sz w:val="16"/>
-              <w:szCs w:val="16"/>
-            </w:rPr>
-            <w:t>(1)</w:t>
-          </w:r>
-          <w:r>
-            <w:rPr>
-              <w:b/>
-              <w:bCs/>
-              <w:i/>
-              <w:iCs/>
-              <w:sz w:val="16"/>
-              <w:szCs w:val="16"/>
-            </w:rPr>
-            <w:t xml:space="preserve"> </w:t>
+            <w:t xml:space="preserve">{{ params.period_end | add_day_parser(1) </w:t>
           </w:r>
           <w:r>
             <w:rPr>
@@ -27489,29 +30109,7 @@
               <w:sz w:val="16"/>
               <w:szCs w:val="16"/>
             </w:rPr>
-            <w:t>{{ params.period_end | add_day_parser</w:t>
-          </w:r>
-          <w:r>
-            <w:rPr>
-              <w:b/>
-              <w:bCs/>
-              <w:i/>
-              <w:iCs/>
-              <w:sz w:val="16"/>
-              <w:szCs w:val="16"/>
-            </w:rPr>
-            <w:t>(1)</w:t>
-          </w:r>
-          <w:r>
-            <w:rPr>
-              <w:b/>
-              <w:bCs/>
-              <w:i/>
-              <w:iCs/>
-              <w:sz w:val="16"/>
-              <w:szCs w:val="16"/>
-            </w:rPr>
-            <w:t xml:space="preserve"> </w:t>
+            <w:t xml:space="preserve">{{ params.period_end | add_day_parser(1) </w:t>
           </w:r>
           <w:r>
             <w:rPr>
